--- a/DSA-25022.docx
+++ b/DSA-25022.docx
@@ -7212,6 +7212,7 @@
         <w:rPr>
           <w:rFonts w:ascii="Times New Roman" w:hAnsi="Times New Roman" w:cs="Times New Roman"/>
           <w:b/>
+          <w:noProof/>
           <w:sz w:val="24"/>
           <w:szCs w:val="24"/>
         </w:rPr>
@@ -7300,6 +7301,7 @@
         <w:rPr>
           <w:rFonts w:ascii="Times New Roman" w:hAnsi="Times New Roman" w:cs="Times New Roman"/>
           <w:b/>
+          <w:noProof/>
           <w:sz w:val="24"/>
           <w:szCs w:val="24"/>
         </w:rPr>
@@ -8758,6 +8760,7 @@
         <w:rPr>
           <w:rFonts w:ascii="Times New Roman" w:hAnsi="Times New Roman" w:cs="Times New Roman"/>
           <w:b/>
+          <w:noProof/>
           <w:sz w:val="24"/>
           <w:szCs w:val="24"/>
         </w:rPr>
@@ -8834,6 +8837,7 @@
         <w:rPr>
           <w:rFonts w:ascii="Times New Roman" w:hAnsi="Times New Roman" w:cs="Times New Roman"/>
           <w:b/>
+          <w:noProof/>
           <w:sz w:val="24"/>
           <w:szCs w:val="24"/>
         </w:rPr>
@@ -9904,9 +9908,6776 @@
       <w:pPr>
         <w:rPr>
           <w:rFonts w:ascii="Times New Roman" w:hAnsi="Times New Roman" w:cs="Times New Roman"/>
-          <w:b/>
-          <w:sz w:val="32"/>
-          <w:szCs w:val="32"/>
+          <w:sz w:val="24"/>
+          <w:szCs w:val="24"/>
+        </w:rPr>
+      </w:pPr>
+    </w:p>
+    <w:p>
+      <w:pPr>
+        <w:rPr>
+          <w:rFonts w:ascii="Times New Roman" w:hAnsi="Times New Roman" w:cs="Times New Roman"/>
+          <w:sz w:val="24"/>
+          <w:szCs w:val="24"/>
+        </w:rPr>
+      </w:pPr>
+    </w:p>
+    <w:p>
+      <w:pPr>
+        <w:rPr>
+          <w:rFonts w:ascii="Times New Roman" w:hAnsi="Times New Roman" w:cs="Times New Roman"/>
+          <w:sz w:val="24"/>
+          <w:szCs w:val="24"/>
+        </w:rPr>
+      </w:pPr>
+    </w:p>
+    <w:p>
+      <w:pPr>
+        <w:rPr>
+          <w:rFonts w:ascii="Times New Roman" w:hAnsi="Times New Roman" w:cs="Times New Roman"/>
+          <w:sz w:val="24"/>
+          <w:szCs w:val="24"/>
+        </w:rPr>
+      </w:pPr>
+    </w:p>
+    <w:p>
+      <w:pPr>
+        <w:rPr>
+          <w:rFonts w:ascii="Times New Roman" w:hAnsi="Times New Roman" w:cs="Times New Roman"/>
+          <w:sz w:val="24"/>
+          <w:szCs w:val="24"/>
+        </w:rPr>
+      </w:pPr>
+    </w:p>
+    <w:p>
+      <w:pPr>
+        <w:rPr>
+          <w:rFonts w:ascii="Times New Roman" w:hAnsi="Times New Roman" w:cs="Times New Roman"/>
+          <w:sz w:val="24"/>
+          <w:szCs w:val="24"/>
+        </w:rPr>
+      </w:pPr>
+    </w:p>
+    <w:p>
+      <w:pPr>
+        <w:rPr>
+          <w:rFonts w:ascii="Times New Roman" w:hAnsi="Times New Roman" w:cs="Times New Roman"/>
+          <w:sz w:val="24"/>
+          <w:szCs w:val="24"/>
+        </w:rPr>
+      </w:pPr>
+    </w:p>
+    <w:p>
+      <w:pPr>
+        <w:rPr>
+          <w:rFonts w:ascii="Times New Roman" w:hAnsi="Times New Roman" w:cs="Times New Roman"/>
+          <w:sz w:val="24"/>
+          <w:szCs w:val="24"/>
+        </w:rPr>
+      </w:pPr>
+    </w:p>
+    <w:p>
+      <w:pPr>
+        <w:rPr>
+          <w:rFonts w:ascii="Times New Roman" w:hAnsi="Times New Roman" w:cs="Times New Roman"/>
+          <w:sz w:val="24"/>
+          <w:szCs w:val="24"/>
+        </w:rPr>
+      </w:pPr>
+    </w:p>
+    <w:p>
+      <w:pPr>
+        <w:rPr>
+          <w:rFonts w:ascii="Times New Roman" w:hAnsi="Times New Roman" w:cs="Times New Roman"/>
+          <w:sz w:val="24"/>
+          <w:szCs w:val="24"/>
+        </w:rPr>
+      </w:pPr>
+    </w:p>
+    <w:p>
+      <w:pPr>
+        <w:rPr>
+          <w:rFonts w:ascii="Times New Roman" w:hAnsi="Times New Roman" w:cs="Times New Roman"/>
+          <w:sz w:val="24"/>
+          <w:szCs w:val="24"/>
+        </w:rPr>
+      </w:pPr>
+    </w:p>
+    <w:p>
+      <w:pPr>
+        <w:rPr>
+          <w:rFonts w:ascii="Times New Roman" w:hAnsi="Times New Roman" w:cs="Times New Roman"/>
+          <w:sz w:val="24"/>
+          <w:szCs w:val="24"/>
+        </w:rPr>
+      </w:pPr>
+    </w:p>
+    <w:p>
+      <w:pPr>
+        <w:rPr>
+          <w:rFonts w:ascii="Times New Roman" w:hAnsi="Times New Roman" w:cs="Times New Roman"/>
+          <w:sz w:val="36"/>
+          <w:szCs w:val="36"/>
+        </w:rPr>
+      </w:pPr>
+      <w:r>
+        <w:rPr>
+          <w:rFonts w:ascii="Times New Roman" w:hAnsi="Times New Roman" w:cs="Times New Roman"/>
+          <w:sz w:val="24"/>
+          <w:szCs w:val="24"/>
+        </w:rPr>
+        <w:lastRenderedPageBreak/>
+        <w:t xml:space="preserve">                                                            </w:t>
+      </w:r>
+      <w:r>
+        <w:rPr>
+          <w:rFonts w:ascii="Times New Roman" w:hAnsi="Times New Roman" w:cs="Times New Roman"/>
+          <w:sz w:val="36"/>
+          <w:szCs w:val="36"/>
+        </w:rPr>
+        <w:t>WEEK-3</w:t>
+      </w:r>
+    </w:p>
+    <w:p>
+      <w:pPr>
+        <w:rPr>
+          <w:rFonts w:ascii="Times New Roman" w:hAnsi="Times New Roman" w:cs="Times New Roman"/>
+          <w:bCs/>
+          <w:sz w:val="24"/>
+          <w:szCs w:val="24"/>
+        </w:rPr>
+      </w:pPr>
+      <w:r>
+        <w:rPr>
+          <w:rFonts w:ascii="Times New Roman" w:hAnsi="Times New Roman" w:cs="Times New Roman"/>
+          <w:b/>
+          <w:bCs/>
+          <w:sz w:val="24"/>
+          <w:szCs w:val="24"/>
+        </w:rPr>
+        <w:t>3</w:t>
+      </w:r>
+      <w:r>
+        <w:rPr>
+          <w:rFonts w:ascii="Times New Roman" w:hAnsi="Times New Roman" w:cs="Times New Roman"/>
+          <w:b/>
+          <w:bCs/>
+          <w:sz w:val="24"/>
+          <w:szCs w:val="24"/>
+        </w:rPr>
+        <w:t xml:space="preserve">A) </w:t>
+      </w:r>
+      <w:r>
+        <w:rPr>
+          <w:rFonts w:ascii="Times New Roman" w:hAnsi="Times New Roman" w:cs="Times New Roman"/>
+          <w:b/>
+          <w:bCs/>
+          <w:sz w:val="24"/>
+          <w:szCs w:val="24"/>
+          <w:u w:val="single"/>
+        </w:rPr>
+        <w:t>Aim:</w:t>
+      </w:r>
+      <w:r>
+        <w:rPr>
+          <w:rFonts w:ascii="Times New Roman" w:hAnsi="Times New Roman" w:cs="Times New Roman"/>
+          <w:sz w:val="24"/>
+          <w:szCs w:val="24"/>
+        </w:rPr>
+        <w:t xml:space="preserve"> </w:t>
+      </w:r>
+      <w:r>
+        <w:rPr>
+          <w:rFonts w:ascii="Times New Roman" w:hAnsi="Times New Roman" w:cs="Times New Roman"/>
+          <w:bCs/>
+          <w:sz w:val="24"/>
+          <w:szCs w:val="24"/>
+        </w:rPr>
+        <w:t xml:space="preserve">Write a python program </w:t>
+      </w:r>
+    </w:p>
+    <w:p>
+      <w:pPr>
+        <w:rPr>
+          <w:rFonts w:ascii="Times New Roman" w:hAnsi="Times New Roman" w:cs="Times New Roman"/>
+          <w:b/>
+          <w:bCs/>
+          <w:sz w:val="24"/>
+          <w:szCs w:val="24"/>
+          <w:u w:val="single"/>
+        </w:rPr>
+      </w:pPr>
+      <w:r>
+        <w:rPr>
+          <w:rFonts w:ascii="Times New Roman" w:hAnsi="Times New Roman" w:cs="Times New Roman"/>
+          <w:b/>
+          <w:bCs/>
+          <w:sz w:val="24"/>
+          <w:szCs w:val="24"/>
+          <w:u w:val="single"/>
+        </w:rPr>
+        <w:t>Program:</w:t>
+      </w:r>
+    </w:p>
+    <w:p>
+      <w:pPr>
+        <w:rPr>
+          <w:rFonts w:ascii="Times New Roman" w:hAnsi="Times New Roman" w:cs="Times New Roman"/>
+          <w:b/>
+          <w:bCs/>
+          <w:sz w:val="24"/>
+          <w:szCs w:val="24"/>
+          <w:u w:val="single"/>
+        </w:rPr>
+      </w:pPr>
+      <w:r>
+        <w:rPr>
+          <w:rFonts w:ascii="Times New Roman" w:hAnsi="Times New Roman" w:cs="Times New Roman"/>
+          <w:b/>
+          <w:bCs/>
+          <w:sz w:val="24"/>
+          <w:szCs w:val="24"/>
+          <w:u w:val="single"/>
+        </w:rPr>
+        <w:drawing>
+          <wp:inline distT="0" distB="0" distL="0" distR="0" wp14:anchorId="61ECA106" wp14:editId="3AC3BDD2">
+            <wp:extent cx="5943600" cy="4427855"/>
+            <wp:effectExtent l="0" t="0" r="0" b="0"/>
+            <wp:docPr id="56341626" name="Picture 1"/>
+            <wp:cNvGraphicFramePr>
+              <a:graphicFrameLocks xmlns:a="http://schemas.openxmlformats.org/drawingml/2006/main" noChangeAspect="1"/>
+            </wp:cNvGraphicFramePr>
+            <a:graphic xmlns:a="http://schemas.openxmlformats.org/drawingml/2006/main">
+              <a:graphicData uri="http://schemas.openxmlformats.org/drawingml/2006/picture">
+                <pic:pic xmlns:pic="http://schemas.openxmlformats.org/drawingml/2006/picture">
+                  <pic:nvPicPr>
+                    <pic:cNvPr id="56341626" name=""/>
+                    <pic:cNvPicPr/>
+                  </pic:nvPicPr>
+                  <pic:blipFill>
+                    <a:blip r:embed="rId21"/>
+                    <a:stretch>
+                      <a:fillRect/>
+                    </a:stretch>
+                  </pic:blipFill>
+                  <pic:spPr>
+                    <a:xfrm>
+                      <a:off x="0" y="0"/>
+                      <a:ext cx="5943600" cy="4427855"/>
+                    </a:xfrm>
+                    <a:prstGeom prst="rect">
+                      <a:avLst/>
+                    </a:prstGeom>
+                  </pic:spPr>
+                </pic:pic>
+              </a:graphicData>
+            </a:graphic>
+          </wp:inline>
+        </w:drawing>
+      </w:r>
+    </w:p>
+    <w:p>
+      <w:pPr>
+        <w:rPr>
+          <w:rFonts w:ascii="Times New Roman" w:hAnsi="Times New Roman" w:cs="Times New Roman"/>
+          <w:b/>
+          <w:bCs/>
+          <w:sz w:val="24"/>
+          <w:szCs w:val="24"/>
+          <w:u w:val="single"/>
+        </w:rPr>
+      </w:pPr>
+      <w:r>
+        <w:rPr>
+          <w:rFonts w:ascii="Times New Roman" w:hAnsi="Times New Roman" w:cs="Times New Roman"/>
+          <w:b/>
+          <w:bCs/>
+          <w:sz w:val="24"/>
+          <w:szCs w:val="24"/>
+          <w:u w:val="single"/>
+        </w:rPr>
+        <w:t>Output:</w:t>
+      </w:r>
+    </w:p>
+    <w:p>
+      <w:pPr>
+        <w:rPr>
+          <w:rFonts w:ascii="Times New Roman" w:hAnsi="Times New Roman" w:cs="Times New Roman"/>
+          <w:b/>
+          <w:bCs/>
+          <w:sz w:val="24"/>
+          <w:szCs w:val="24"/>
+          <w:u w:val="single"/>
+        </w:rPr>
+      </w:pPr>
+      <w:r>
+        <w:rPr>
+          <w:rFonts w:ascii="Times New Roman" w:hAnsi="Times New Roman" w:cs="Times New Roman"/>
+          <w:b/>
+          <w:bCs/>
+          <w:sz w:val="24"/>
+          <w:szCs w:val="24"/>
+          <w:u w:val="single"/>
+        </w:rPr>
+        <w:drawing>
+          <wp:inline distT="0" distB="0" distL="0" distR="0" wp14:anchorId="433D60FF" wp14:editId="3ED64169">
+            <wp:extent cx="5943600" cy="1704340"/>
+            <wp:effectExtent l="0" t="0" r="0" b="0"/>
+            <wp:docPr id="1096000697" name="Picture 1"/>
+            <wp:cNvGraphicFramePr>
+              <a:graphicFrameLocks xmlns:a="http://schemas.openxmlformats.org/drawingml/2006/main" noChangeAspect="1"/>
+            </wp:cNvGraphicFramePr>
+            <a:graphic xmlns:a="http://schemas.openxmlformats.org/drawingml/2006/main">
+              <a:graphicData uri="http://schemas.openxmlformats.org/drawingml/2006/picture">
+                <pic:pic xmlns:pic="http://schemas.openxmlformats.org/drawingml/2006/picture">
+                  <pic:nvPicPr>
+                    <pic:cNvPr id="1096000697" name=""/>
+                    <pic:cNvPicPr/>
+                  </pic:nvPicPr>
+                  <pic:blipFill>
+                    <a:blip r:embed="rId22"/>
+                    <a:stretch>
+                      <a:fillRect/>
+                    </a:stretch>
+                  </pic:blipFill>
+                  <pic:spPr>
+                    <a:xfrm>
+                      <a:off x="0" y="0"/>
+                      <a:ext cx="5943600" cy="1704340"/>
+                    </a:xfrm>
+                    <a:prstGeom prst="rect">
+                      <a:avLst/>
+                    </a:prstGeom>
+                  </pic:spPr>
+                </pic:pic>
+              </a:graphicData>
+            </a:graphic>
+          </wp:inline>
+        </w:drawing>
+      </w:r>
+    </w:p>
+    <w:p>
+      <w:pPr>
+        <w:rPr>
+          <w:rFonts w:ascii="Times New Roman" w:hAnsi="Times New Roman" w:cs="Times New Roman"/>
+          <w:sz w:val="24"/>
+          <w:szCs w:val="24"/>
+        </w:rPr>
+      </w:pPr>
+    </w:p>
+    <w:p>
+      <w:pPr>
+        <w:rPr>
+          <w:rFonts w:ascii="Times New Roman" w:hAnsi="Times New Roman" w:cs="Times New Roman"/>
+          <w:sz w:val="32"/>
+          <w:szCs w:val="32"/>
+        </w:rPr>
+      </w:pPr>
+      <w:r>
+        <w:rPr>
+          <w:rFonts w:ascii="Times New Roman" w:hAnsi="Times New Roman" w:cs="Times New Roman"/>
+          <w:sz w:val="32"/>
+          <w:szCs w:val="32"/>
+        </w:rPr>
+        <w:lastRenderedPageBreak/>
+        <w:t xml:space="preserve"> </w:t>
+      </w:r>
+      <w:r>
+        <w:rPr>
+          <w:rFonts w:ascii="Times New Roman" w:hAnsi="Times New Roman" w:cs="Times New Roman"/>
+          <w:sz w:val="32"/>
+          <w:szCs w:val="32"/>
+        </w:rPr>
+        <w:t>Explanation;</w:t>
+      </w:r>
+    </w:p>
+    <w:p>
+      <w:pPr>
+        <w:rPr>
+          <w:rFonts w:ascii="Times New Roman" w:hAnsi="Times New Roman" w:cs="Times New Roman"/>
+          <w:sz w:val="24"/>
+          <w:szCs w:val="24"/>
+        </w:rPr>
+      </w:pPr>
+      <w:r>
+        <w:rPr>
+          <w:rFonts w:ascii="Times New Roman" w:hAnsi="Times New Roman" w:cs="Times New Roman"/>
+          <w:sz w:val="24"/>
+          <w:szCs w:val="24"/>
+        </w:rPr>
+        <w:t xml:space="preserve">Took the </w:t>
+      </w:r>
+      <w:r>
+        <w:rPr>
+          <w:rFonts w:ascii="Times New Roman" w:hAnsi="Times New Roman" w:cs="Times New Roman"/>
+          <w:b/>
+          <w:bCs/>
+          <w:sz w:val="24"/>
+          <w:szCs w:val="24"/>
+        </w:rPr>
+        <w:t>number of elements</w:t>
+      </w:r>
+      <w:r>
+        <w:rPr>
+          <w:rFonts w:ascii="Times New Roman" w:hAnsi="Times New Roman" w:cs="Times New Roman"/>
+          <w:sz w:val="24"/>
+          <w:szCs w:val="24"/>
+        </w:rPr>
+        <w:t xml:space="preserve"> from the user. </w:t>
+      </w:r>
+    </w:p>
+    <w:p>
+      <w:pPr>
+        <w:rPr>
+          <w:rFonts w:ascii="Times New Roman" w:hAnsi="Times New Roman" w:cs="Times New Roman"/>
+          <w:sz w:val="24"/>
+          <w:szCs w:val="24"/>
+        </w:rPr>
+      </w:pPr>
+      <w:r>
+        <w:rPr>
+          <w:rFonts w:ascii="Times New Roman" w:hAnsi="Times New Roman" w:cs="Times New Roman"/>
+          <w:sz w:val="24"/>
+          <w:szCs w:val="24"/>
+        </w:rPr>
+        <w:t xml:space="preserve"> Created an empty list arr. </w:t>
+      </w:r>
+    </w:p>
+    <w:p>
+      <w:pPr>
+        <w:rPr>
+          <w:rFonts w:ascii="Times New Roman" w:hAnsi="Times New Roman" w:cs="Times New Roman"/>
+          <w:sz w:val="24"/>
+          <w:szCs w:val="24"/>
+        </w:rPr>
+      </w:pPr>
+      <w:r>
+        <w:rPr>
+          <w:rFonts w:ascii="Times New Roman" w:hAnsi="Times New Roman" w:cs="Times New Roman"/>
+          <w:sz w:val="24"/>
+          <w:szCs w:val="24"/>
+        </w:rPr>
+        <w:t xml:space="preserve"> Used a for loop to take each element individually. </w:t>
+      </w:r>
+    </w:p>
+    <w:p>
+      <w:pPr>
+        <w:rPr>
+          <w:rFonts w:ascii="Times New Roman" w:hAnsi="Times New Roman" w:cs="Times New Roman"/>
+          <w:sz w:val="24"/>
+          <w:szCs w:val="24"/>
+        </w:rPr>
+      </w:pPr>
+      <w:r>
+        <w:rPr>
+          <w:rFonts w:ascii="Times New Roman" w:hAnsi="Times New Roman" w:cs="Times New Roman"/>
+          <w:sz w:val="24"/>
+          <w:szCs w:val="24"/>
+        </w:rPr>
+        <w:t xml:space="preserve"> </w:t>
+      </w:r>
+      <w:proofErr w:type="spellStart"/>
+      <w:r>
+        <w:rPr>
+          <w:rFonts w:ascii="Times New Roman" w:hAnsi="Times New Roman" w:cs="Times New Roman"/>
+          <w:sz w:val="24"/>
+          <w:szCs w:val="24"/>
+        </w:rPr>
+        <w:t>min_index</w:t>
+      </w:r>
+      <w:proofErr w:type="spellEnd"/>
+      <w:r>
+        <w:rPr>
+          <w:rFonts w:ascii="Times New Roman" w:hAnsi="Times New Roman" w:cs="Times New Roman"/>
+          <w:sz w:val="24"/>
+          <w:szCs w:val="24"/>
+        </w:rPr>
+        <w:t xml:space="preserve"> stores the position of the smallest element. </w:t>
+      </w:r>
+    </w:p>
+    <w:p>
+      <w:pPr>
+        <w:rPr>
+          <w:rFonts w:ascii="Times New Roman" w:hAnsi="Times New Roman" w:cs="Times New Roman"/>
+          <w:sz w:val="24"/>
+          <w:szCs w:val="24"/>
+        </w:rPr>
+      </w:pPr>
+      <w:r>
+        <w:rPr>
+          <w:rFonts w:ascii="Times New Roman" w:hAnsi="Times New Roman" w:cs="Times New Roman"/>
+          <w:sz w:val="24"/>
+          <w:szCs w:val="24"/>
+        </w:rPr>
+        <w:t xml:space="preserve"> The inner loop searches for the smallest element in the unsorted portion. </w:t>
+      </w:r>
+    </w:p>
+    <w:p>
+      <w:pPr>
+        <w:rPr>
+          <w:rFonts w:ascii="Times New Roman" w:hAnsi="Times New Roman" w:cs="Times New Roman"/>
+          <w:sz w:val="24"/>
+          <w:szCs w:val="24"/>
+        </w:rPr>
+      </w:pPr>
+      <w:r>
+        <w:rPr>
+          <w:rFonts w:ascii="Times New Roman" w:hAnsi="Times New Roman" w:cs="Times New Roman"/>
+          <w:sz w:val="24"/>
+          <w:szCs w:val="24"/>
+        </w:rPr>
+        <w:t xml:space="preserve"> Swapped the smallest element with the first unsorted element. </w:t>
+      </w:r>
+    </w:p>
+    <w:p>
+      <w:pPr>
+        <w:rPr>
+          <w:rFonts w:ascii="Times New Roman" w:hAnsi="Times New Roman" w:cs="Times New Roman"/>
+          <w:sz w:val="24"/>
+          <w:szCs w:val="24"/>
+        </w:rPr>
+      </w:pPr>
+      <w:r>
+        <w:rPr>
+          <w:rFonts w:ascii="Times New Roman" w:hAnsi="Times New Roman" w:cs="Times New Roman"/>
+          <w:sz w:val="24"/>
+          <w:szCs w:val="24"/>
+        </w:rPr>
+        <w:t> Repeated this until the array was sorted</w:t>
+      </w:r>
+    </w:p>
+    <w:p>
+      <w:pPr>
+        <w:rPr>
+          <w:rFonts w:ascii="Times New Roman" w:hAnsi="Times New Roman" w:cs="Times New Roman"/>
+          <w:sz w:val="24"/>
+          <w:szCs w:val="24"/>
+        </w:rPr>
+      </w:pPr>
+    </w:p>
+    <w:p>
+      <w:pPr>
+        <w:rPr>
+          <w:rFonts w:ascii="Times New Roman" w:hAnsi="Times New Roman" w:cs="Times New Roman"/>
+          <w:sz w:val="24"/>
+          <w:szCs w:val="24"/>
+        </w:rPr>
+      </w:pPr>
+      <w:r>
+        <w:rPr>
+          <w:rFonts w:ascii="Times New Roman" w:hAnsi="Times New Roman" w:cs="Times New Roman"/>
+          <w:b/>
+          <w:bCs/>
+          <w:sz w:val="24"/>
+          <w:szCs w:val="24"/>
+        </w:rPr>
+        <w:t>Error Table:</w:t>
+      </w:r>
+    </w:p>
+    <w:tbl>
+      <w:tblPr>
+        <w:tblStyle w:val="TableGrid"/>
+        <w:tblW w:w="0" w:type="auto"/>
+        <w:tblLook w:val="04A0" w:firstRow="1" w:lastRow="0" w:firstColumn="1" w:lastColumn="0" w:noHBand="0" w:noVBand="1"/>
+      </w:tblPr>
+      <w:tblGrid>
+        <w:gridCol w:w="763"/>
+        <w:gridCol w:w="5012"/>
+        <w:gridCol w:w="3801"/>
+      </w:tblGrid>
+      <w:tr>
+        <w:tc>
+          <w:tcPr>
+            <w:tcW w:w="0" w:type="auto"/>
+            <w:hideMark/>
+          </w:tcPr>
+          <w:p>
+            <w:pPr>
+              <w:spacing w:after="200" w:line="276" w:lineRule="auto"/>
+              <w:rPr>
+                <w:b/>
+                <w:bCs/>
+                <w:sz w:val="24"/>
+                <w:szCs w:val="24"/>
+              </w:rPr>
+            </w:pPr>
+            <w:r>
+              <w:rPr>
+                <w:b/>
+                <w:bCs/>
+                <w:sz w:val="24"/>
+                <w:szCs w:val="24"/>
+              </w:rPr>
+              <w:t>S.No.</w:t>
+            </w:r>
+          </w:p>
+        </w:tc>
+        <w:tc>
+          <w:tcPr>
+            <w:tcW w:w="0" w:type="auto"/>
+            <w:hideMark/>
+          </w:tcPr>
+          <w:p>
+            <w:pPr>
+              <w:spacing w:after="200" w:line="276" w:lineRule="auto"/>
+              <w:rPr>
+                <w:b/>
+                <w:bCs/>
+                <w:sz w:val="24"/>
+                <w:szCs w:val="24"/>
+              </w:rPr>
+            </w:pPr>
+            <w:r>
+              <w:rPr>
+                <w:b/>
+                <w:bCs/>
+                <w:sz w:val="24"/>
+                <w:szCs w:val="24"/>
+              </w:rPr>
+              <w:t>Errors Observed</w:t>
+            </w:r>
+          </w:p>
+        </w:tc>
+        <w:tc>
+          <w:tcPr>
+            <w:tcW w:w="0" w:type="auto"/>
+            <w:hideMark/>
+          </w:tcPr>
+          <w:p>
+            <w:pPr>
+              <w:spacing w:after="200" w:line="276" w:lineRule="auto"/>
+              <w:rPr>
+                <w:b/>
+                <w:bCs/>
+                <w:sz w:val="24"/>
+                <w:szCs w:val="24"/>
+              </w:rPr>
+            </w:pPr>
+            <w:r>
+              <w:rPr>
+                <w:b/>
+                <w:bCs/>
+                <w:sz w:val="24"/>
+                <w:szCs w:val="24"/>
+              </w:rPr>
+              <w:t>Rectification</w:t>
+            </w:r>
+          </w:p>
+        </w:tc>
+      </w:tr>
+      <w:tr>
+        <w:tc>
+          <w:tcPr>
+            <w:tcW w:w="0" w:type="auto"/>
+            <w:hideMark/>
+          </w:tcPr>
+          <w:p>
+            <w:pPr>
+              <w:spacing w:after="200" w:line="276" w:lineRule="auto"/>
+              <w:rPr>
+                <w:sz w:val="24"/>
+                <w:szCs w:val="24"/>
+              </w:rPr>
+            </w:pPr>
+            <w:r>
+              <w:rPr>
+                <w:b/>
+                <w:bCs/>
+                <w:sz w:val="24"/>
+                <w:szCs w:val="24"/>
+              </w:rPr>
+              <w:t>1)</w:t>
+            </w:r>
+          </w:p>
+        </w:tc>
+        <w:tc>
+          <w:tcPr>
+            <w:tcW w:w="0" w:type="auto"/>
+            <w:hideMark/>
+          </w:tcPr>
+          <w:p>
+            <w:pPr>
+              <w:spacing w:after="200" w:line="276" w:lineRule="auto"/>
+              <w:rPr>
+                <w:sz w:val="24"/>
+                <w:szCs w:val="24"/>
+              </w:rPr>
+            </w:pPr>
+            <w:r>
+              <w:rPr>
+                <w:sz w:val="24"/>
+                <w:szCs w:val="24"/>
+              </w:rPr>
+              <w:t xml:space="preserve">Incorrect initialization of </w:t>
+            </w:r>
+            <w:proofErr w:type="spellStart"/>
+            <w:r>
+              <w:rPr>
+                <w:sz w:val="24"/>
+                <w:szCs w:val="24"/>
+              </w:rPr>
+              <w:t>min_index</w:t>
+            </w:r>
+            <w:proofErr w:type="spellEnd"/>
+            <w:r>
+              <w:rPr>
+                <w:sz w:val="24"/>
+                <w:szCs w:val="24"/>
+              </w:rPr>
+              <w:t>, causing the minimum element to be identified incorrectly.</w:t>
+            </w:r>
+          </w:p>
+        </w:tc>
+        <w:tc>
+          <w:tcPr>
+            <w:tcW w:w="0" w:type="auto"/>
+            <w:hideMark/>
+          </w:tcPr>
+          <w:p>
+            <w:pPr>
+              <w:spacing w:after="200" w:line="276" w:lineRule="auto"/>
+              <w:rPr>
+                <w:sz w:val="24"/>
+                <w:szCs w:val="24"/>
+              </w:rPr>
+            </w:pPr>
+            <w:r>
+              <w:rPr>
+                <w:sz w:val="24"/>
+                <w:szCs w:val="24"/>
+              </w:rPr>
+              <w:t xml:space="preserve">Initialize </w:t>
+            </w:r>
+            <w:proofErr w:type="spellStart"/>
+            <w:r>
+              <w:rPr>
+                <w:sz w:val="24"/>
+                <w:szCs w:val="24"/>
+              </w:rPr>
+              <w:t>min_index</w:t>
+            </w:r>
+            <w:proofErr w:type="spellEnd"/>
+            <w:r>
+              <w:rPr>
+                <w:sz w:val="24"/>
+                <w:szCs w:val="24"/>
+              </w:rPr>
+              <w:t xml:space="preserve"> = </w:t>
+            </w:r>
+            <w:proofErr w:type="spellStart"/>
+            <w:r>
+              <w:rPr>
+                <w:sz w:val="24"/>
+                <w:szCs w:val="24"/>
+              </w:rPr>
+              <w:t>i</w:t>
+            </w:r>
+            <w:proofErr w:type="spellEnd"/>
+            <w:r>
+              <w:rPr>
+                <w:sz w:val="24"/>
+                <w:szCs w:val="24"/>
+              </w:rPr>
+              <w:t xml:space="preserve"> before searching for the minimum element.</w:t>
+            </w:r>
+          </w:p>
+        </w:tc>
+      </w:tr>
+      <w:tr>
+        <w:tc>
+          <w:tcPr>
+            <w:tcW w:w="0" w:type="auto"/>
+            <w:hideMark/>
+          </w:tcPr>
+          <w:p>
+            <w:pPr>
+              <w:spacing w:after="200" w:line="276" w:lineRule="auto"/>
+              <w:rPr>
+                <w:sz w:val="24"/>
+                <w:szCs w:val="24"/>
+              </w:rPr>
+            </w:pPr>
+            <w:r>
+              <w:rPr>
+                <w:b/>
+                <w:bCs/>
+                <w:sz w:val="24"/>
+                <w:szCs w:val="24"/>
+              </w:rPr>
+              <w:t>2)</w:t>
+            </w:r>
+          </w:p>
+        </w:tc>
+        <w:tc>
+          <w:tcPr>
+            <w:tcW w:w="0" w:type="auto"/>
+            <w:hideMark/>
+          </w:tcPr>
+          <w:p>
+            <w:pPr>
+              <w:spacing w:after="200" w:line="276" w:lineRule="auto"/>
+              <w:rPr>
+                <w:sz w:val="24"/>
+                <w:szCs w:val="24"/>
+              </w:rPr>
+            </w:pPr>
+            <w:r>
+              <w:rPr>
+                <w:sz w:val="24"/>
+                <w:szCs w:val="24"/>
+              </w:rPr>
+              <w:t>Starting the inner loop from 0, causing already sorted elements to be checked again.</w:t>
+            </w:r>
+          </w:p>
+        </w:tc>
+        <w:tc>
+          <w:tcPr>
+            <w:tcW w:w="0" w:type="auto"/>
+            <w:hideMark/>
+          </w:tcPr>
+          <w:p>
+            <w:pPr>
+              <w:spacing w:after="200" w:line="276" w:lineRule="auto"/>
+              <w:rPr>
+                <w:sz w:val="24"/>
+                <w:szCs w:val="24"/>
+              </w:rPr>
+            </w:pPr>
+            <w:r>
+              <w:rPr>
+                <w:sz w:val="24"/>
+                <w:szCs w:val="24"/>
+              </w:rPr>
+              <w:t xml:space="preserve">Start the inner loop from </w:t>
+            </w:r>
+            <w:proofErr w:type="spellStart"/>
+            <w:r>
+              <w:rPr>
+                <w:sz w:val="24"/>
+                <w:szCs w:val="24"/>
+              </w:rPr>
+              <w:t>i</w:t>
+            </w:r>
+            <w:proofErr w:type="spellEnd"/>
+            <w:r>
+              <w:rPr>
+                <w:sz w:val="24"/>
+                <w:szCs w:val="24"/>
+              </w:rPr>
+              <w:t xml:space="preserve"> + 1.</w:t>
+            </w:r>
+          </w:p>
+        </w:tc>
+      </w:tr>
+      <w:tr>
+        <w:tc>
+          <w:tcPr>
+            <w:tcW w:w="0" w:type="auto"/>
+            <w:hideMark/>
+          </w:tcPr>
+          <w:p>
+            <w:pPr>
+              <w:spacing w:after="200" w:line="276" w:lineRule="auto"/>
+              <w:rPr>
+                <w:sz w:val="24"/>
+                <w:szCs w:val="24"/>
+              </w:rPr>
+            </w:pPr>
+            <w:r>
+              <w:rPr>
+                <w:b/>
+                <w:bCs/>
+                <w:sz w:val="24"/>
+                <w:szCs w:val="24"/>
+              </w:rPr>
+              <w:t>3)</w:t>
+            </w:r>
+          </w:p>
+        </w:tc>
+        <w:tc>
+          <w:tcPr>
+            <w:tcW w:w="0" w:type="auto"/>
+            <w:hideMark/>
+          </w:tcPr>
+          <w:p>
+            <w:pPr>
+              <w:spacing w:after="200" w:line="276" w:lineRule="auto"/>
+              <w:rPr>
+                <w:sz w:val="24"/>
+                <w:szCs w:val="24"/>
+              </w:rPr>
+            </w:pPr>
+            <w:r>
+              <w:rPr>
+                <w:sz w:val="24"/>
+                <w:szCs w:val="24"/>
+              </w:rPr>
+              <w:t xml:space="preserve">Forgetting to update </w:t>
+            </w:r>
+            <w:proofErr w:type="spellStart"/>
+            <w:r>
+              <w:rPr>
+                <w:sz w:val="24"/>
+                <w:szCs w:val="24"/>
+              </w:rPr>
+              <w:t>min_index</w:t>
+            </w:r>
+            <w:proofErr w:type="spellEnd"/>
+            <w:r>
+              <w:rPr>
+                <w:sz w:val="24"/>
+                <w:szCs w:val="24"/>
+              </w:rPr>
+              <w:t xml:space="preserve"> when a smaller element is found.</w:t>
+            </w:r>
+          </w:p>
+        </w:tc>
+        <w:tc>
+          <w:tcPr>
+            <w:tcW w:w="0" w:type="auto"/>
+            <w:hideMark/>
+          </w:tcPr>
+          <w:p>
+            <w:pPr>
+              <w:spacing w:after="200" w:line="276" w:lineRule="auto"/>
+              <w:rPr>
+                <w:sz w:val="24"/>
+                <w:szCs w:val="24"/>
+              </w:rPr>
+            </w:pPr>
+            <w:r>
+              <w:rPr>
+                <w:sz w:val="24"/>
+                <w:szCs w:val="24"/>
+              </w:rPr>
+              <w:t xml:space="preserve">Use </w:t>
+            </w:r>
+            <w:proofErr w:type="spellStart"/>
+            <w:r>
+              <w:rPr>
+                <w:sz w:val="24"/>
+                <w:szCs w:val="24"/>
+              </w:rPr>
+              <w:t>min_index</w:t>
+            </w:r>
+            <w:proofErr w:type="spellEnd"/>
+            <w:r>
+              <w:rPr>
+                <w:sz w:val="24"/>
+                <w:szCs w:val="24"/>
+              </w:rPr>
+              <w:t xml:space="preserve"> = j inside the if condition.</w:t>
+            </w:r>
+          </w:p>
+        </w:tc>
+      </w:tr>
+      <w:tr>
+        <w:tc>
+          <w:tcPr>
+            <w:tcW w:w="0" w:type="auto"/>
+            <w:hideMark/>
+          </w:tcPr>
+          <w:p>
+            <w:pPr>
+              <w:spacing w:after="200" w:line="276" w:lineRule="auto"/>
+              <w:rPr>
+                <w:sz w:val="24"/>
+                <w:szCs w:val="24"/>
+              </w:rPr>
+            </w:pPr>
+            <w:r>
+              <w:rPr>
+                <w:b/>
+                <w:bCs/>
+                <w:sz w:val="24"/>
+                <w:szCs w:val="24"/>
+              </w:rPr>
+              <w:t>4)</w:t>
+            </w:r>
+          </w:p>
+        </w:tc>
+        <w:tc>
+          <w:tcPr>
+            <w:tcW w:w="0" w:type="auto"/>
+            <w:hideMark/>
+          </w:tcPr>
+          <w:p>
+            <w:pPr>
+              <w:spacing w:after="200" w:line="276" w:lineRule="auto"/>
+              <w:rPr>
+                <w:sz w:val="24"/>
+                <w:szCs w:val="24"/>
+              </w:rPr>
+            </w:pPr>
+            <w:r>
+              <w:rPr>
+                <w:sz w:val="24"/>
+                <w:szCs w:val="24"/>
+              </w:rPr>
+              <w:t>Incorrect swapping of elements, resulting in an unsorted array.</w:t>
+            </w:r>
+          </w:p>
+        </w:tc>
+        <w:tc>
+          <w:tcPr>
+            <w:tcW w:w="0" w:type="auto"/>
+            <w:hideMark/>
+          </w:tcPr>
+          <w:p>
+            <w:pPr>
+              <w:spacing w:after="200" w:line="276" w:lineRule="auto"/>
+              <w:rPr>
+                <w:sz w:val="24"/>
+                <w:szCs w:val="24"/>
+              </w:rPr>
+            </w:pPr>
+            <w:r>
+              <w:rPr>
+                <w:sz w:val="24"/>
+                <w:szCs w:val="24"/>
+              </w:rPr>
+              <w:t xml:space="preserve">Use </w:t>
+            </w:r>
+            <w:proofErr w:type="spellStart"/>
+            <w:r>
+              <w:rPr>
+                <w:sz w:val="24"/>
+                <w:szCs w:val="24"/>
+              </w:rPr>
+              <w:t>arr</w:t>
+            </w:r>
+            <w:proofErr w:type="spellEnd"/>
+            <w:r>
+              <w:rPr>
+                <w:sz w:val="24"/>
+                <w:szCs w:val="24"/>
+              </w:rPr>
+              <w:t>[</w:t>
+            </w:r>
+            <w:proofErr w:type="spellStart"/>
+            <w:r>
+              <w:rPr>
+                <w:sz w:val="24"/>
+                <w:szCs w:val="24"/>
+              </w:rPr>
+              <w:t>i</w:t>
+            </w:r>
+            <w:proofErr w:type="spellEnd"/>
+            <w:r>
+              <w:rPr>
+                <w:sz w:val="24"/>
+                <w:szCs w:val="24"/>
+              </w:rPr>
+              <w:t xml:space="preserve">], </w:t>
+            </w:r>
+            <w:proofErr w:type="spellStart"/>
+            <w:r>
+              <w:rPr>
+                <w:sz w:val="24"/>
+                <w:szCs w:val="24"/>
+              </w:rPr>
+              <w:t>arr</w:t>
+            </w:r>
+            <w:proofErr w:type="spellEnd"/>
+            <w:r>
+              <w:rPr>
+                <w:sz w:val="24"/>
+                <w:szCs w:val="24"/>
+              </w:rPr>
+              <w:t>[</w:t>
+            </w:r>
+            <w:proofErr w:type="spellStart"/>
+            <w:r>
+              <w:rPr>
+                <w:sz w:val="24"/>
+                <w:szCs w:val="24"/>
+              </w:rPr>
+              <w:t>min_index</w:t>
+            </w:r>
+            <w:proofErr w:type="spellEnd"/>
+            <w:r>
+              <w:rPr>
+                <w:sz w:val="24"/>
+                <w:szCs w:val="24"/>
+              </w:rPr>
+              <w:t xml:space="preserve">] = </w:t>
+            </w:r>
+            <w:proofErr w:type="spellStart"/>
+            <w:r>
+              <w:rPr>
+                <w:sz w:val="24"/>
+                <w:szCs w:val="24"/>
+              </w:rPr>
+              <w:t>arr</w:t>
+            </w:r>
+            <w:proofErr w:type="spellEnd"/>
+            <w:r>
+              <w:rPr>
+                <w:sz w:val="24"/>
+                <w:szCs w:val="24"/>
+              </w:rPr>
+              <w:t>[</w:t>
+            </w:r>
+            <w:proofErr w:type="spellStart"/>
+            <w:r>
+              <w:rPr>
+                <w:sz w:val="24"/>
+                <w:szCs w:val="24"/>
+              </w:rPr>
+              <w:t>min_index</w:t>
+            </w:r>
+            <w:proofErr w:type="spellEnd"/>
+            <w:r>
+              <w:rPr>
+                <w:sz w:val="24"/>
+                <w:szCs w:val="24"/>
+              </w:rPr>
+              <w:t xml:space="preserve">], </w:t>
+            </w:r>
+            <w:proofErr w:type="spellStart"/>
+            <w:r>
+              <w:rPr>
+                <w:sz w:val="24"/>
+                <w:szCs w:val="24"/>
+              </w:rPr>
+              <w:t>arr</w:t>
+            </w:r>
+            <w:proofErr w:type="spellEnd"/>
+            <w:r>
+              <w:rPr>
+                <w:sz w:val="24"/>
+                <w:szCs w:val="24"/>
+              </w:rPr>
+              <w:t>[</w:t>
+            </w:r>
+            <w:proofErr w:type="spellStart"/>
+            <w:r>
+              <w:rPr>
+                <w:sz w:val="24"/>
+                <w:szCs w:val="24"/>
+              </w:rPr>
+              <w:t>i</w:t>
+            </w:r>
+            <w:proofErr w:type="spellEnd"/>
+            <w:r>
+              <w:rPr>
+                <w:sz w:val="24"/>
+                <w:szCs w:val="24"/>
+              </w:rPr>
+              <w:t>].</w:t>
+            </w:r>
+          </w:p>
+        </w:tc>
+      </w:tr>
+      <w:tr>
+        <w:tc>
+          <w:tcPr>
+            <w:tcW w:w="0" w:type="auto"/>
+            <w:hideMark/>
+          </w:tcPr>
+          <w:p>
+            <w:pPr>
+              <w:spacing w:after="200" w:line="276" w:lineRule="auto"/>
+              <w:rPr>
+                <w:sz w:val="24"/>
+                <w:szCs w:val="24"/>
+              </w:rPr>
+            </w:pPr>
+            <w:r>
+              <w:rPr>
+                <w:b/>
+                <w:bCs/>
+                <w:sz w:val="24"/>
+                <w:szCs w:val="24"/>
+              </w:rPr>
+              <w:t>5)</w:t>
+            </w:r>
+          </w:p>
+        </w:tc>
+        <w:tc>
+          <w:tcPr>
+            <w:tcW w:w="0" w:type="auto"/>
+            <w:hideMark/>
+          </w:tcPr>
+          <w:p>
+            <w:pPr>
+              <w:spacing w:after="200" w:line="276" w:lineRule="auto"/>
+              <w:rPr>
+                <w:sz w:val="24"/>
+                <w:szCs w:val="24"/>
+              </w:rPr>
+            </w:pPr>
+            <w:r>
+              <w:rPr>
+                <w:sz w:val="24"/>
+                <w:szCs w:val="24"/>
+              </w:rPr>
+              <w:t>Invalid (non-numeric) input entered by the user.</w:t>
+            </w:r>
+          </w:p>
+        </w:tc>
+        <w:tc>
+          <w:tcPr>
+            <w:tcW w:w="0" w:type="auto"/>
+            <w:hideMark/>
+          </w:tcPr>
+          <w:p>
+            <w:pPr>
+              <w:spacing w:after="200" w:line="276" w:lineRule="auto"/>
+              <w:rPr>
+                <w:sz w:val="24"/>
+                <w:szCs w:val="24"/>
+              </w:rPr>
+            </w:pPr>
+            <w:r>
+              <w:rPr>
+                <w:sz w:val="24"/>
+                <w:szCs w:val="24"/>
+              </w:rPr>
+              <w:t>Enter a valid integer for each array element.</w:t>
+            </w:r>
+          </w:p>
+        </w:tc>
+      </w:tr>
+      <w:tr>
+        <w:tc>
+          <w:tcPr>
+            <w:tcW w:w="0" w:type="auto"/>
+            <w:hideMark/>
+          </w:tcPr>
+          <w:p>
+            <w:pPr>
+              <w:spacing w:after="200" w:line="276" w:lineRule="auto"/>
+              <w:rPr>
+                <w:sz w:val="24"/>
+                <w:szCs w:val="24"/>
+              </w:rPr>
+            </w:pPr>
+            <w:r>
+              <w:rPr>
+                <w:b/>
+                <w:bCs/>
+                <w:sz w:val="24"/>
+                <w:szCs w:val="24"/>
+              </w:rPr>
+              <w:t>6)</w:t>
+            </w:r>
+          </w:p>
+        </w:tc>
+        <w:tc>
+          <w:tcPr>
+            <w:tcW w:w="0" w:type="auto"/>
+            <w:hideMark/>
+          </w:tcPr>
+          <w:p>
+            <w:pPr>
+              <w:spacing w:after="200" w:line="276" w:lineRule="auto"/>
+              <w:rPr>
+                <w:sz w:val="24"/>
+                <w:szCs w:val="24"/>
+              </w:rPr>
+            </w:pPr>
+            <w:r>
+              <w:rPr>
+                <w:sz w:val="24"/>
+                <w:szCs w:val="24"/>
+              </w:rPr>
+              <w:t xml:space="preserve">Incorrect indentation causing an </w:t>
+            </w:r>
+            <w:proofErr w:type="spellStart"/>
+            <w:r>
+              <w:rPr>
+                <w:sz w:val="24"/>
+                <w:szCs w:val="24"/>
+              </w:rPr>
+              <w:t>IndentationError</w:t>
+            </w:r>
+            <w:proofErr w:type="spellEnd"/>
+            <w:r>
+              <w:rPr>
+                <w:sz w:val="24"/>
+                <w:szCs w:val="24"/>
+              </w:rPr>
+              <w:t>.</w:t>
+            </w:r>
+          </w:p>
+        </w:tc>
+        <w:tc>
+          <w:tcPr>
+            <w:tcW w:w="0" w:type="auto"/>
+            <w:hideMark/>
+          </w:tcPr>
+          <w:p>
+            <w:pPr>
+              <w:spacing w:after="200" w:line="276" w:lineRule="auto"/>
+              <w:rPr>
+                <w:sz w:val="24"/>
+                <w:szCs w:val="24"/>
+              </w:rPr>
+            </w:pPr>
+            <w:r>
+              <w:rPr>
+                <w:sz w:val="24"/>
+                <w:szCs w:val="24"/>
+              </w:rPr>
+              <w:t>Maintain proper indentation inside for loops and if statements.</w:t>
+            </w:r>
+          </w:p>
+        </w:tc>
+      </w:tr>
+    </w:tbl>
+    <w:p>
+      <w:pPr>
+        <w:rPr>
+          <w:rFonts w:ascii="Times New Roman" w:hAnsi="Times New Roman" w:cs="Times New Roman"/>
+          <w:sz w:val="24"/>
+          <w:szCs w:val="24"/>
+        </w:rPr>
+      </w:pPr>
+    </w:p>
+    <w:p>
+      <w:pPr>
+        <w:rPr>
+          <w:rFonts w:ascii="Times New Roman" w:hAnsi="Times New Roman" w:cs="Times New Roman"/>
+          <w:sz w:val="24"/>
+          <w:szCs w:val="24"/>
+        </w:rPr>
+      </w:pPr>
+    </w:p>
+    <w:p>
+      <w:pPr>
+        <w:rPr>
+          <w:rFonts w:ascii="Times New Roman" w:hAnsi="Times New Roman" w:cs="Times New Roman"/>
+          <w:b/>
+          <w:sz w:val="32"/>
+          <w:szCs w:val="32"/>
+        </w:rPr>
+      </w:pPr>
+    </w:p>
+    <w:p>
+      <w:pPr>
+        <w:rPr>
+          <w:rFonts w:ascii="Times New Roman" w:hAnsi="Times New Roman" w:cs="Times New Roman"/>
+          <w:b/>
+          <w:sz w:val="32"/>
+          <w:szCs w:val="32"/>
+        </w:rPr>
+      </w:pPr>
+    </w:p>
+    <w:p>
+      <w:pPr>
+        <w:rPr>
+          <w:rFonts w:ascii="Times New Roman" w:hAnsi="Times New Roman" w:cs="Times New Roman"/>
+          <w:bCs/>
+          <w:sz w:val="24"/>
+          <w:szCs w:val="24"/>
+        </w:rPr>
+      </w:pPr>
+      <w:r>
+        <w:rPr>
+          <w:rFonts w:ascii="Times New Roman" w:hAnsi="Times New Roman" w:cs="Times New Roman"/>
+          <w:b/>
+          <w:bCs/>
+          <w:sz w:val="24"/>
+          <w:szCs w:val="24"/>
+        </w:rPr>
+        <w:lastRenderedPageBreak/>
+        <w:t>3</w:t>
+      </w:r>
+      <w:r>
+        <w:rPr>
+          <w:rFonts w:ascii="Times New Roman" w:hAnsi="Times New Roman" w:cs="Times New Roman"/>
+          <w:b/>
+          <w:bCs/>
+          <w:sz w:val="24"/>
+          <w:szCs w:val="24"/>
+        </w:rPr>
+        <w:t xml:space="preserve">A) </w:t>
+      </w:r>
+      <w:r>
+        <w:rPr>
+          <w:rFonts w:ascii="Times New Roman" w:hAnsi="Times New Roman" w:cs="Times New Roman"/>
+          <w:b/>
+          <w:bCs/>
+          <w:sz w:val="24"/>
+          <w:szCs w:val="24"/>
+          <w:u w:val="single"/>
+        </w:rPr>
+        <w:t>Aim:</w:t>
+      </w:r>
+      <w:r>
+        <w:rPr>
+          <w:rFonts w:ascii="Times New Roman" w:hAnsi="Times New Roman" w:cs="Times New Roman"/>
+          <w:sz w:val="24"/>
+          <w:szCs w:val="24"/>
+        </w:rPr>
+        <w:t xml:space="preserve"> </w:t>
+      </w:r>
+      <w:r>
+        <w:rPr>
+          <w:rFonts w:ascii="Times New Roman" w:hAnsi="Times New Roman" w:cs="Times New Roman"/>
+          <w:bCs/>
+          <w:sz w:val="24"/>
+          <w:szCs w:val="24"/>
+        </w:rPr>
+        <w:t xml:space="preserve">Write a python program </w:t>
+      </w:r>
+    </w:p>
+    <w:p>
+      <w:pPr>
+        <w:rPr>
+          <w:rFonts w:ascii="Times New Roman" w:hAnsi="Times New Roman" w:cs="Times New Roman"/>
+          <w:bCs/>
+          <w:sz w:val="24"/>
+          <w:szCs w:val="24"/>
+        </w:rPr>
+      </w:pPr>
+      <w:r>
+        <w:rPr>
+          <w:rFonts w:ascii="Times New Roman" w:hAnsi="Times New Roman" w:cs="Times New Roman"/>
+          <w:bCs/>
+          <w:sz w:val="24"/>
+          <w:szCs w:val="24"/>
+        </w:rPr>
+        <w:t>Program:</w:t>
+      </w:r>
+    </w:p>
+    <w:p>
+      <w:pPr>
+        <w:rPr>
+          <w:rFonts w:ascii="Times New Roman" w:hAnsi="Times New Roman" w:cs="Times New Roman"/>
+          <w:b/>
+          <w:sz w:val="32"/>
+          <w:szCs w:val="32"/>
+        </w:rPr>
+      </w:pPr>
+      <w:r>
+        <w:rPr>
+          <w:rFonts w:ascii="Times New Roman" w:hAnsi="Times New Roman" w:cs="Times New Roman"/>
+          <w:b/>
+          <w:sz w:val="32"/>
+          <w:szCs w:val="32"/>
+        </w:rPr>
+        <w:drawing>
+          <wp:inline distT="0" distB="0" distL="0" distR="0" wp14:anchorId="12BAAA19" wp14:editId="1E1C35AF">
+            <wp:extent cx="5763429" cy="4601217"/>
+            <wp:effectExtent l="0" t="0" r="8890" b="8890"/>
+            <wp:docPr id="2111726060" name="Picture 1"/>
+            <wp:cNvGraphicFramePr>
+              <a:graphicFrameLocks xmlns:a="http://schemas.openxmlformats.org/drawingml/2006/main" noChangeAspect="1"/>
+            </wp:cNvGraphicFramePr>
+            <a:graphic xmlns:a="http://schemas.openxmlformats.org/drawingml/2006/main">
+              <a:graphicData uri="http://schemas.openxmlformats.org/drawingml/2006/picture">
+                <pic:pic xmlns:pic="http://schemas.openxmlformats.org/drawingml/2006/picture">
+                  <pic:nvPicPr>
+                    <pic:cNvPr id="2111726060" name=""/>
+                    <pic:cNvPicPr/>
+                  </pic:nvPicPr>
+                  <pic:blipFill>
+                    <a:blip r:embed="rId23"/>
+                    <a:stretch>
+                      <a:fillRect/>
+                    </a:stretch>
+                  </pic:blipFill>
+                  <pic:spPr>
+                    <a:xfrm>
+                      <a:off x="0" y="0"/>
+                      <a:ext cx="5763429" cy="4601217"/>
+                    </a:xfrm>
+                    <a:prstGeom prst="rect">
+                      <a:avLst/>
+                    </a:prstGeom>
+                  </pic:spPr>
+                </pic:pic>
+              </a:graphicData>
+            </a:graphic>
+          </wp:inline>
+        </w:drawing>
+      </w:r>
+    </w:p>
+    <w:p>
+      <w:pPr>
+        <w:rPr>
+          <w:rFonts w:ascii="Times New Roman" w:hAnsi="Times New Roman" w:cs="Times New Roman"/>
+          <w:b/>
+          <w:sz w:val="32"/>
+          <w:szCs w:val="32"/>
+        </w:rPr>
+      </w:pPr>
+      <w:r>
+        <w:rPr>
+          <w:rFonts w:ascii="Times New Roman" w:hAnsi="Times New Roman" w:cs="Times New Roman"/>
+          <w:b/>
+          <w:sz w:val="32"/>
+          <w:szCs w:val="32"/>
+        </w:rPr>
+        <w:t>Output:</w:t>
+      </w:r>
+    </w:p>
+    <w:p>
+      <w:pPr>
+        <w:rPr>
+          <w:rFonts w:ascii="Times New Roman" w:hAnsi="Times New Roman" w:cs="Times New Roman"/>
+          <w:b/>
+          <w:sz w:val="32"/>
+          <w:szCs w:val="32"/>
+        </w:rPr>
+      </w:pPr>
+      <w:r>
+        <w:rPr>
+          <w:rFonts w:ascii="Times New Roman" w:hAnsi="Times New Roman" w:cs="Times New Roman"/>
+          <w:b/>
+          <w:sz w:val="32"/>
+          <w:szCs w:val="32"/>
+        </w:rPr>
+        <w:drawing>
+          <wp:inline distT="0" distB="0" distL="0" distR="0" wp14:anchorId="08C3AC7D" wp14:editId="67F68331">
+            <wp:extent cx="5943600" cy="1280160"/>
+            <wp:effectExtent l="0" t="0" r="0" b="0"/>
+            <wp:docPr id="1214057776" name="Picture 1"/>
+            <wp:cNvGraphicFramePr>
+              <a:graphicFrameLocks xmlns:a="http://schemas.openxmlformats.org/drawingml/2006/main" noChangeAspect="1"/>
+            </wp:cNvGraphicFramePr>
+            <a:graphic xmlns:a="http://schemas.openxmlformats.org/drawingml/2006/main">
+              <a:graphicData uri="http://schemas.openxmlformats.org/drawingml/2006/picture">
+                <pic:pic xmlns:pic="http://schemas.openxmlformats.org/drawingml/2006/picture">
+                  <pic:nvPicPr>
+                    <pic:cNvPr id="1214057776" name=""/>
+                    <pic:cNvPicPr/>
+                  </pic:nvPicPr>
+                  <pic:blipFill>
+                    <a:blip r:embed="rId24"/>
+                    <a:stretch>
+                      <a:fillRect/>
+                    </a:stretch>
+                  </pic:blipFill>
+                  <pic:spPr>
+                    <a:xfrm>
+                      <a:off x="0" y="0"/>
+                      <a:ext cx="5943600" cy="1280160"/>
+                    </a:xfrm>
+                    <a:prstGeom prst="rect">
+                      <a:avLst/>
+                    </a:prstGeom>
+                  </pic:spPr>
+                </pic:pic>
+              </a:graphicData>
+            </a:graphic>
+          </wp:inline>
+        </w:drawing>
+      </w:r>
+    </w:p>
+    <w:p>
+      <w:pPr>
+        <w:rPr>
+          <w:rFonts w:ascii="Times New Roman" w:hAnsi="Times New Roman" w:cs="Times New Roman"/>
+          <w:b/>
+          <w:sz w:val="32"/>
+          <w:szCs w:val="32"/>
+        </w:rPr>
+      </w:pPr>
+    </w:p>
+    <w:p>
+      <w:pPr>
+        <w:rPr>
+          <w:rFonts w:ascii="Times New Roman" w:hAnsi="Times New Roman" w:cs="Times New Roman"/>
+          <w:b/>
+          <w:sz w:val="32"/>
+          <w:szCs w:val="32"/>
+        </w:rPr>
+      </w:pPr>
+    </w:p>
+    <w:p>
+      <w:pPr>
+        <w:rPr>
+          <w:rFonts w:ascii="Times New Roman" w:hAnsi="Times New Roman" w:cs="Times New Roman"/>
+          <w:b/>
+          <w:sz w:val="28"/>
+          <w:szCs w:val="28"/>
+        </w:rPr>
+      </w:pPr>
+      <w:r>
+        <w:rPr>
+          <w:rFonts w:ascii="Times New Roman" w:hAnsi="Times New Roman" w:cs="Times New Roman"/>
+          <w:b/>
+          <w:sz w:val="28"/>
+          <w:szCs w:val="28"/>
+        </w:rPr>
+        <w:lastRenderedPageBreak/>
+        <w:t>Explanation:</w:t>
+      </w:r>
+    </w:p>
+    <w:p>
+      <w:pPr>
+        <w:rPr>
+          <w:rFonts w:ascii="Times New Roman" w:hAnsi="Times New Roman" w:cs="Times New Roman"/>
+          <w:b/>
+          <w:sz w:val="28"/>
+          <w:szCs w:val="28"/>
+        </w:rPr>
+      </w:pPr>
+      <w:r>
+        <w:rPr>
+          <w:rFonts w:ascii="Times New Roman" w:hAnsi="Times New Roman" w:cs="Times New Roman"/>
+          <w:b/>
+          <w:sz w:val="28"/>
+          <w:szCs w:val="28"/>
+        </w:rPr>
+        <w:t xml:space="preserve"> Took the number of elements from the user. </w:t>
+      </w:r>
+    </w:p>
+    <w:p>
+      <w:pPr>
+        <w:rPr>
+          <w:rFonts w:ascii="Times New Roman" w:hAnsi="Times New Roman" w:cs="Times New Roman"/>
+          <w:b/>
+          <w:sz w:val="28"/>
+          <w:szCs w:val="28"/>
+        </w:rPr>
+      </w:pPr>
+      <w:r>
+        <w:rPr>
+          <w:rFonts w:ascii="Times New Roman" w:hAnsi="Times New Roman" w:cs="Times New Roman"/>
+          <w:b/>
+          <w:sz w:val="28"/>
+          <w:szCs w:val="28"/>
+        </w:rPr>
+        <w:t xml:space="preserve"> Used a loop to input every element. </w:t>
+      </w:r>
+    </w:p>
+    <w:p>
+      <w:pPr>
+        <w:rPr>
+          <w:rFonts w:ascii="Times New Roman" w:hAnsi="Times New Roman" w:cs="Times New Roman"/>
+          <w:b/>
+          <w:sz w:val="28"/>
+          <w:szCs w:val="28"/>
+        </w:rPr>
+      </w:pPr>
+      <w:r>
+        <w:rPr>
+          <w:rFonts w:ascii="Times New Roman" w:hAnsi="Times New Roman" w:cs="Times New Roman"/>
+          <w:b/>
+          <w:sz w:val="28"/>
+          <w:szCs w:val="28"/>
+        </w:rPr>
+        <w:t xml:space="preserve"> Started sorting from index 1. </w:t>
+      </w:r>
+    </w:p>
+    <w:p>
+      <w:pPr>
+        <w:rPr>
+          <w:rFonts w:ascii="Times New Roman" w:hAnsi="Times New Roman" w:cs="Times New Roman"/>
+          <w:b/>
+          <w:sz w:val="28"/>
+          <w:szCs w:val="28"/>
+        </w:rPr>
+      </w:pPr>
+      <w:r>
+        <w:rPr>
+          <w:rFonts w:ascii="Times New Roman" w:hAnsi="Times New Roman" w:cs="Times New Roman"/>
+          <w:b/>
+          <w:sz w:val="28"/>
+          <w:szCs w:val="28"/>
+        </w:rPr>
+        <w:t xml:space="preserve"> Stored the current element in key. </w:t>
+      </w:r>
+    </w:p>
+    <w:p>
+      <w:pPr>
+        <w:rPr>
+          <w:rFonts w:ascii="Times New Roman" w:hAnsi="Times New Roman" w:cs="Times New Roman"/>
+          <w:b/>
+          <w:sz w:val="28"/>
+          <w:szCs w:val="28"/>
+        </w:rPr>
+      </w:pPr>
+      <w:r>
+        <w:rPr>
+          <w:rFonts w:ascii="Times New Roman" w:hAnsi="Times New Roman" w:cs="Times New Roman"/>
+          <w:b/>
+          <w:sz w:val="28"/>
+          <w:szCs w:val="28"/>
+        </w:rPr>
+        <w:t xml:space="preserve"> Compared key with the elements before it. </w:t>
+      </w:r>
+    </w:p>
+    <w:p>
+      <w:pPr>
+        <w:rPr>
+          <w:rFonts w:ascii="Times New Roman" w:hAnsi="Times New Roman" w:cs="Times New Roman"/>
+          <w:b/>
+          <w:sz w:val="28"/>
+          <w:szCs w:val="28"/>
+        </w:rPr>
+      </w:pPr>
+      <w:r>
+        <w:rPr>
+          <w:rFonts w:ascii="Times New Roman" w:hAnsi="Times New Roman" w:cs="Times New Roman"/>
+          <w:b/>
+          <w:sz w:val="28"/>
+          <w:szCs w:val="28"/>
+        </w:rPr>
+        <w:t xml:space="preserve"> Shifted larger elements one position to the right. </w:t>
+      </w:r>
+    </w:p>
+    <w:p>
+      <w:pPr>
+        <w:rPr>
+          <w:rFonts w:ascii="Times New Roman" w:hAnsi="Times New Roman" w:cs="Times New Roman"/>
+          <w:b/>
+          <w:sz w:val="28"/>
+          <w:szCs w:val="28"/>
+        </w:rPr>
+      </w:pPr>
+      <w:r>
+        <w:rPr>
+          <w:rFonts w:ascii="Times New Roman" w:hAnsi="Times New Roman" w:cs="Times New Roman"/>
+          <w:b/>
+          <w:sz w:val="28"/>
+          <w:szCs w:val="28"/>
+        </w:rPr>
+        <w:t xml:space="preserve"> Inserted key into its correct position. </w:t>
+      </w:r>
+    </w:p>
+    <w:p>
+      <w:pPr>
+        <w:rPr>
+          <w:rFonts w:ascii="Times New Roman" w:hAnsi="Times New Roman" w:cs="Times New Roman"/>
+          <w:b/>
+          <w:sz w:val="28"/>
+          <w:szCs w:val="28"/>
+        </w:rPr>
+      </w:pPr>
+      <w:r>
+        <w:rPr>
+          <w:rFonts w:ascii="Times New Roman" w:hAnsi="Times New Roman" w:cs="Times New Roman"/>
+          <w:b/>
+          <w:sz w:val="28"/>
+          <w:szCs w:val="28"/>
+        </w:rPr>
+        <w:t> Repeated until the array was sorted.</w:t>
+      </w:r>
+    </w:p>
+    <w:p>
+      <w:pPr>
+        <w:rPr>
+          <w:rFonts w:ascii="Times New Roman" w:hAnsi="Times New Roman" w:cs="Times New Roman"/>
+          <w:b/>
+          <w:sz w:val="28"/>
+          <w:szCs w:val="28"/>
+        </w:rPr>
+      </w:pPr>
+    </w:p>
+    <w:p>
+      <w:pPr>
+        <w:rPr>
+          <w:rFonts w:ascii="Times New Roman" w:hAnsi="Times New Roman" w:cs="Times New Roman"/>
+          <w:b/>
+          <w:sz w:val="28"/>
+          <w:szCs w:val="28"/>
+        </w:rPr>
+      </w:pPr>
+      <w:r>
+        <w:rPr>
+          <w:rFonts w:ascii="Times New Roman" w:hAnsi="Times New Roman" w:cs="Times New Roman"/>
+          <w:b/>
+          <w:bCs/>
+          <w:sz w:val="28"/>
+          <w:szCs w:val="28"/>
+        </w:rPr>
+        <w:t>Error Table:</w:t>
+      </w:r>
+    </w:p>
+    <w:tbl>
+      <w:tblPr>
+        <w:tblStyle w:val="TableGrid"/>
+        <w:tblW w:w="0" w:type="auto"/>
+        <w:tblLook w:val="04A0" w:firstRow="1" w:lastRow="0" w:firstColumn="1" w:lastColumn="0" w:noHBand="0" w:noVBand="1"/>
+      </w:tblPr>
+      <w:tblGrid>
+        <w:gridCol w:w="854"/>
+        <w:gridCol w:w="4349"/>
+        <w:gridCol w:w="4373"/>
+      </w:tblGrid>
+      <w:tr>
+        <w:tc>
+          <w:tcPr>
+            <w:tcW w:w="0" w:type="auto"/>
+            <w:hideMark/>
+          </w:tcPr>
+          <w:p>
+            <w:pPr>
+              <w:spacing w:after="200" w:line="276" w:lineRule="auto"/>
+              <w:rPr>
+                <w:b/>
+                <w:bCs/>
+                <w:sz w:val="28"/>
+                <w:szCs w:val="28"/>
+              </w:rPr>
+            </w:pPr>
+            <w:r>
+              <w:rPr>
+                <w:b/>
+                <w:bCs/>
+                <w:sz w:val="28"/>
+                <w:szCs w:val="28"/>
+              </w:rPr>
+              <w:t>S.No.</w:t>
+            </w:r>
+          </w:p>
+        </w:tc>
+        <w:tc>
+          <w:tcPr>
+            <w:tcW w:w="0" w:type="auto"/>
+            <w:hideMark/>
+          </w:tcPr>
+          <w:p>
+            <w:pPr>
+              <w:spacing w:after="200" w:line="276" w:lineRule="auto"/>
+              <w:rPr>
+                <w:b/>
+                <w:bCs/>
+                <w:sz w:val="28"/>
+                <w:szCs w:val="28"/>
+              </w:rPr>
+            </w:pPr>
+            <w:r>
+              <w:rPr>
+                <w:b/>
+                <w:bCs/>
+                <w:sz w:val="28"/>
+                <w:szCs w:val="28"/>
+              </w:rPr>
+              <w:t>Errors Observed</w:t>
+            </w:r>
+          </w:p>
+        </w:tc>
+        <w:tc>
+          <w:tcPr>
+            <w:tcW w:w="0" w:type="auto"/>
+            <w:hideMark/>
+          </w:tcPr>
+          <w:p>
+            <w:pPr>
+              <w:spacing w:after="200" w:line="276" w:lineRule="auto"/>
+              <w:rPr>
+                <w:b/>
+                <w:bCs/>
+                <w:sz w:val="28"/>
+                <w:szCs w:val="28"/>
+              </w:rPr>
+            </w:pPr>
+            <w:r>
+              <w:rPr>
+                <w:b/>
+                <w:bCs/>
+                <w:sz w:val="28"/>
+                <w:szCs w:val="28"/>
+              </w:rPr>
+              <w:t>Rectification</w:t>
+            </w:r>
+          </w:p>
+        </w:tc>
+      </w:tr>
+      <w:tr>
+        <w:tc>
+          <w:tcPr>
+            <w:tcW w:w="0" w:type="auto"/>
+            <w:hideMark/>
+          </w:tcPr>
+          <w:p>
+            <w:pPr>
+              <w:spacing w:after="200" w:line="276" w:lineRule="auto"/>
+              <w:rPr>
+                <w:b/>
+                <w:sz w:val="28"/>
+                <w:szCs w:val="28"/>
+              </w:rPr>
+            </w:pPr>
+            <w:r>
+              <w:rPr>
+                <w:b/>
+                <w:bCs/>
+                <w:sz w:val="28"/>
+                <w:szCs w:val="28"/>
+              </w:rPr>
+              <w:t>1)</w:t>
+            </w:r>
+          </w:p>
+        </w:tc>
+        <w:tc>
+          <w:tcPr>
+            <w:tcW w:w="0" w:type="auto"/>
+            <w:hideMark/>
+          </w:tcPr>
+          <w:p>
+            <w:pPr>
+              <w:spacing w:after="200" w:line="276" w:lineRule="auto"/>
+              <w:rPr>
+                <w:b/>
+                <w:sz w:val="28"/>
+                <w:szCs w:val="28"/>
+              </w:rPr>
+            </w:pPr>
+            <w:r>
+              <w:rPr>
+                <w:b/>
+                <w:sz w:val="28"/>
+                <w:szCs w:val="28"/>
+              </w:rPr>
+              <w:t>Starting the outer loop from 0, unnecessarily processing the first element.</w:t>
+            </w:r>
+          </w:p>
+        </w:tc>
+        <w:tc>
+          <w:tcPr>
+            <w:tcW w:w="0" w:type="auto"/>
+            <w:hideMark/>
+          </w:tcPr>
+          <w:p>
+            <w:pPr>
+              <w:spacing w:after="200" w:line="276" w:lineRule="auto"/>
+              <w:rPr>
+                <w:b/>
+                <w:sz w:val="28"/>
+                <w:szCs w:val="28"/>
+              </w:rPr>
+            </w:pPr>
+            <w:r>
+              <w:rPr>
+                <w:b/>
+                <w:sz w:val="28"/>
+                <w:szCs w:val="28"/>
+              </w:rPr>
+              <w:t>Start the loop from 1 because the first element is already considered sorted.</w:t>
+            </w:r>
+          </w:p>
+        </w:tc>
+      </w:tr>
+      <w:tr>
+        <w:tc>
+          <w:tcPr>
+            <w:tcW w:w="0" w:type="auto"/>
+            <w:hideMark/>
+          </w:tcPr>
+          <w:p>
+            <w:pPr>
+              <w:spacing w:after="200" w:line="276" w:lineRule="auto"/>
+              <w:rPr>
+                <w:b/>
+                <w:sz w:val="28"/>
+                <w:szCs w:val="28"/>
+              </w:rPr>
+            </w:pPr>
+            <w:r>
+              <w:rPr>
+                <w:b/>
+                <w:bCs/>
+                <w:sz w:val="28"/>
+                <w:szCs w:val="28"/>
+              </w:rPr>
+              <w:t>2)</w:t>
+            </w:r>
+          </w:p>
+        </w:tc>
+        <w:tc>
+          <w:tcPr>
+            <w:tcW w:w="0" w:type="auto"/>
+            <w:hideMark/>
+          </w:tcPr>
+          <w:p>
+            <w:pPr>
+              <w:spacing w:after="200" w:line="276" w:lineRule="auto"/>
+              <w:rPr>
+                <w:b/>
+                <w:sz w:val="28"/>
+                <w:szCs w:val="28"/>
+              </w:rPr>
+            </w:pPr>
+            <w:r>
+              <w:rPr>
+                <w:b/>
+                <w:sz w:val="28"/>
+                <w:szCs w:val="28"/>
+              </w:rPr>
+              <w:t>Forgetting to store the current element in key.</w:t>
+            </w:r>
+          </w:p>
+        </w:tc>
+        <w:tc>
+          <w:tcPr>
+            <w:tcW w:w="0" w:type="auto"/>
+            <w:hideMark/>
+          </w:tcPr>
+          <w:p>
+            <w:pPr>
+              <w:spacing w:after="200" w:line="276" w:lineRule="auto"/>
+              <w:rPr>
+                <w:b/>
+                <w:sz w:val="28"/>
+                <w:szCs w:val="28"/>
+              </w:rPr>
+            </w:pPr>
+            <w:r>
+              <w:rPr>
+                <w:b/>
+                <w:sz w:val="28"/>
+                <w:szCs w:val="28"/>
+              </w:rPr>
+              <w:t xml:space="preserve">Use key = </w:t>
+            </w:r>
+            <w:proofErr w:type="spellStart"/>
+            <w:r>
+              <w:rPr>
+                <w:b/>
+                <w:sz w:val="28"/>
+                <w:szCs w:val="28"/>
+              </w:rPr>
+              <w:t>arr</w:t>
+            </w:r>
+            <w:proofErr w:type="spellEnd"/>
+            <w:r>
+              <w:rPr>
+                <w:b/>
+                <w:sz w:val="28"/>
+                <w:szCs w:val="28"/>
+              </w:rPr>
+              <w:t>[</w:t>
+            </w:r>
+            <w:proofErr w:type="spellStart"/>
+            <w:r>
+              <w:rPr>
+                <w:b/>
+                <w:sz w:val="28"/>
+                <w:szCs w:val="28"/>
+              </w:rPr>
+              <w:t>i</w:t>
+            </w:r>
+            <w:proofErr w:type="spellEnd"/>
+            <w:r>
+              <w:rPr>
+                <w:b/>
+                <w:sz w:val="28"/>
+                <w:szCs w:val="28"/>
+              </w:rPr>
+              <w:t>] before shifting elements.</w:t>
+            </w:r>
+          </w:p>
+        </w:tc>
+      </w:tr>
+      <w:tr>
+        <w:tc>
+          <w:tcPr>
+            <w:tcW w:w="0" w:type="auto"/>
+            <w:hideMark/>
+          </w:tcPr>
+          <w:p>
+            <w:pPr>
+              <w:spacing w:after="200" w:line="276" w:lineRule="auto"/>
+              <w:rPr>
+                <w:b/>
+                <w:sz w:val="28"/>
+                <w:szCs w:val="28"/>
+              </w:rPr>
+            </w:pPr>
+            <w:r>
+              <w:rPr>
+                <w:b/>
+                <w:bCs/>
+                <w:sz w:val="28"/>
+                <w:szCs w:val="28"/>
+              </w:rPr>
+              <w:t>3)</w:t>
+            </w:r>
+          </w:p>
+        </w:tc>
+        <w:tc>
+          <w:tcPr>
+            <w:tcW w:w="0" w:type="auto"/>
+            <w:hideMark/>
+          </w:tcPr>
+          <w:p>
+            <w:pPr>
+              <w:spacing w:after="200" w:line="276" w:lineRule="auto"/>
+              <w:rPr>
+                <w:b/>
+                <w:sz w:val="28"/>
+                <w:szCs w:val="28"/>
+              </w:rPr>
+            </w:pPr>
+            <w:r>
+              <w:rPr>
+                <w:b/>
+                <w:sz w:val="28"/>
+                <w:szCs w:val="28"/>
+              </w:rPr>
+              <w:t>Forgetting j -= 1, causing the while loop to run indefinitely.</w:t>
+            </w:r>
+          </w:p>
+        </w:tc>
+        <w:tc>
+          <w:tcPr>
+            <w:tcW w:w="0" w:type="auto"/>
+            <w:hideMark/>
+          </w:tcPr>
+          <w:p>
+            <w:pPr>
+              <w:spacing w:after="200" w:line="276" w:lineRule="auto"/>
+              <w:rPr>
+                <w:b/>
+                <w:sz w:val="28"/>
+                <w:szCs w:val="28"/>
+              </w:rPr>
+            </w:pPr>
+            <w:r>
+              <w:rPr>
+                <w:b/>
+                <w:sz w:val="28"/>
+                <w:szCs w:val="28"/>
+              </w:rPr>
+              <w:t>Decrease j by using j -= 1 after shifting an element.</w:t>
+            </w:r>
+          </w:p>
+        </w:tc>
+      </w:tr>
+      <w:tr>
+        <w:tc>
+          <w:tcPr>
+            <w:tcW w:w="0" w:type="auto"/>
+            <w:hideMark/>
+          </w:tcPr>
+          <w:p>
+            <w:pPr>
+              <w:spacing w:after="200" w:line="276" w:lineRule="auto"/>
+              <w:rPr>
+                <w:b/>
+                <w:sz w:val="28"/>
+                <w:szCs w:val="28"/>
+              </w:rPr>
+            </w:pPr>
+            <w:r>
+              <w:rPr>
+                <w:b/>
+                <w:bCs/>
+                <w:sz w:val="28"/>
+                <w:szCs w:val="28"/>
+              </w:rPr>
+              <w:t>4)</w:t>
+            </w:r>
+          </w:p>
+        </w:tc>
+        <w:tc>
+          <w:tcPr>
+            <w:tcW w:w="0" w:type="auto"/>
+            <w:hideMark/>
+          </w:tcPr>
+          <w:p>
+            <w:pPr>
+              <w:spacing w:after="200" w:line="276" w:lineRule="auto"/>
+              <w:rPr>
+                <w:b/>
+                <w:sz w:val="28"/>
+                <w:szCs w:val="28"/>
+              </w:rPr>
+            </w:pPr>
+            <w:r>
+              <w:rPr>
+                <w:b/>
+                <w:sz w:val="28"/>
+                <w:szCs w:val="28"/>
+              </w:rPr>
+              <w:t xml:space="preserve">Placing the key at </w:t>
+            </w:r>
+            <w:proofErr w:type="spellStart"/>
+            <w:r>
+              <w:rPr>
+                <w:b/>
+                <w:sz w:val="28"/>
+                <w:szCs w:val="28"/>
+              </w:rPr>
+              <w:t>arr</w:t>
+            </w:r>
+            <w:proofErr w:type="spellEnd"/>
+            <w:r>
+              <w:rPr>
+                <w:b/>
+                <w:sz w:val="28"/>
+                <w:szCs w:val="28"/>
+              </w:rPr>
+              <w:t xml:space="preserve">[j] instead of </w:t>
+            </w:r>
+            <w:proofErr w:type="spellStart"/>
+            <w:proofErr w:type="gramStart"/>
+            <w:r>
+              <w:rPr>
+                <w:b/>
+                <w:sz w:val="28"/>
+                <w:szCs w:val="28"/>
+              </w:rPr>
+              <w:t>arr</w:t>
+            </w:r>
+            <w:proofErr w:type="spellEnd"/>
+            <w:r>
+              <w:rPr>
+                <w:b/>
+                <w:sz w:val="28"/>
+                <w:szCs w:val="28"/>
+              </w:rPr>
+              <w:t>[</w:t>
+            </w:r>
+            <w:proofErr w:type="gramEnd"/>
+            <w:r>
+              <w:rPr>
+                <w:b/>
+                <w:sz w:val="28"/>
+                <w:szCs w:val="28"/>
+              </w:rPr>
+              <w:t>j + 1].</w:t>
+            </w:r>
+          </w:p>
+        </w:tc>
+        <w:tc>
+          <w:tcPr>
+            <w:tcW w:w="0" w:type="auto"/>
+            <w:hideMark/>
+          </w:tcPr>
+          <w:p>
+            <w:pPr>
+              <w:spacing w:after="200" w:line="276" w:lineRule="auto"/>
+              <w:rPr>
+                <w:b/>
+                <w:sz w:val="28"/>
+                <w:szCs w:val="28"/>
+              </w:rPr>
+            </w:pPr>
+            <w:r>
+              <w:rPr>
+                <w:b/>
+                <w:sz w:val="28"/>
+                <w:szCs w:val="28"/>
+              </w:rPr>
+              <w:t xml:space="preserve">Insert the key using </w:t>
+            </w:r>
+            <w:proofErr w:type="spellStart"/>
+            <w:proofErr w:type="gramStart"/>
+            <w:r>
+              <w:rPr>
+                <w:b/>
+                <w:sz w:val="28"/>
+                <w:szCs w:val="28"/>
+              </w:rPr>
+              <w:t>arr</w:t>
+            </w:r>
+            <w:proofErr w:type="spellEnd"/>
+            <w:r>
+              <w:rPr>
+                <w:b/>
+                <w:sz w:val="28"/>
+                <w:szCs w:val="28"/>
+              </w:rPr>
+              <w:t>[</w:t>
+            </w:r>
+            <w:proofErr w:type="gramEnd"/>
+            <w:r>
+              <w:rPr>
+                <w:b/>
+                <w:sz w:val="28"/>
+                <w:szCs w:val="28"/>
+              </w:rPr>
+              <w:t>j + 1] = key.</w:t>
+            </w:r>
+          </w:p>
+        </w:tc>
+      </w:tr>
+      <w:tr>
+        <w:tc>
+          <w:tcPr>
+            <w:tcW w:w="0" w:type="auto"/>
+            <w:hideMark/>
+          </w:tcPr>
+          <w:p>
+            <w:pPr>
+              <w:spacing w:after="200" w:line="276" w:lineRule="auto"/>
+              <w:rPr>
+                <w:b/>
+                <w:sz w:val="28"/>
+                <w:szCs w:val="28"/>
+              </w:rPr>
+            </w:pPr>
+            <w:r>
+              <w:rPr>
+                <w:b/>
+                <w:bCs/>
+                <w:sz w:val="28"/>
+                <w:szCs w:val="28"/>
+              </w:rPr>
+              <w:t>5)</w:t>
+            </w:r>
+          </w:p>
+        </w:tc>
+        <w:tc>
+          <w:tcPr>
+            <w:tcW w:w="0" w:type="auto"/>
+            <w:hideMark/>
+          </w:tcPr>
+          <w:p>
+            <w:pPr>
+              <w:spacing w:after="200" w:line="276" w:lineRule="auto"/>
+              <w:rPr>
+                <w:b/>
+                <w:sz w:val="28"/>
+                <w:szCs w:val="28"/>
+              </w:rPr>
+            </w:pPr>
+            <w:r>
+              <w:rPr>
+                <w:b/>
+                <w:sz w:val="28"/>
+                <w:szCs w:val="28"/>
+              </w:rPr>
+              <w:t>Incorrect condition in the while loop.</w:t>
+            </w:r>
+          </w:p>
+        </w:tc>
+        <w:tc>
+          <w:tcPr>
+            <w:tcW w:w="0" w:type="auto"/>
+            <w:hideMark/>
+          </w:tcPr>
+          <w:p>
+            <w:pPr>
+              <w:spacing w:after="200" w:line="276" w:lineRule="auto"/>
+              <w:rPr>
+                <w:b/>
+                <w:sz w:val="28"/>
+                <w:szCs w:val="28"/>
+              </w:rPr>
+            </w:pPr>
+            <w:r>
+              <w:rPr>
+                <w:b/>
+                <w:sz w:val="28"/>
+                <w:szCs w:val="28"/>
+              </w:rPr>
+              <w:t xml:space="preserve">Use j &gt;= 0 and </w:t>
+            </w:r>
+            <w:proofErr w:type="spellStart"/>
+            <w:r>
+              <w:rPr>
+                <w:b/>
+                <w:sz w:val="28"/>
+                <w:szCs w:val="28"/>
+              </w:rPr>
+              <w:t>arr</w:t>
+            </w:r>
+            <w:proofErr w:type="spellEnd"/>
+            <w:r>
+              <w:rPr>
+                <w:b/>
+                <w:sz w:val="28"/>
+                <w:szCs w:val="28"/>
+              </w:rPr>
+              <w:t>[j] &gt; key to shift larger elements.</w:t>
+            </w:r>
+          </w:p>
+        </w:tc>
+      </w:tr>
+      <w:tr>
+        <w:tc>
+          <w:tcPr>
+            <w:tcW w:w="0" w:type="auto"/>
+          </w:tcPr>
+          <w:p>
+            <w:pPr>
+              <w:rPr>
+                <w:b/>
+                <w:bCs/>
+                <w:sz w:val="28"/>
+                <w:szCs w:val="28"/>
+              </w:rPr>
+            </w:pPr>
+          </w:p>
+        </w:tc>
+        <w:tc>
+          <w:tcPr>
+            <w:tcW w:w="0" w:type="auto"/>
+          </w:tcPr>
+          <w:p>
+            <w:pPr>
+              <w:rPr>
+                <w:b/>
+                <w:sz w:val="28"/>
+                <w:szCs w:val="28"/>
+              </w:rPr>
+            </w:pPr>
+          </w:p>
+        </w:tc>
+        <w:tc>
+          <w:tcPr>
+            <w:tcW w:w="0" w:type="auto"/>
+          </w:tcPr>
+          <w:p>
+            <w:pPr>
+              <w:rPr>
+                <w:b/>
+                <w:sz w:val="28"/>
+                <w:szCs w:val="28"/>
+              </w:rPr>
+            </w:pPr>
+          </w:p>
+        </w:tc>
+      </w:tr>
+    </w:tbl>
+    <w:p>
+      <w:pPr>
+        <w:rPr>
+          <w:rFonts w:ascii="Times New Roman" w:hAnsi="Times New Roman" w:cs="Times New Roman"/>
+          <w:b/>
+          <w:sz w:val="28"/>
+          <w:szCs w:val="28"/>
+        </w:rPr>
+      </w:pPr>
+    </w:p>
+    <w:p>
+      <w:pPr>
+        <w:rPr>
+          <w:rFonts w:ascii="Times New Roman" w:hAnsi="Times New Roman" w:cs="Times New Roman"/>
+          <w:bCs/>
+          <w:sz w:val="24"/>
+          <w:szCs w:val="24"/>
+        </w:rPr>
+      </w:pPr>
+      <w:r>
+        <w:rPr>
+          <w:rFonts w:ascii="Times New Roman" w:hAnsi="Times New Roman" w:cs="Times New Roman"/>
+          <w:b/>
+          <w:bCs/>
+          <w:sz w:val="24"/>
+          <w:szCs w:val="24"/>
+        </w:rPr>
+        <w:lastRenderedPageBreak/>
+        <w:t>3</w:t>
+      </w:r>
+      <w:r>
+        <w:rPr>
+          <w:rFonts w:ascii="Times New Roman" w:hAnsi="Times New Roman" w:cs="Times New Roman"/>
+          <w:b/>
+          <w:bCs/>
+          <w:sz w:val="24"/>
+          <w:szCs w:val="24"/>
+        </w:rPr>
+        <w:t>c</w:t>
+      </w:r>
+      <w:r>
+        <w:rPr>
+          <w:rFonts w:ascii="Times New Roman" w:hAnsi="Times New Roman" w:cs="Times New Roman"/>
+          <w:b/>
+          <w:bCs/>
+          <w:sz w:val="24"/>
+          <w:szCs w:val="24"/>
+        </w:rPr>
+        <w:t xml:space="preserve">) </w:t>
+      </w:r>
+      <w:r>
+        <w:rPr>
+          <w:rFonts w:ascii="Times New Roman" w:hAnsi="Times New Roman" w:cs="Times New Roman"/>
+          <w:b/>
+          <w:bCs/>
+          <w:sz w:val="24"/>
+          <w:szCs w:val="24"/>
+          <w:u w:val="single"/>
+        </w:rPr>
+        <w:t>Aim:</w:t>
+      </w:r>
+      <w:r>
+        <w:rPr>
+          <w:rFonts w:ascii="Times New Roman" w:hAnsi="Times New Roman" w:cs="Times New Roman"/>
+          <w:sz w:val="24"/>
+          <w:szCs w:val="24"/>
+        </w:rPr>
+        <w:t xml:space="preserve"> </w:t>
+      </w:r>
+      <w:r>
+        <w:rPr>
+          <w:rFonts w:ascii="Times New Roman" w:hAnsi="Times New Roman" w:cs="Times New Roman"/>
+          <w:bCs/>
+          <w:sz w:val="24"/>
+          <w:szCs w:val="24"/>
+        </w:rPr>
+        <w:t xml:space="preserve">Write a python program </w:t>
+      </w:r>
+    </w:p>
+    <w:p>
+      <w:pPr>
+        <w:rPr>
+          <w:rFonts w:ascii="Times New Roman" w:hAnsi="Times New Roman" w:cs="Times New Roman"/>
+          <w:bCs/>
+          <w:sz w:val="24"/>
+          <w:szCs w:val="24"/>
+        </w:rPr>
+      </w:pPr>
+      <w:r>
+        <w:rPr>
+          <w:rFonts w:ascii="Times New Roman" w:hAnsi="Times New Roman" w:cs="Times New Roman"/>
+          <w:bCs/>
+          <w:sz w:val="24"/>
+          <w:szCs w:val="24"/>
+        </w:rPr>
+        <w:t>Program:</w:t>
+      </w:r>
+    </w:p>
+    <w:p>
+      <w:pPr>
+        <w:rPr>
+          <w:rFonts w:ascii="Times New Roman" w:hAnsi="Times New Roman" w:cs="Times New Roman"/>
+          <w:bCs/>
+          <w:sz w:val="24"/>
+          <w:szCs w:val="24"/>
+        </w:rPr>
+      </w:pPr>
+      <w:r>
+        <w:rPr>
+          <w:rFonts w:ascii="Times New Roman" w:hAnsi="Times New Roman" w:cs="Times New Roman"/>
+          <w:bCs/>
+          <w:sz w:val="24"/>
+          <w:szCs w:val="24"/>
+        </w:rPr>
+        <w:drawing>
+          <wp:inline distT="0" distB="0" distL="0" distR="0" wp14:anchorId="4F17FE8B" wp14:editId="668CFD06">
+            <wp:extent cx="5249008" cy="4029637"/>
+            <wp:effectExtent l="0" t="0" r="8890" b="9525"/>
+            <wp:docPr id="970822064" name="Picture 1"/>
+            <wp:cNvGraphicFramePr>
+              <a:graphicFrameLocks xmlns:a="http://schemas.openxmlformats.org/drawingml/2006/main" noChangeAspect="1"/>
+            </wp:cNvGraphicFramePr>
+            <a:graphic xmlns:a="http://schemas.openxmlformats.org/drawingml/2006/main">
+              <a:graphicData uri="http://schemas.openxmlformats.org/drawingml/2006/picture">
+                <pic:pic xmlns:pic="http://schemas.openxmlformats.org/drawingml/2006/picture">
+                  <pic:nvPicPr>
+                    <pic:cNvPr id="970822064" name=""/>
+                    <pic:cNvPicPr/>
+                  </pic:nvPicPr>
+                  <pic:blipFill>
+                    <a:blip r:embed="rId25"/>
+                    <a:stretch>
+                      <a:fillRect/>
+                    </a:stretch>
+                  </pic:blipFill>
+                  <pic:spPr>
+                    <a:xfrm>
+                      <a:off x="0" y="0"/>
+                      <a:ext cx="5249008" cy="4029637"/>
+                    </a:xfrm>
+                    <a:prstGeom prst="rect">
+                      <a:avLst/>
+                    </a:prstGeom>
+                  </pic:spPr>
+                </pic:pic>
+              </a:graphicData>
+            </a:graphic>
+          </wp:inline>
+        </w:drawing>
+      </w:r>
+    </w:p>
+    <w:p>
+      <w:pPr>
+        <w:rPr>
+          <w:rFonts w:ascii="Times New Roman" w:hAnsi="Times New Roman" w:cs="Times New Roman"/>
+          <w:bCs/>
+          <w:sz w:val="24"/>
+          <w:szCs w:val="24"/>
+        </w:rPr>
+      </w:pPr>
+      <w:r>
+        <w:rPr>
+          <w:rFonts w:ascii="Times New Roman" w:hAnsi="Times New Roman" w:cs="Times New Roman"/>
+          <w:bCs/>
+          <w:sz w:val="24"/>
+          <w:szCs w:val="24"/>
+        </w:rPr>
+        <w:t>Output:</w:t>
+      </w:r>
+    </w:p>
+    <w:p>
+      <w:pPr>
+        <w:rPr>
+          <w:rFonts w:ascii="Times New Roman" w:hAnsi="Times New Roman" w:cs="Times New Roman"/>
+          <w:bCs/>
+          <w:sz w:val="24"/>
+          <w:szCs w:val="24"/>
+        </w:rPr>
+      </w:pPr>
+      <w:r>
+        <w:rPr>
+          <w:rFonts w:ascii="Times New Roman" w:hAnsi="Times New Roman" w:cs="Times New Roman"/>
+          <w:bCs/>
+          <w:sz w:val="24"/>
+          <w:szCs w:val="24"/>
+        </w:rPr>
+        <w:drawing>
+          <wp:inline distT="0" distB="0" distL="0" distR="0" wp14:anchorId="06147D07" wp14:editId="1E1AA1AB">
+            <wp:extent cx="5943600" cy="1050290"/>
+            <wp:effectExtent l="0" t="0" r="0" b="0"/>
+            <wp:docPr id="1042902391" name="Picture 1"/>
+            <wp:cNvGraphicFramePr>
+              <a:graphicFrameLocks xmlns:a="http://schemas.openxmlformats.org/drawingml/2006/main" noChangeAspect="1"/>
+            </wp:cNvGraphicFramePr>
+            <a:graphic xmlns:a="http://schemas.openxmlformats.org/drawingml/2006/main">
+              <a:graphicData uri="http://schemas.openxmlformats.org/drawingml/2006/picture">
+                <pic:pic xmlns:pic="http://schemas.openxmlformats.org/drawingml/2006/picture">
+                  <pic:nvPicPr>
+                    <pic:cNvPr id="1042902391" name=""/>
+                    <pic:cNvPicPr/>
+                  </pic:nvPicPr>
+                  <pic:blipFill>
+                    <a:blip r:embed="rId26"/>
+                    <a:stretch>
+                      <a:fillRect/>
+                    </a:stretch>
+                  </pic:blipFill>
+                  <pic:spPr>
+                    <a:xfrm>
+                      <a:off x="0" y="0"/>
+                      <a:ext cx="5943600" cy="1050290"/>
+                    </a:xfrm>
+                    <a:prstGeom prst="rect">
+                      <a:avLst/>
+                    </a:prstGeom>
+                  </pic:spPr>
+                </pic:pic>
+              </a:graphicData>
+            </a:graphic>
+          </wp:inline>
+        </w:drawing>
+      </w:r>
+    </w:p>
+    <w:p>
+      <w:pPr>
+        <w:rPr>
+          <w:rFonts w:ascii="Times New Roman" w:hAnsi="Times New Roman" w:cs="Times New Roman"/>
+          <w:b/>
+          <w:sz w:val="28"/>
+          <w:szCs w:val="28"/>
+        </w:rPr>
+      </w:pPr>
+    </w:p>
+    <w:p>
+      <w:pPr>
+        <w:rPr>
+          <w:rFonts w:ascii="Times New Roman" w:hAnsi="Times New Roman" w:cs="Times New Roman"/>
+          <w:b/>
+          <w:sz w:val="28"/>
+          <w:szCs w:val="28"/>
+        </w:rPr>
+      </w:pPr>
+    </w:p>
+    <w:p>
+      <w:pPr>
+        <w:rPr>
+          <w:rFonts w:ascii="Times New Roman" w:hAnsi="Times New Roman" w:cs="Times New Roman"/>
+          <w:b/>
+          <w:sz w:val="28"/>
+          <w:szCs w:val="28"/>
+        </w:rPr>
+      </w:pPr>
+    </w:p>
+    <w:p>
+      <w:pPr>
+        <w:rPr>
+          <w:rFonts w:ascii="Times New Roman" w:hAnsi="Times New Roman" w:cs="Times New Roman"/>
+          <w:b/>
+          <w:sz w:val="28"/>
+          <w:szCs w:val="28"/>
+        </w:rPr>
+      </w:pPr>
+    </w:p>
+    <w:p>
+      <w:pPr>
+        <w:rPr>
+          <w:rFonts w:ascii="Times New Roman" w:hAnsi="Times New Roman" w:cs="Times New Roman"/>
+          <w:b/>
+          <w:sz w:val="28"/>
+          <w:szCs w:val="28"/>
+        </w:rPr>
+      </w:pPr>
+    </w:p>
+    <w:p>
+      <w:pPr>
+        <w:rPr>
+          <w:rFonts w:ascii="Times New Roman" w:hAnsi="Times New Roman" w:cs="Times New Roman"/>
+          <w:b/>
+          <w:sz w:val="28"/>
+          <w:szCs w:val="28"/>
+        </w:rPr>
+      </w:pPr>
+      <w:r>
+        <w:rPr>
+          <w:rFonts w:ascii="Times New Roman" w:hAnsi="Times New Roman" w:cs="Times New Roman"/>
+          <w:b/>
+          <w:sz w:val="28"/>
+          <w:szCs w:val="28"/>
+        </w:rPr>
+        <w:lastRenderedPageBreak/>
+        <w:t>Explanation:</w:t>
+      </w:r>
+    </w:p>
+    <w:p>
+      <w:pPr>
+        <w:rPr>
+          <w:rFonts w:ascii="Times New Roman" w:hAnsi="Times New Roman" w:cs="Times New Roman"/>
+          <w:b/>
+          <w:sz w:val="28"/>
+          <w:szCs w:val="28"/>
+        </w:rPr>
+      </w:pPr>
+      <w:r>
+        <w:rPr>
+          <w:rFonts w:ascii="Times New Roman" w:hAnsi="Times New Roman" w:cs="Times New Roman"/>
+          <w:b/>
+          <w:sz w:val="28"/>
+          <w:szCs w:val="28"/>
+        </w:rPr>
+        <w:t xml:space="preserve"> Took the number of elements. </w:t>
+      </w:r>
+    </w:p>
+    <w:p>
+      <w:pPr>
+        <w:rPr>
+          <w:rFonts w:ascii="Times New Roman" w:hAnsi="Times New Roman" w:cs="Times New Roman"/>
+          <w:b/>
+          <w:sz w:val="28"/>
+          <w:szCs w:val="28"/>
+        </w:rPr>
+      </w:pPr>
+      <w:r>
+        <w:rPr>
+          <w:rFonts w:ascii="Times New Roman" w:hAnsi="Times New Roman" w:cs="Times New Roman"/>
+          <w:b/>
+          <w:sz w:val="28"/>
+          <w:szCs w:val="28"/>
+        </w:rPr>
+        <w:t xml:space="preserve"> Input each element using a loop. </w:t>
+      </w:r>
+    </w:p>
+    <w:p>
+      <w:pPr>
+        <w:rPr>
+          <w:rFonts w:ascii="Times New Roman" w:hAnsi="Times New Roman" w:cs="Times New Roman"/>
+          <w:b/>
+          <w:sz w:val="28"/>
+          <w:szCs w:val="28"/>
+        </w:rPr>
+      </w:pPr>
+      <w:r>
+        <w:rPr>
+          <w:rFonts w:ascii="Times New Roman" w:hAnsi="Times New Roman" w:cs="Times New Roman"/>
+          <w:b/>
+          <w:sz w:val="28"/>
+          <w:szCs w:val="28"/>
+        </w:rPr>
+        <w:t xml:space="preserve"> Compared two </w:t>
+      </w:r>
+      <w:r>
+        <w:rPr>
+          <w:rFonts w:ascii="Times New Roman" w:hAnsi="Times New Roman" w:cs="Times New Roman"/>
+          <w:b/>
+          <w:bCs/>
+          <w:sz w:val="28"/>
+          <w:szCs w:val="28"/>
+        </w:rPr>
+        <w:t>adjacent elements</w:t>
+      </w:r>
+      <w:r>
+        <w:rPr>
+          <w:rFonts w:ascii="Times New Roman" w:hAnsi="Times New Roman" w:cs="Times New Roman"/>
+          <w:b/>
+          <w:sz w:val="28"/>
+          <w:szCs w:val="28"/>
+        </w:rPr>
+        <w:t xml:space="preserve">. </w:t>
+      </w:r>
+    </w:p>
+    <w:p>
+      <w:pPr>
+        <w:rPr>
+          <w:rFonts w:ascii="Times New Roman" w:hAnsi="Times New Roman" w:cs="Times New Roman"/>
+          <w:b/>
+          <w:sz w:val="28"/>
+          <w:szCs w:val="28"/>
+        </w:rPr>
+      </w:pPr>
+      <w:r>
+        <w:rPr>
+          <w:rFonts w:ascii="Times New Roman" w:hAnsi="Times New Roman" w:cs="Times New Roman"/>
+          <w:b/>
+          <w:sz w:val="28"/>
+          <w:szCs w:val="28"/>
+        </w:rPr>
+        <w:t xml:space="preserve"> If the left element was greater, we swapped them. </w:t>
+      </w:r>
+    </w:p>
+    <w:p>
+      <w:pPr>
+        <w:rPr>
+          <w:rFonts w:ascii="Times New Roman" w:hAnsi="Times New Roman" w:cs="Times New Roman"/>
+          <w:b/>
+          <w:sz w:val="28"/>
+          <w:szCs w:val="28"/>
+        </w:rPr>
+      </w:pPr>
+      <w:r>
+        <w:rPr>
+          <w:rFonts w:ascii="Times New Roman" w:hAnsi="Times New Roman" w:cs="Times New Roman"/>
+          <w:b/>
+          <w:sz w:val="28"/>
+          <w:szCs w:val="28"/>
+        </w:rPr>
+        <w:t xml:space="preserve"> After every pass, the largest remaining element moved to the end. </w:t>
+      </w:r>
+    </w:p>
+    <w:p>
+      <w:pPr>
+        <w:rPr>
+          <w:rFonts w:ascii="Times New Roman" w:hAnsi="Times New Roman" w:cs="Times New Roman"/>
+          <w:b/>
+          <w:sz w:val="28"/>
+          <w:szCs w:val="28"/>
+        </w:rPr>
+      </w:pPr>
+      <w:r>
+        <w:rPr>
+          <w:rFonts w:ascii="Times New Roman" w:hAnsi="Times New Roman" w:cs="Times New Roman"/>
+          <w:b/>
+          <w:sz w:val="28"/>
+          <w:szCs w:val="28"/>
+        </w:rPr>
+        <w:t xml:space="preserve"> Reduced the comparison range after every pass. </w:t>
+      </w:r>
+    </w:p>
+    <w:p>
+      <w:pPr>
+        <w:rPr>
+          <w:rFonts w:ascii="Times New Roman" w:hAnsi="Times New Roman" w:cs="Times New Roman"/>
+          <w:b/>
+          <w:sz w:val="28"/>
+          <w:szCs w:val="28"/>
+        </w:rPr>
+      </w:pPr>
+      <w:r>
+        <w:rPr>
+          <w:rFonts w:ascii="Times New Roman" w:hAnsi="Times New Roman" w:cs="Times New Roman"/>
+          <w:b/>
+          <w:sz w:val="28"/>
+          <w:szCs w:val="28"/>
+        </w:rPr>
+        <w:t> Repeated until the array became sorted.</w:t>
+      </w:r>
+    </w:p>
+    <w:p>
+      <w:pPr>
+        <w:rPr>
+          <w:rFonts w:ascii="Times New Roman" w:hAnsi="Times New Roman" w:cs="Times New Roman"/>
+          <w:b/>
+          <w:sz w:val="28"/>
+          <w:szCs w:val="28"/>
+        </w:rPr>
+      </w:pPr>
+    </w:p>
+    <w:p>
+      <w:pPr>
+        <w:rPr>
+          <w:rFonts w:ascii="Times New Roman" w:hAnsi="Times New Roman" w:cs="Times New Roman"/>
+          <w:b/>
+          <w:sz w:val="28"/>
+          <w:szCs w:val="28"/>
+        </w:rPr>
+      </w:pPr>
+      <w:r>
+        <w:rPr>
+          <w:rFonts w:ascii="Times New Roman" w:hAnsi="Times New Roman" w:cs="Times New Roman"/>
+          <w:b/>
+          <w:bCs/>
+          <w:sz w:val="28"/>
+          <w:szCs w:val="28"/>
+        </w:rPr>
+        <w:t>Error Table:</w:t>
+      </w:r>
+    </w:p>
+    <w:tbl>
+      <w:tblPr>
+        <w:tblStyle w:val="TableGrid"/>
+        <w:tblW w:w="0" w:type="auto"/>
+        <w:tblLook w:val="04A0" w:firstRow="1" w:lastRow="0" w:firstColumn="1" w:lastColumn="0" w:noHBand="0" w:noVBand="1"/>
+      </w:tblPr>
+      <w:tblGrid>
+        <w:gridCol w:w="854"/>
+        <w:gridCol w:w="4361"/>
+        <w:gridCol w:w="4361"/>
+      </w:tblGrid>
+      <w:tr>
+        <w:tc>
+          <w:tcPr>
+            <w:tcW w:w="0" w:type="auto"/>
+            <w:hideMark/>
+          </w:tcPr>
+          <w:p>
+            <w:pPr>
+              <w:spacing w:after="200" w:line="276" w:lineRule="auto"/>
+              <w:rPr>
+                <w:b/>
+                <w:bCs/>
+                <w:sz w:val="28"/>
+                <w:szCs w:val="28"/>
+              </w:rPr>
+            </w:pPr>
+            <w:r>
+              <w:rPr>
+                <w:b/>
+                <w:bCs/>
+                <w:sz w:val="28"/>
+                <w:szCs w:val="28"/>
+              </w:rPr>
+              <w:t>S.No.</w:t>
+            </w:r>
+          </w:p>
+        </w:tc>
+        <w:tc>
+          <w:tcPr>
+            <w:tcW w:w="0" w:type="auto"/>
+            <w:hideMark/>
+          </w:tcPr>
+          <w:p>
+            <w:pPr>
+              <w:spacing w:after="200" w:line="276" w:lineRule="auto"/>
+              <w:rPr>
+                <w:b/>
+                <w:bCs/>
+                <w:sz w:val="28"/>
+                <w:szCs w:val="28"/>
+              </w:rPr>
+            </w:pPr>
+            <w:r>
+              <w:rPr>
+                <w:b/>
+                <w:bCs/>
+                <w:sz w:val="28"/>
+                <w:szCs w:val="28"/>
+              </w:rPr>
+              <w:t>Errors Observed</w:t>
+            </w:r>
+          </w:p>
+        </w:tc>
+        <w:tc>
+          <w:tcPr>
+            <w:tcW w:w="0" w:type="auto"/>
+            <w:hideMark/>
+          </w:tcPr>
+          <w:p>
+            <w:pPr>
+              <w:spacing w:after="200" w:line="276" w:lineRule="auto"/>
+              <w:rPr>
+                <w:b/>
+                <w:bCs/>
+                <w:sz w:val="28"/>
+                <w:szCs w:val="28"/>
+              </w:rPr>
+            </w:pPr>
+            <w:r>
+              <w:rPr>
+                <w:b/>
+                <w:bCs/>
+                <w:sz w:val="28"/>
+                <w:szCs w:val="28"/>
+              </w:rPr>
+              <w:t>Rectification</w:t>
+            </w:r>
+          </w:p>
+        </w:tc>
+      </w:tr>
+      <w:tr>
+        <w:tc>
+          <w:tcPr>
+            <w:tcW w:w="0" w:type="auto"/>
+            <w:hideMark/>
+          </w:tcPr>
+          <w:p>
+            <w:pPr>
+              <w:spacing w:after="200" w:line="276" w:lineRule="auto"/>
+              <w:rPr>
+                <w:b/>
+                <w:sz w:val="28"/>
+                <w:szCs w:val="28"/>
+              </w:rPr>
+            </w:pPr>
+            <w:r>
+              <w:rPr>
+                <w:b/>
+                <w:bCs/>
+                <w:sz w:val="28"/>
+                <w:szCs w:val="28"/>
+              </w:rPr>
+              <w:t>1)</w:t>
+            </w:r>
+          </w:p>
+        </w:tc>
+        <w:tc>
+          <w:tcPr>
+            <w:tcW w:w="0" w:type="auto"/>
+            <w:hideMark/>
+          </w:tcPr>
+          <w:p>
+            <w:pPr>
+              <w:spacing w:after="200" w:line="276" w:lineRule="auto"/>
+              <w:rPr>
+                <w:b/>
+                <w:sz w:val="28"/>
+                <w:szCs w:val="28"/>
+              </w:rPr>
+            </w:pPr>
+            <w:r>
+              <w:rPr>
+                <w:b/>
+                <w:sz w:val="28"/>
+                <w:szCs w:val="28"/>
+              </w:rPr>
+              <w:t>Comparing non-adjacent elements instead of neighboring elements.</w:t>
+            </w:r>
+          </w:p>
+        </w:tc>
+        <w:tc>
+          <w:tcPr>
+            <w:tcW w:w="0" w:type="auto"/>
+            <w:hideMark/>
+          </w:tcPr>
+          <w:p>
+            <w:pPr>
+              <w:spacing w:after="200" w:line="276" w:lineRule="auto"/>
+              <w:rPr>
+                <w:b/>
+                <w:sz w:val="28"/>
+                <w:szCs w:val="28"/>
+              </w:rPr>
+            </w:pPr>
+            <w:r>
+              <w:rPr>
+                <w:b/>
+                <w:sz w:val="28"/>
+                <w:szCs w:val="28"/>
+              </w:rPr>
+              <w:t xml:space="preserve">Compare </w:t>
+            </w:r>
+            <w:proofErr w:type="spellStart"/>
+            <w:r>
+              <w:rPr>
+                <w:b/>
+                <w:sz w:val="28"/>
+                <w:szCs w:val="28"/>
+              </w:rPr>
+              <w:t>arr</w:t>
+            </w:r>
+            <w:proofErr w:type="spellEnd"/>
+            <w:r>
+              <w:rPr>
+                <w:b/>
+                <w:sz w:val="28"/>
+                <w:szCs w:val="28"/>
+              </w:rPr>
+              <w:t xml:space="preserve">[j] with </w:t>
+            </w:r>
+            <w:proofErr w:type="spellStart"/>
+            <w:proofErr w:type="gramStart"/>
+            <w:r>
+              <w:rPr>
+                <w:b/>
+                <w:sz w:val="28"/>
+                <w:szCs w:val="28"/>
+              </w:rPr>
+              <w:t>arr</w:t>
+            </w:r>
+            <w:proofErr w:type="spellEnd"/>
+            <w:r>
+              <w:rPr>
+                <w:b/>
+                <w:sz w:val="28"/>
+                <w:szCs w:val="28"/>
+              </w:rPr>
+              <w:t>[</w:t>
+            </w:r>
+            <w:proofErr w:type="gramEnd"/>
+            <w:r>
+              <w:rPr>
+                <w:b/>
+                <w:sz w:val="28"/>
+                <w:szCs w:val="28"/>
+              </w:rPr>
+              <w:t>j + 1].</w:t>
+            </w:r>
+          </w:p>
+        </w:tc>
+      </w:tr>
+      <w:tr>
+        <w:tc>
+          <w:tcPr>
+            <w:tcW w:w="0" w:type="auto"/>
+            <w:hideMark/>
+          </w:tcPr>
+          <w:p>
+            <w:pPr>
+              <w:spacing w:after="200" w:line="276" w:lineRule="auto"/>
+              <w:rPr>
+                <w:b/>
+                <w:sz w:val="28"/>
+                <w:szCs w:val="28"/>
+              </w:rPr>
+            </w:pPr>
+            <w:r>
+              <w:rPr>
+                <w:b/>
+                <w:bCs/>
+                <w:sz w:val="28"/>
+                <w:szCs w:val="28"/>
+              </w:rPr>
+              <w:t>2)</w:t>
+            </w:r>
+          </w:p>
+        </w:tc>
+        <w:tc>
+          <w:tcPr>
+            <w:tcW w:w="0" w:type="auto"/>
+            <w:hideMark/>
+          </w:tcPr>
+          <w:p>
+            <w:pPr>
+              <w:spacing w:after="200" w:line="276" w:lineRule="auto"/>
+              <w:rPr>
+                <w:b/>
+                <w:sz w:val="28"/>
+                <w:szCs w:val="28"/>
+              </w:rPr>
+            </w:pPr>
+            <w:r>
+              <w:rPr>
+                <w:b/>
+                <w:sz w:val="28"/>
+                <w:szCs w:val="28"/>
+              </w:rPr>
+              <w:t>Using an incorrect inner loop range.</w:t>
+            </w:r>
+          </w:p>
+        </w:tc>
+        <w:tc>
+          <w:tcPr>
+            <w:tcW w:w="0" w:type="auto"/>
+            <w:hideMark/>
+          </w:tcPr>
+          <w:p>
+            <w:pPr>
+              <w:spacing w:after="200" w:line="276" w:lineRule="auto"/>
+              <w:rPr>
+                <w:b/>
+                <w:sz w:val="28"/>
+                <w:szCs w:val="28"/>
+              </w:rPr>
+            </w:pPr>
+            <w:r>
+              <w:rPr>
+                <w:b/>
+                <w:sz w:val="28"/>
+                <w:szCs w:val="28"/>
+              </w:rPr>
+              <w:t xml:space="preserve">Use </w:t>
+            </w:r>
+            <w:proofErr w:type="gramStart"/>
+            <w:r>
+              <w:rPr>
+                <w:b/>
+                <w:sz w:val="28"/>
+                <w:szCs w:val="28"/>
+              </w:rPr>
+              <w:t>range(</w:t>
+            </w:r>
+            <w:proofErr w:type="gramEnd"/>
+            <w:r>
+              <w:rPr>
+                <w:b/>
+                <w:sz w:val="28"/>
+                <w:szCs w:val="28"/>
+              </w:rPr>
+              <w:t xml:space="preserve">n - 1 - </w:t>
+            </w:r>
+            <w:proofErr w:type="spellStart"/>
+            <w:r>
+              <w:rPr>
+                <w:b/>
+                <w:sz w:val="28"/>
+                <w:szCs w:val="28"/>
+              </w:rPr>
+              <w:t>i</w:t>
+            </w:r>
+            <w:proofErr w:type="spellEnd"/>
+            <w:r>
+              <w:rPr>
+                <w:b/>
+                <w:sz w:val="28"/>
+                <w:szCs w:val="28"/>
+              </w:rPr>
+              <w:t xml:space="preserve">) so that already sorted elements are not checked </w:t>
+            </w:r>
+          </w:p>
+        </w:tc>
+      </w:tr>
+      <w:tr>
+        <w:tc>
+          <w:tcPr>
+            <w:tcW w:w="0" w:type="auto"/>
+            <w:hideMark/>
+          </w:tcPr>
+          <w:p>
+            <w:pPr>
+              <w:spacing w:after="200" w:line="276" w:lineRule="auto"/>
+              <w:rPr>
+                <w:b/>
+                <w:sz w:val="28"/>
+                <w:szCs w:val="28"/>
+              </w:rPr>
+            </w:pPr>
+            <w:r>
+              <w:rPr>
+                <w:b/>
+                <w:bCs/>
+                <w:sz w:val="28"/>
+                <w:szCs w:val="28"/>
+              </w:rPr>
+              <w:t>3)</w:t>
+            </w:r>
+          </w:p>
+        </w:tc>
+        <w:tc>
+          <w:tcPr>
+            <w:tcW w:w="0" w:type="auto"/>
+            <w:hideMark/>
+          </w:tcPr>
+          <w:p>
+            <w:pPr>
+              <w:spacing w:after="200" w:line="276" w:lineRule="auto"/>
+              <w:rPr>
+                <w:b/>
+                <w:sz w:val="28"/>
+                <w:szCs w:val="28"/>
+              </w:rPr>
+            </w:pPr>
+            <w:r>
+              <w:rPr>
+                <w:b/>
+                <w:sz w:val="28"/>
+                <w:szCs w:val="28"/>
+              </w:rPr>
+              <w:t>Forgetting to swap elements when they are in the wrong order.</w:t>
+            </w:r>
+          </w:p>
+        </w:tc>
+        <w:tc>
+          <w:tcPr>
+            <w:tcW w:w="0" w:type="auto"/>
+            <w:hideMark/>
+          </w:tcPr>
+          <w:p>
+            <w:pPr>
+              <w:spacing w:after="200" w:line="276" w:lineRule="auto"/>
+              <w:rPr>
+                <w:b/>
+                <w:sz w:val="28"/>
+                <w:szCs w:val="28"/>
+              </w:rPr>
+            </w:pPr>
+            <w:r>
+              <w:rPr>
+                <w:b/>
+                <w:sz w:val="28"/>
+                <w:szCs w:val="28"/>
+              </w:rPr>
+              <w:t xml:space="preserve">Use </w:t>
+            </w:r>
+            <w:proofErr w:type="spellStart"/>
+            <w:r>
+              <w:rPr>
+                <w:b/>
+                <w:sz w:val="28"/>
+                <w:szCs w:val="28"/>
+              </w:rPr>
+              <w:t>arr</w:t>
+            </w:r>
+            <w:proofErr w:type="spellEnd"/>
+            <w:r>
+              <w:rPr>
+                <w:b/>
+                <w:sz w:val="28"/>
+                <w:szCs w:val="28"/>
+              </w:rPr>
+              <w:t xml:space="preserve">[j], </w:t>
+            </w:r>
+            <w:proofErr w:type="spellStart"/>
+            <w:proofErr w:type="gramStart"/>
+            <w:r>
+              <w:rPr>
+                <w:b/>
+                <w:sz w:val="28"/>
+                <w:szCs w:val="28"/>
+              </w:rPr>
+              <w:t>arr</w:t>
+            </w:r>
+            <w:proofErr w:type="spellEnd"/>
+            <w:r>
+              <w:rPr>
+                <w:b/>
+                <w:sz w:val="28"/>
+                <w:szCs w:val="28"/>
+              </w:rPr>
+              <w:t>[</w:t>
+            </w:r>
+            <w:proofErr w:type="gramEnd"/>
+            <w:r>
+              <w:rPr>
+                <w:b/>
+                <w:sz w:val="28"/>
+                <w:szCs w:val="28"/>
+              </w:rPr>
+              <w:t xml:space="preserve">j + 1] = </w:t>
+            </w:r>
+            <w:proofErr w:type="spellStart"/>
+            <w:proofErr w:type="gramStart"/>
+            <w:r>
+              <w:rPr>
+                <w:b/>
+                <w:sz w:val="28"/>
+                <w:szCs w:val="28"/>
+              </w:rPr>
+              <w:t>arr</w:t>
+            </w:r>
+            <w:proofErr w:type="spellEnd"/>
+            <w:r>
+              <w:rPr>
+                <w:b/>
+                <w:sz w:val="28"/>
+                <w:szCs w:val="28"/>
+              </w:rPr>
+              <w:t>[</w:t>
+            </w:r>
+            <w:proofErr w:type="gramEnd"/>
+            <w:r>
+              <w:rPr>
+                <w:b/>
+                <w:sz w:val="28"/>
+                <w:szCs w:val="28"/>
+              </w:rPr>
+              <w:t xml:space="preserve">j + 1], </w:t>
+            </w:r>
+            <w:proofErr w:type="spellStart"/>
+            <w:r>
+              <w:rPr>
+                <w:b/>
+                <w:sz w:val="28"/>
+                <w:szCs w:val="28"/>
+              </w:rPr>
+              <w:t>arr</w:t>
+            </w:r>
+            <w:proofErr w:type="spellEnd"/>
+            <w:r>
+              <w:rPr>
+                <w:b/>
+                <w:sz w:val="28"/>
+                <w:szCs w:val="28"/>
+              </w:rPr>
+              <w:t>[j].</w:t>
+            </w:r>
+          </w:p>
+        </w:tc>
+      </w:tr>
+      <w:tr>
+        <w:tc>
+          <w:tcPr>
+            <w:tcW w:w="0" w:type="auto"/>
+            <w:hideMark/>
+          </w:tcPr>
+          <w:p>
+            <w:pPr>
+              <w:spacing w:after="200" w:line="276" w:lineRule="auto"/>
+              <w:rPr>
+                <w:b/>
+                <w:sz w:val="28"/>
+                <w:szCs w:val="28"/>
+              </w:rPr>
+            </w:pPr>
+            <w:r>
+              <w:rPr>
+                <w:b/>
+                <w:bCs/>
+                <w:sz w:val="28"/>
+                <w:szCs w:val="28"/>
+              </w:rPr>
+              <w:t>4)</w:t>
+            </w:r>
+          </w:p>
+        </w:tc>
+        <w:tc>
+          <w:tcPr>
+            <w:tcW w:w="0" w:type="auto"/>
+            <w:hideMark/>
+          </w:tcPr>
+          <w:p>
+            <w:pPr>
+              <w:spacing w:after="200" w:line="276" w:lineRule="auto"/>
+              <w:rPr>
+                <w:b/>
+                <w:sz w:val="28"/>
+                <w:szCs w:val="28"/>
+              </w:rPr>
+            </w:pPr>
+            <w:r>
+              <w:rPr>
+                <w:b/>
+                <w:sz w:val="28"/>
+                <w:szCs w:val="28"/>
+              </w:rPr>
+              <w:t>Using &lt; instead of &gt; for ascending order.</w:t>
+            </w:r>
+          </w:p>
+        </w:tc>
+        <w:tc>
+          <w:tcPr>
+            <w:tcW w:w="0" w:type="auto"/>
+            <w:hideMark/>
+          </w:tcPr>
+          <w:p>
+            <w:pPr>
+              <w:spacing w:after="200" w:line="276" w:lineRule="auto"/>
+              <w:rPr>
+                <w:b/>
+                <w:sz w:val="28"/>
+                <w:szCs w:val="28"/>
+              </w:rPr>
+            </w:pPr>
+            <w:r>
+              <w:rPr>
+                <w:b/>
+                <w:sz w:val="28"/>
+                <w:szCs w:val="28"/>
+              </w:rPr>
+              <w:t xml:space="preserve">Use if </w:t>
+            </w:r>
+            <w:proofErr w:type="spellStart"/>
+            <w:r>
+              <w:rPr>
+                <w:b/>
+                <w:sz w:val="28"/>
+                <w:szCs w:val="28"/>
+              </w:rPr>
+              <w:t>arr</w:t>
+            </w:r>
+            <w:proofErr w:type="spellEnd"/>
+            <w:r>
+              <w:rPr>
+                <w:b/>
+                <w:sz w:val="28"/>
+                <w:szCs w:val="28"/>
+              </w:rPr>
+              <w:t xml:space="preserve">[j] &gt; </w:t>
+            </w:r>
+            <w:proofErr w:type="spellStart"/>
+            <w:proofErr w:type="gramStart"/>
+            <w:r>
+              <w:rPr>
+                <w:b/>
+                <w:sz w:val="28"/>
+                <w:szCs w:val="28"/>
+              </w:rPr>
+              <w:t>arr</w:t>
+            </w:r>
+            <w:proofErr w:type="spellEnd"/>
+            <w:r>
+              <w:rPr>
+                <w:b/>
+                <w:sz w:val="28"/>
+                <w:szCs w:val="28"/>
+              </w:rPr>
+              <w:t>[</w:t>
+            </w:r>
+            <w:proofErr w:type="gramEnd"/>
+            <w:r>
+              <w:rPr>
+                <w:b/>
+                <w:sz w:val="28"/>
+                <w:szCs w:val="28"/>
+              </w:rPr>
+              <w:t>j + 1] for ascending sorting.</w:t>
+            </w:r>
+          </w:p>
+        </w:tc>
+      </w:tr>
+      <w:tr>
+        <w:tc>
+          <w:tcPr>
+            <w:tcW w:w="0" w:type="auto"/>
+            <w:hideMark/>
+          </w:tcPr>
+          <w:p>
+            <w:pPr>
+              <w:spacing w:after="200" w:line="276" w:lineRule="auto"/>
+              <w:rPr>
+                <w:b/>
+                <w:sz w:val="28"/>
+                <w:szCs w:val="28"/>
+              </w:rPr>
+            </w:pPr>
+            <w:r>
+              <w:rPr>
+                <w:b/>
+                <w:bCs/>
+                <w:sz w:val="28"/>
+                <w:szCs w:val="28"/>
+              </w:rPr>
+              <w:t>5)</w:t>
+            </w:r>
+          </w:p>
+        </w:tc>
+        <w:tc>
+          <w:tcPr>
+            <w:tcW w:w="0" w:type="auto"/>
+            <w:hideMark/>
+          </w:tcPr>
+          <w:p>
+            <w:pPr>
+              <w:spacing w:after="200" w:line="276" w:lineRule="auto"/>
+              <w:rPr>
+                <w:b/>
+                <w:sz w:val="28"/>
+                <w:szCs w:val="28"/>
+              </w:rPr>
+            </w:pPr>
+            <w:r>
+              <w:rPr>
+                <w:b/>
+                <w:sz w:val="28"/>
+                <w:szCs w:val="28"/>
+              </w:rPr>
+              <w:t>Using an incorrect outer loop range.</w:t>
+            </w:r>
+          </w:p>
+        </w:tc>
+        <w:tc>
+          <w:tcPr>
+            <w:tcW w:w="0" w:type="auto"/>
+            <w:hideMark/>
+          </w:tcPr>
+          <w:p>
+            <w:pPr>
+              <w:spacing w:after="200" w:line="276" w:lineRule="auto"/>
+              <w:rPr>
+                <w:b/>
+                <w:sz w:val="28"/>
+                <w:szCs w:val="28"/>
+              </w:rPr>
+            </w:pPr>
+            <w:r>
+              <w:rPr>
+                <w:b/>
+                <w:sz w:val="28"/>
+                <w:szCs w:val="28"/>
+              </w:rPr>
+              <w:t xml:space="preserve">Use </w:t>
+            </w:r>
+            <w:proofErr w:type="gramStart"/>
+            <w:r>
+              <w:rPr>
+                <w:b/>
+                <w:sz w:val="28"/>
+                <w:szCs w:val="28"/>
+              </w:rPr>
+              <w:t>range(</w:t>
+            </w:r>
+            <w:proofErr w:type="gramEnd"/>
+            <w:r>
+              <w:rPr>
+                <w:b/>
+                <w:sz w:val="28"/>
+                <w:szCs w:val="28"/>
+              </w:rPr>
+              <w:t>n - 1) to perform the required passes.</w:t>
+            </w:r>
+          </w:p>
+        </w:tc>
+      </w:tr>
+      <w:tr>
+        <w:tc>
+          <w:tcPr>
+            <w:tcW w:w="0" w:type="auto"/>
+            <w:hideMark/>
+          </w:tcPr>
+          <w:p>
+            <w:pPr>
+              <w:spacing w:after="200" w:line="276" w:lineRule="auto"/>
+              <w:rPr>
+                <w:b/>
+                <w:sz w:val="28"/>
+                <w:szCs w:val="28"/>
+              </w:rPr>
+            </w:pPr>
+            <w:r>
+              <w:rPr>
+                <w:b/>
+                <w:bCs/>
+                <w:sz w:val="28"/>
+                <w:szCs w:val="28"/>
+              </w:rPr>
+              <w:t>6)</w:t>
+            </w:r>
+          </w:p>
+        </w:tc>
+        <w:tc>
+          <w:tcPr>
+            <w:tcW w:w="0" w:type="auto"/>
+            <w:hideMark/>
+          </w:tcPr>
+          <w:p>
+            <w:pPr>
+              <w:spacing w:after="200" w:line="276" w:lineRule="auto"/>
+              <w:rPr>
+                <w:b/>
+                <w:sz w:val="28"/>
+                <w:szCs w:val="28"/>
+              </w:rPr>
+            </w:pPr>
+            <w:r>
+              <w:rPr>
+                <w:b/>
+                <w:sz w:val="28"/>
+                <w:szCs w:val="28"/>
+              </w:rPr>
+              <w:t>Entering non-numeric values as array elements.</w:t>
+            </w:r>
+          </w:p>
+        </w:tc>
+        <w:tc>
+          <w:tcPr>
+            <w:tcW w:w="0" w:type="auto"/>
+            <w:hideMark/>
+          </w:tcPr>
+          <w:p>
+            <w:pPr>
+              <w:spacing w:after="200" w:line="276" w:lineRule="auto"/>
+              <w:rPr>
+                <w:b/>
+                <w:sz w:val="28"/>
+                <w:szCs w:val="28"/>
+              </w:rPr>
+            </w:pPr>
+            <w:r>
+              <w:rPr>
+                <w:b/>
+                <w:sz w:val="28"/>
+                <w:szCs w:val="28"/>
+              </w:rPr>
+              <w:t>Enter valid integer values using int(</w:t>
+            </w:r>
+            <w:proofErr w:type="gramStart"/>
+            <w:r>
+              <w:rPr>
+                <w:b/>
+                <w:sz w:val="28"/>
+                <w:szCs w:val="28"/>
+              </w:rPr>
+              <w:t>input(</w:t>
+            </w:r>
+            <w:proofErr w:type="gramEnd"/>
+            <w:r>
+              <w:rPr>
+                <w:b/>
+                <w:sz w:val="28"/>
+                <w:szCs w:val="28"/>
+              </w:rPr>
+              <w:t>)).</w:t>
+            </w:r>
+          </w:p>
+        </w:tc>
+      </w:tr>
+      <w:tr>
+        <w:tc>
+          <w:tcPr>
+            <w:tcW w:w="0" w:type="auto"/>
+          </w:tcPr>
+          <w:p>
+            <w:pPr>
+              <w:rPr>
+                <w:b/>
+                <w:bCs/>
+                <w:sz w:val="28"/>
+                <w:szCs w:val="28"/>
+              </w:rPr>
+            </w:pPr>
+          </w:p>
+          <w:p>
+            <w:pPr>
+              <w:rPr>
+                <w:b/>
+                <w:bCs/>
+                <w:sz w:val="28"/>
+                <w:szCs w:val="28"/>
+              </w:rPr>
+            </w:pPr>
+          </w:p>
+        </w:tc>
+        <w:tc>
+          <w:tcPr>
+            <w:tcW w:w="0" w:type="auto"/>
+          </w:tcPr>
+          <w:p>
+            <w:pPr>
+              <w:rPr>
+                <w:b/>
+                <w:sz w:val="28"/>
+                <w:szCs w:val="28"/>
+              </w:rPr>
+            </w:pPr>
+          </w:p>
+        </w:tc>
+        <w:tc>
+          <w:tcPr>
+            <w:tcW w:w="0" w:type="auto"/>
+          </w:tcPr>
+          <w:p>
+            <w:pPr>
+              <w:rPr>
+                <w:b/>
+                <w:sz w:val="28"/>
+                <w:szCs w:val="28"/>
+              </w:rPr>
+            </w:pPr>
+          </w:p>
+        </w:tc>
+      </w:tr>
+    </w:tbl>
+    <w:p>
+      <w:pPr>
+        <w:rPr>
+          <w:rFonts w:ascii="Times New Roman" w:hAnsi="Times New Roman" w:cs="Times New Roman"/>
+          <w:b/>
+          <w:bCs/>
+          <w:sz w:val="24"/>
+          <w:szCs w:val="24"/>
+        </w:rPr>
+      </w:pPr>
+    </w:p>
+    <w:p>
+      <w:pPr>
+        <w:rPr>
+          <w:rFonts w:ascii="Times New Roman" w:hAnsi="Times New Roman" w:cs="Times New Roman"/>
+          <w:bCs/>
+          <w:sz w:val="24"/>
+          <w:szCs w:val="24"/>
+        </w:rPr>
+      </w:pPr>
+      <w:r>
+        <w:rPr>
+          <w:rFonts w:ascii="Times New Roman" w:hAnsi="Times New Roman" w:cs="Times New Roman"/>
+          <w:b/>
+          <w:bCs/>
+          <w:sz w:val="24"/>
+          <w:szCs w:val="24"/>
+        </w:rPr>
+        <w:lastRenderedPageBreak/>
+        <w:t>3</w:t>
+      </w:r>
+      <w:r>
+        <w:rPr>
+          <w:rFonts w:ascii="Times New Roman" w:hAnsi="Times New Roman" w:cs="Times New Roman"/>
+          <w:b/>
+          <w:bCs/>
+          <w:sz w:val="24"/>
+          <w:szCs w:val="24"/>
+        </w:rPr>
+        <w:t>d</w:t>
+      </w:r>
+      <w:r>
+        <w:rPr>
+          <w:rFonts w:ascii="Times New Roman" w:hAnsi="Times New Roman" w:cs="Times New Roman"/>
+          <w:b/>
+          <w:bCs/>
+          <w:sz w:val="24"/>
+          <w:szCs w:val="24"/>
+        </w:rPr>
+        <w:t xml:space="preserve">) </w:t>
+      </w:r>
+      <w:r>
+        <w:rPr>
+          <w:rFonts w:ascii="Times New Roman" w:hAnsi="Times New Roman" w:cs="Times New Roman"/>
+          <w:b/>
+          <w:bCs/>
+          <w:sz w:val="24"/>
+          <w:szCs w:val="24"/>
+          <w:u w:val="single"/>
+        </w:rPr>
+        <w:t>Aim:</w:t>
+      </w:r>
+      <w:r>
+        <w:rPr>
+          <w:rFonts w:ascii="Times New Roman" w:hAnsi="Times New Roman" w:cs="Times New Roman"/>
+          <w:sz w:val="24"/>
+          <w:szCs w:val="24"/>
+        </w:rPr>
+        <w:t xml:space="preserve"> </w:t>
+      </w:r>
+      <w:r>
+        <w:rPr>
+          <w:rFonts w:ascii="Times New Roman" w:hAnsi="Times New Roman" w:cs="Times New Roman"/>
+          <w:bCs/>
+          <w:sz w:val="24"/>
+          <w:szCs w:val="24"/>
+        </w:rPr>
+        <w:t xml:space="preserve">Write a python program </w:t>
+      </w:r>
+    </w:p>
+    <w:p>
+      <w:pPr>
+        <w:rPr>
+          <w:rFonts w:ascii="Times New Roman" w:hAnsi="Times New Roman" w:cs="Times New Roman"/>
+          <w:bCs/>
+          <w:sz w:val="24"/>
+          <w:szCs w:val="24"/>
+        </w:rPr>
+      </w:pPr>
+      <w:r>
+        <w:rPr>
+          <w:rFonts w:ascii="Times New Roman" w:hAnsi="Times New Roman" w:cs="Times New Roman"/>
+          <w:bCs/>
+          <w:sz w:val="24"/>
+          <w:szCs w:val="24"/>
+        </w:rPr>
+        <w:t>Program:</w:t>
+      </w:r>
+    </w:p>
+    <w:p>
+      <w:pPr>
+        <w:rPr>
+          <w:rFonts w:ascii="Times New Roman" w:hAnsi="Times New Roman" w:cs="Times New Roman"/>
+          <w:bCs/>
+          <w:sz w:val="24"/>
+          <w:szCs w:val="24"/>
+        </w:rPr>
+      </w:pPr>
+      <w:r>
+        <w:rPr>
+          <w:rFonts w:ascii="Times New Roman" w:hAnsi="Times New Roman" w:cs="Times New Roman"/>
+          <w:bCs/>
+          <w:sz w:val="24"/>
+          <w:szCs w:val="24"/>
+        </w:rPr>
+        <w:drawing>
+          <wp:inline distT="0" distB="0" distL="0" distR="0" wp14:anchorId="1EAFF2FC" wp14:editId="6A8F18FE">
+            <wp:extent cx="5231010" cy="7413171"/>
+            <wp:effectExtent l="0" t="0" r="0" b="0"/>
+            <wp:docPr id="2040795902" name="Picture 1"/>
+            <wp:cNvGraphicFramePr>
+              <a:graphicFrameLocks xmlns:a="http://schemas.openxmlformats.org/drawingml/2006/main" noChangeAspect="1"/>
+            </wp:cNvGraphicFramePr>
+            <a:graphic xmlns:a="http://schemas.openxmlformats.org/drawingml/2006/main">
+              <a:graphicData uri="http://schemas.openxmlformats.org/drawingml/2006/picture">
+                <pic:pic xmlns:pic="http://schemas.openxmlformats.org/drawingml/2006/picture">
+                  <pic:nvPicPr>
+                    <pic:cNvPr id="2040795902" name=""/>
+                    <pic:cNvPicPr/>
+                  </pic:nvPicPr>
+                  <pic:blipFill>
+                    <a:blip r:embed="rId27"/>
+                    <a:stretch>
+                      <a:fillRect/>
+                    </a:stretch>
+                  </pic:blipFill>
+                  <pic:spPr>
+                    <a:xfrm>
+                      <a:off x="0" y="0"/>
+                      <a:ext cx="5233784" cy="7417103"/>
+                    </a:xfrm>
+                    <a:prstGeom prst="rect">
+                      <a:avLst/>
+                    </a:prstGeom>
+                  </pic:spPr>
+                </pic:pic>
+              </a:graphicData>
+            </a:graphic>
+          </wp:inline>
+        </w:drawing>
+      </w:r>
+    </w:p>
+    <w:p>
+      <w:pPr>
+        <w:rPr>
+          <w:rFonts w:ascii="Times New Roman" w:hAnsi="Times New Roman" w:cs="Times New Roman"/>
+          <w:b/>
+          <w:sz w:val="28"/>
+          <w:szCs w:val="28"/>
+        </w:rPr>
+      </w:pPr>
+      <w:r>
+        <w:rPr>
+          <w:rFonts w:ascii="Times New Roman" w:hAnsi="Times New Roman" w:cs="Times New Roman"/>
+          <w:b/>
+          <w:sz w:val="28"/>
+          <w:szCs w:val="28"/>
+        </w:rPr>
+        <w:lastRenderedPageBreak/>
+        <w:drawing>
+          <wp:inline distT="0" distB="0" distL="0" distR="0" wp14:anchorId="4B4AFB85" wp14:editId="0B45E799">
+            <wp:extent cx="5943600" cy="2317750"/>
+            <wp:effectExtent l="0" t="0" r="0" b="0"/>
+            <wp:docPr id="14669682" name="Picture 1"/>
+            <wp:cNvGraphicFramePr>
+              <a:graphicFrameLocks xmlns:a="http://schemas.openxmlformats.org/drawingml/2006/main" noChangeAspect="1"/>
+            </wp:cNvGraphicFramePr>
+            <a:graphic xmlns:a="http://schemas.openxmlformats.org/drawingml/2006/main">
+              <a:graphicData uri="http://schemas.openxmlformats.org/drawingml/2006/picture">
+                <pic:pic xmlns:pic="http://schemas.openxmlformats.org/drawingml/2006/picture">
+                  <pic:nvPicPr>
+                    <pic:cNvPr id="14669682" name=""/>
+                    <pic:cNvPicPr/>
+                  </pic:nvPicPr>
+                  <pic:blipFill>
+                    <a:blip r:embed="rId28"/>
+                    <a:stretch>
+                      <a:fillRect/>
+                    </a:stretch>
+                  </pic:blipFill>
+                  <pic:spPr>
+                    <a:xfrm>
+                      <a:off x="0" y="0"/>
+                      <a:ext cx="5943600" cy="2317750"/>
+                    </a:xfrm>
+                    <a:prstGeom prst="rect">
+                      <a:avLst/>
+                    </a:prstGeom>
+                  </pic:spPr>
+                </pic:pic>
+              </a:graphicData>
+            </a:graphic>
+          </wp:inline>
+        </w:drawing>
+      </w:r>
+    </w:p>
+    <w:p>
+      <w:pPr>
+        <w:rPr>
+          <w:rFonts w:ascii="Times New Roman" w:hAnsi="Times New Roman" w:cs="Times New Roman"/>
+          <w:b/>
+          <w:sz w:val="28"/>
+          <w:szCs w:val="28"/>
+        </w:rPr>
+      </w:pPr>
+    </w:p>
+    <w:p>
+      <w:pPr>
+        <w:rPr>
+          <w:rFonts w:ascii="Times New Roman" w:hAnsi="Times New Roman" w:cs="Times New Roman"/>
+          <w:b/>
+          <w:sz w:val="28"/>
+          <w:szCs w:val="28"/>
+        </w:rPr>
+      </w:pPr>
+      <w:r>
+        <w:rPr>
+          <w:rFonts w:ascii="Times New Roman" w:hAnsi="Times New Roman" w:cs="Times New Roman"/>
+          <w:b/>
+          <w:sz w:val="28"/>
+          <w:szCs w:val="28"/>
+        </w:rPr>
+        <w:t>Output:</w:t>
+      </w:r>
+    </w:p>
+    <w:p>
+      <w:pPr>
+        <w:rPr>
+          <w:rFonts w:ascii="Times New Roman" w:hAnsi="Times New Roman" w:cs="Times New Roman"/>
+          <w:b/>
+          <w:sz w:val="28"/>
+          <w:szCs w:val="28"/>
+        </w:rPr>
+      </w:pPr>
+      <w:r>
+        <w:rPr>
+          <w:rFonts w:ascii="Times New Roman" w:hAnsi="Times New Roman" w:cs="Times New Roman"/>
+          <w:b/>
+          <w:sz w:val="28"/>
+          <w:szCs w:val="28"/>
+        </w:rPr>
+        <w:drawing>
+          <wp:inline distT="0" distB="0" distL="0" distR="0" wp14:anchorId="46C345E2" wp14:editId="77BA20DA">
+            <wp:extent cx="5943600" cy="1623695"/>
+            <wp:effectExtent l="0" t="0" r="0" b="0"/>
+            <wp:docPr id="706865551" name="Picture 1"/>
+            <wp:cNvGraphicFramePr>
+              <a:graphicFrameLocks xmlns:a="http://schemas.openxmlformats.org/drawingml/2006/main" noChangeAspect="1"/>
+            </wp:cNvGraphicFramePr>
+            <a:graphic xmlns:a="http://schemas.openxmlformats.org/drawingml/2006/main">
+              <a:graphicData uri="http://schemas.openxmlformats.org/drawingml/2006/picture">
+                <pic:pic xmlns:pic="http://schemas.openxmlformats.org/drawingml/2006/picture">
+                  <pic:nvPicPr>
+                    <pic:cNvPr id="706865551" name=""/>
+                    <pic:cNvPicPr/>
+                  </pic:nvPicPr>
+                  <pic:blipFill>
+                    <a:blip r:embed="rId29"/>
+                    <a:stretch>
+                      <a:fillRect/>
+                    </a:stretch>
+                  </pic:blipFill>
+                  <pic:spPr>
+                    <a:xfrm>
+                      <a:off x="0" y="0"/>
+                      <a:ext cx="5943600" cy="1623695"/>
+                    </a:xfrm>
+                    <a:prstGeom prst="rect">
+                      <a:avLst/>
+                    </a:prstGeom>
+                  </pic:spPr>
+                </pic:pic>
+              </a:graphicData>
+            </a:graphic>
+          </wp:inline>
+        </w:drawing>
+      </w:r>
+    </w:p>
+    <w:p>
+      <w:pPr>
+        <w:rPr>
+          <w:rFonts w:ascii="Times New Roman" w:hAnsi="Times New Roman" w:cs="Times New Roman"/>
+          <w:b/>
+          <w:sz w:val="28"/>
+          <w:szCs w:val="28"/>
+        </w:rPr>
+      </w:pPr>
+    </w:p>
+    <w:p>
+      <w:pPr>
+        <w:rPr>
+          <w:rFonts w:ascii="Times New Roman" w:hAnsi="Times New Roman" w:cs="Times New Roman"/>
+          <w:b/>
+          <w:sz w:val="28"/>
+          <w:szCs w:val="28"/>
+        </w:rPr>
+      </w:pPr>
+    </w:p>
+    <w:p>
+      <w:pPr>
+        <w:rPr>
+          <w:rFonts w:ascii="Times New Roman" w:hAnsi="Times New Roman" w:cs="Times New Roman"/>
+          <w:b/>
+          <w:sz w:val="28"/>
+          <w:szCs w:val="28"/>
+        </w:rPr>
+      </w:pPr>
+    </w:p>
+    <w:p>
+      <w:pPr>
+        <w:rPr>
+          <w:rFonts w:ascii="Times New Roman" w:hAnsi="Times New Roman" w:cs="Times New Roman"/>
+          <w:b/>
+          <w:sz w:val="28"/>
+          <w:szCs w:val="28"/>
+        </w:rPr>
+      </w:pPr>
+    </w:p>
+    <w:p>
+      <w:pPr>
+        <w:rPr>
+          <w:rFonts w:ascii="Times New Roman" w:hAnsi="Times New Roman" w:cs="Times New Roman"/>
+          <w:b/>
+          <w:sz w:val="28"/>
+          <w:szCs w:val="28"/>
+        </w:rPr>
+      </w:pPr>
+    </w:p>
+    <w:p>
+      <w:pPr>
+        <w:rPr>
+          <w:rFonts w:ascii="Times New Roman" w:hAnsi="Times New Roman" w:cs="Times New Roman"/>
+          <w:b/>
+          <w:sz w:val="28"/>
+          <w:szCs w:val="28"/>
+        </w:rPr>
+      </w:pPr>
+    </w:p>
+    <w:p>
+      <w:pPr>
+        <w:rPr>
+          <w:rFonts w:ascii="Times New Roman" w:hAnsi="Times New Roman" w:cs="Times New Roman"/>
+          <w:b/>
+          <w:sz w:val="28"/>
+          <w:szCs w:val="28"/>
+        </w:rPr>
+      </w:pPr>
+    </w:p>
+    <w:p>
+      <w:pPr>
+        <w:rPr>
+          <w:rFonts w:ascii="Times New Roman" w:hAnsi="Times New Roman" w:cs="Times New Roman"/>
+          <w:b/>
+          <w:sz w:val="28"/>
+          <w:szCs w:val="28"/>
+        </w:rPr>
+      </w:pPr>
+    </w:p>
+    <w:p>
+      <w:pPr>
+        <w:rPr>
+          <w:rFonts w:ascii="Times New Roman" w:hAnsi="Times New Roman" w:cs="Times New Roman"/>
+          <w:b/>
+          <w:sz w:val="28"/>
+          <w:szCs w:val="28"/>
+        </w:rPr>
+      </w:pPr>
+    </w:p>
+    <w:p>
+      <w:pPr>
+        <w:rPr>
+          <w:rFonts w:ascii="Times New Roman" w:hAnsi="Times New Roman" w:cs="Times New Roman"/>
+          <w:b/>
+          <w:sz w:val="32"/>
+          <w:szCs w:val="32"/>
+        </w:rPr>
+      </w:pPr>
+      <w:r>
+        <w:rPr>
+          <w:rFonts w:ascii="Times New Roman" w:hAnsi="Times New Roman" w:cs="Times New Roman"/>
+          <w:b/>
+          <w:sz w:val="32"/>
+          <w:szCs w:val="32"/>
+        </w:rPr>
+        <w:lastRenderedPageBreak/>
+        <w:t>Explanation:</w:t>
+      </w:r>
+    </w:p>
+    <w:p>
+      <w:pPr>
+        <w:rPr>
+          <w:rFonts w:ascii="Times New Roman" w:hAnsi="Times New Roman" w:cs="Times New Roman"/>
+          <w:b/>
+          <w:sz w:val="24"/>
+          <w:szCs w:val="24"/>
+        </w:rPr>
+      </w:pPr>
+      <w:r>
+        <w:rPr>
+          <w:rFonts w:ascii="Times New Roman" w:hAnsi="Times New Roman" w:cs="Times New Roman"/>
+          <w:b/>
+          <w:sz w:val="24"/>
+          <w:szCs w:val="24"/>
+        </w:rPr>
+        <w:t xml:space="preserve"> Took the number of elements from the user. </w:t>
+      </w:r>
+    </w:p>
+    <w:p>
+      <w:pPr>
+        <w:rPr>
+          <w:rFonts w:ascii="Times New Roman" w:hAnsi="Times New Roman" w:cs="Times New Roman"/>
+          <w:b/>
+          <w:sz w:val="24"/>
+          <w:szCs w:val="24"/>
+        </w:rPr>
+      </w:pPr>
+      <w:r>
+        <w:rPr>
+          <w:rFonts w:ascii="Times New Roman" w:hAnsi="Times New Roman" w:cs="Times New Roman"/>
+          <w:b/>
+          <w:sz w:val="24"/>
+          <w:szCs w:val="24"/>
+        </w:rPr>
+        <w:t xml:space="preserve"> Used a loop to input the array. </w:t>
+      </w:r>
+    </w:p>
+    <w:p>
+      <w:pPr>
+        <w:rPr>
+          <w:rFonts w:ascii="Times New Roman" w:hAnsi="Times New Roman" w:cs="Times New Roman"/>
+          <w:b/>
+          <w:sz w:val="24"/>
+          <w:szCs w:val="24"/>
+        </w:rPr>
+      </w:pPr>
+      <w:r>
+        <w:rPr>
+          <w:rFonts w:ascii="Times New Roman" w:hAnsi="Times New Roman" w:cs="Times New Roman"/>
+          <w:b/>
+          <w:sz w:val="24"/>
+          <w:szCs w:val="24"/>
+        </w:rPr>
+        <w:t xml:space="preserve"> Used </w:t>
+      </w:r>
+      <w:r>
+        <w:rPr>
+          <w:rFonts w:ascii="Times New Roman" w:hAnsi="Times New Roman" w:cs="Times New Roman"/>
+          <w:b/>
+          <w:bCs/>
+          <w:sz w:val="24"/>
+          <w:szCs w:val="24"/>
+        </w:rPr>
+        <w:t>recursion</w:t>
+      </w:r>
+      <w:r>
+        <w:rPr>
+          <w:rFonts w:ascii="Times New Roman" w:hAnsi="Times New Roman" w:cs="Times New Roman"/>
+          <w:b/>
+          <w:sz w:val="24"/>
+          <w:szCs w:val="24"/>
+        </w:rPr>
+        <w:t xml:space="preserve"> to divide the array. </w:t>
+      </w:r>
+    </w:p>
+    <w:p>
+      <w:pPr>
+        <w:rPr>
+          <w:rFonts w:ascii="Times New Roman" w:hAnsi="Times New Roman" w:cs="Times New Roman"/>
+          <w:b/>
+          <w:sz w:val="24"/>
+          <w:szCs w:val="24"/>
+        </w:rPr>
+      </w:pPr>
+      <w:r>
+        <w:rPr>
+          <w:rFonts w:ascii="Times New Roman" w:hAnsi="Times New Roman" w:cs="Times New Roman"/>
+          <w:b/>
+          <w:sz w:val="24"/>
+          <w:szCs w:val="24"/>
+        </w:rPr>
+        <w:t xml:space="preserve"> Divided the array into two halves. </w:t>
+      </w:r>
+    </w:p>
+    <w:p>
+      <w:pPr>
+        <w:rPr>
+          <w:rFonts w:ascii="Times New Roman" w:hAnsi="Times New Roman" w:cs="Times New Roman"/>
+          <w:b/>
+          <w:sz w:val="24"/>
+          <w:szCs w:val="24"/>
+        </w:rPr>
+      </w:pPr>
+      <w:r>
+        <w:rPr>
+          <w:rFonts w:ascii="Times New Roman" w:hAnsi="Times New Roman" w:cs="Times New Roman"/>
+          <w:b/>
+          <w:sz w:val="24"/>
+          <w:szCs w:val="24"/>
+        </w:rPr>
+        <w:t xml:space="preserve"> Continued dividing until each part contained one element. </w:t>
+      </w:r>
+    </w:p>
+    <w:p>
+      <w:pPr>
+        <w:rPr>
+          <w:rFonts w:ascii="Times New Roman" w:hAnsi="Times New Roman" w:cs="Times New Roman"/>
+          <w:b/>
+          <w:sz w:val="24"/>
+          <w:szCs w:val="24"/>
+        </w:rPr>
+      </w:pPr>
+      <w:r>
+        <w:rPr>
+          <w:rFonts w:ascii="Times New Roman" w:hAnsi="Times New Roman" w:cs="Times New Roman"/>
+          <w:b/>
+          <w:sz w:val="24"/>
+          <w:szCs w:val="24"/>
+        </w:rPr>
+        <w:t xml:space="preserve"> Used the </w:t>
+      </w:r>
+      <w:proofErr w:type="gramStart"/>
+      <w:r>
+        <w:rPr>
+          <w:rFonts w:ascii="Times New Roman" w:hAnsi="Times New Roman" w:cs="Times New Roman"/>
+          <w:b/>
+          <w:sz w:val="24"/>
+          <w:szCs w:val="24"/>
+        </w:rPr>
+        <w:t>merge(</w:t>
+      </w:r>
+      <w:proofErr w:type="gramEnd"/>
+      <w:r>
+        <w:rPr>
+          <w:rFonts w:ascii="Times New Roman" w:hAnsi="Times New Roman" w:cs="Times New Roman"/>
+          <w:b/>
+          <w:sz w:val="24"/>
+          <w:szCs w:val="24"/>
+        </w:rPr>
+        <w:t xml:space="preserve">) function to combine the smaller arrays. </w:t>
+      </w:r>
+    </w:p>
+    <w:p>
+      <w:pPr>
+        <w:rPr>
+          <w:rFonts w:ascii="Times New Roman" w:hAnsi="Times New Roman" w:cs="Times New Roman"/>
+          <w:b/>
+          <w:sz w:val="24"/>
+          <w:szCs w:val="24"/>
+        </w:rPr>
+      </w:pPr>
+      <w:r>
+        <w:rPr>
+          <w:rFonts w:ascii="Times New Roman" w:hAnsi="Times New Roman" w:cs="Times New Roman"/>
+          <w:b/>
+          <w:sz w:val="24"/>
+          <w:szCs w:val="24"/>
+        </w:rPr>
+        <w:t xml:space="preserve"> Compared elements from the left and right halves. </w:t>
+      </w:r>
+    </w:p>
+    <w:p>
+      <w:pPr>
+        <w:rPr>
+          <w:rFonts w:ascii="Times New Roman" w:hAnsi="Times New Roman" w:cs="Times New Roman"/>
+          <w:b/>
+          <w:sz w:val="24"/>
+          <w:szCs w:val="24"/>
+        </w:rPr>
+      </w:pPr>
+      <w:r>
+        <w:rPr>
+          <w:rFonts w:ascii="Times New Roman" w:hAnsi="Times New Roman" w:cs="Times New Roman"/>
+          <w:b/>
+          <w:sz w:val="24"/>
+          <w:szCs w:val="24"/>
+        </w:rPr>
+        <w:t xml:space="preserve"> Added the smaller element to result. </w:t>
+      </w:r>
+    </w:p>
+    <w:p>
+      <w:pPr>
+        <w:rPr>
+          <w:rFonts w:ascii="Times New Roman" w:hAnsi="Times New Roman" w:cs="Times New Roman"/>
+          <w:b/>
+          <w:sz w:val="24"/>
+          <w:szCs w:val="24"/>
+        </w:rPr>
+      </w:pPr>
+      <w:r>
+        <w:rPr>
+          <w:rFonts w:ascii="Times New Roman" w:hAnsi="Times New Roman" w:cs="Times New Roman"/>
+          <w:b/>
+          <w:sz w:val="24"/>
+          <w:szCs w:val="24"/>
+        </w:rPr>
+        <w:t xml:space="preserve"> Added remaining elements. </w:t>
+      </w:r>
+    </w:p>
+    <w:p>
+      <w:pPr>
+        <w:rPr>
+          <w:rFonts w:ascii="Times New Roman" w:hAnsi="Times New Roman" w:cs="Times New Roman"/>
+          <w:b/>
+          <w:sz w:val="24"/>
+          <w:szCs w:val="24"/>
+        </w:rPr>
+      </w:pPr>
+      <w:r>
+        <w:rPr>
+          <w:rFonts w:ascii="Times New Roman" w:hAnsi="Times New Roman" w:cs="Times New Roman"/>
+          <w:b/>
+          <w:sz w:val="24"/>
+          <w:szCs w:val="24"/>
+        </w:rPr>
+        <w:t xml:space="preserve"> </w:t>
+      </w:r>
+      <w:r>
+        <w:rPr>
+          <w:rFonts w:ascii="Times New Roman" w:hAnsi="Times New Roman" w:cs="Times New Roman"/>
+          <w:b/>
+          <w:sz w:val="24"/>
+          <w:szCs w:val="24"/>
+        </w:rPr>
+        <w:t>R</w:t>
+      </w:r>
+      <w:r>
+        <w:rPr>
+          <w:rFonts w:ascii="Times New Roman" w:hAnsi="Times New Roman" w:cs="Times New Roman"/>
+          <w:b/>
+          <w:sz w:val="24"/>
+          <w:szCs w:val="24"/>
+        </w:rPr>
+        <w:t>eturned the sorted array.</w:t>
+      </w:r>
+    </w:p>
+    <w:p>
+      <w:pPr>
+        <w:rPr>
+          <w:rFonts w:ascii="Times New Roman" w:hAnsi="Times New Roman" w:cs="Times New Roman"/>
+          <w:b/>
+          <w:sz w:val="24"/>
+          <w:szCs w:val="24"/>
+        </w:rPr>
+      </w:pPr>
+    </w:p>
+    <w:tbl>
+      <w:tblPr>
+        <w:tblStyle w:val="TableGrid"/>
+        <w:tblW w:w="0" w:type="auto"/>
+        <w:tblLook w:val="04A0" w:firstRow="1" w:lastRow="0" w:firstColumn="1" w:lastColumn="0" w:noHBand="0" w:noVBand="1"/>
+      </w:tblPr>
+      <w:tblGrid>
+        <w:gridCol w:w="763"/>
+        <w:gridCol w:w="3503"/>
+        <w:gridCol w:w="5310"/>
+      </w:tblGrid>
+      <w:tr>
+        <w:tc>
+          <w:tcPr>
+            <w:tcW w:w="0" w:type="auto"/>
+            <w:hideMark/>
+          </w:tcPr>
+          <w:p>
+            <w:pPr>
+              <w:spacing w:after="200" w:line="276" w:lineRule="auto"/>
+              <w:rPr>
+                <w:b/>
+                <w:bCs/>
+                <w:sz w:val="24"/>
+                <w:szCs w:val="24"/>
+              </w:rPr>
+            </w:pPr>
+            <w:r>
+              <w:rPr>
+                <w:b/>
+                <w:bCs/>
+                <w:sz w:val="24"/>
+                <w:szCs w:val="24"/>
+              </w:rPr>
+              <w:t>S.No.</w:t>
+            </w:r>
+          </w:p>
+        </w:tc>
+        <w:tc>
+          <w:tcPr>
+            <w:tcW w:w="0" w:type="auto"/>
+            <w:hideMark/>
+          </w:tcPr>
+          <w:p>
+            <w:pPr>
+              <w:spacing w:after="200" w:line="276" w:lineRule="auto"/>
+              <w:rPr>
+                <w:b/>
+                <w:bCs/>
+                <w:sz w:val="24"/>
+                <w:szCs w:val="24"/>
+              </w:rPr>
+            </w:pPr>
+            <w:r>
+              <w:rPr>
+                <w:b/>
+                <w:bCs/>
+                <w:sz w:val="24"/>
+                <w:szCs w:val="24"/>
+              </w:rPr>
+              <w:t>Errors Observed</w:t>
+            </w:r>
+          </w:p>
+        </w:tc>
+        <w:tc>
+          <w:tcPr>
+            <w:tcW w:w="0" w:type="auto"/>
+            <w:hideMark/>
+          </w:tcPr>
+          <w:p>
+            <w:pPr>
+              <w:spacing w:after="200" w:line="276" w:lineRule="auto"/>
+              <w:rPr>
+                <w:b/>
+                <w:bCs/>
+                <w:sz w:val="24"/>
+                <w:szCs w:val="24"/>
+              </w:rPr>
+            </w:pPr>
+            <w:r>
+              <w:rPr>
+                <w:b/>
+                <w:bCs/>
+                <w:sz w:val="24"/>
+                <w:szCs w:val="24"/>
+              </w:rPr>
+              <w:t>Rectification</w:t>
+            </w:r>
+          </w:p>
+        </w:tc>
+      </w:tr>
+      <w:tr>
+        <w:tc>
+          <w:tcPr>
+            <w:tcW w:w="0" w:type="auto"/>
+            <w:hideMark/>
+          </w:tcPr>
+          <w:p>
+            <w:pPr>
+              <w:spacing w:after="200" w:line="276" w:lineRule="auto"/>
+              <w:rPr>
+                <w:b/>
+                <w:sz w:val="24"/>
+                <w:szCs w:val="24"/>
+              </w:rPr>
+            </w:pPr>
+            <w:r>
+              <w:rPr>
+                <w:b/>
+                <w:bCs/>
+                <w:sz w:val="24"/>
+                <w:szCs w:val="24"/>
+              </w:rPr>
+              <w:t>1)</w:t>
+            </w:r>
+          </w:p>
+        </w:tc>
+        <w:tc>
+          <w:tcPr>
+            <w:tcW w:w="0" w:type="auto"/>
+            <w:hideMark/>
+          </w:tcPr>
+          <w:p>
+            <w:pPr>
+              <w:spacing w:after="200" w:line="276" w:lineRule="auto"/>
+              <w:rPr>
+                <w:b/>
+                <w:sz w:val="24"/>
+                <w:szCs w:val="24"/>
+              </w:rPr>
+            </w:pPr>
+            <w:r>
+              <w:rPr>
+                <w:b/>
+                <w:sz w:val="24"/>
+                <w:szCs w:val="24"/>
+              </w:rPr>
+              <w:t>Missing base case causing infinite recursion.</w:t>
+            </w:r>
+          </w:p>
+        </w:tc>
+        <w:tc>
+          <w:tcPr>
+            <w:tcW w:w="0" w:type="auto"/>
+            <w:hideMark/>
+          </w:tcPr>
+          <w:p>
+            <w:pPr>
+              <w:spacing w:after="200" w:line="276" w:lineRule="auto"/>
+              <w:rPr>
+                <w:b/>
+                <w:sz w:val="24"/>
+                <w:szCs w:val="24"/>
+              </w:rPr>
+            </w:pPr>
+            <w:r>
+              <w:rPr>
+                <w:b/>
+                <w:sz w:val="24"/>
+                <w:szCs w:val="24"/>
+              </w:rPr>
+              <w:t xml:space="preserve">Include if </w:t>
+            </w:r>
+            <w:proofErr w:type="spellStart"/>
+            <w:r>
+              <w:rPr>
+                <w:b/>
+                <w:sz w:val="24"/>
+                <w:szCs w:val="24"/>
+              </w:rPr>
+              <w:t>len</w:t>
+            </w:r>
+            <w:proofErr w:type="spellEnd"/>
+            <w:r>
+              <w:rPr>
+                <w:b/>
+                <w:sz w:val="24"/>
+                <w:szCs w:val="24"/>
+              </w:rPr>
+              <w:t>(</w:t>
+            </w:r>
+            <w:proofErr w:type="spellStart"/>
+            <w:r>
+              <w:rPr>
+                <w:b/>
+                <w:sz w:val="24"/>
+                <w:szCs w:val="24"/>
+              </w:rPr>
+              <w:t>arr</w:t>
+            </w:r>
+            <w:proofErr w:type="spellEnd"/>
+            <w:r>
+              <w:rPr>
+                <w:b/>
+                <w:sz w:val="24"/>
+                <w:szCs w:val="24"/>
+              </w:rPr>
+              <w:t xml:space="preserve">) &lt;= 1: return </w:t>
+            </w:r>
+            <w:proofErr w:type="spellStart"/>
+            <w:r>
+              <w:rPr>
+                <w:b/>
+                <w:sz w:val="24"/>
+                <w:szCs w:val="24"/>
+              </w:rPr>
+              <w:t>arr</w:t>
+            </w:r>
+            <w:proofErr w:type="spellEnd"/>
+            <w:r>
+              <w:rPr>
+                <w:b/>
+                <w:sz w:val="24"/>
+                <w:szCs w:val="24"/>
+              </w:rPr>
+              <w:t xml:space="preserve"> to stop recursion.</w:t>
+            </w:r>
+          </w:p>
+        </w:tc>
+      </w:tr>
+      <w:tr>
+        <w:tc>
+          <w:tcPr>
+            <w:tcW w:w="0" w:type="auto"/>
+            <w:hideMark/>
+          </w:tcPr>
+          <w:p>
+            <w:pPr>
+              <w:spacing w:after="200" w:line="276" w:lineRule="auto"/>
+              <w:rPr>
+                <w:b/>
+                <w:sz w:val="24"/>
+                <w:szCs w:val="24"/>
+              </w:rPr>
+            </w:pPr>
+            <w:r>
+              <w:rPr>
+                <w:b/>
+                <w:bCs/>
+                <w:sz w:val="24"/>
+                <w:szCs w:val="24"/>
+              </w:rPr>
+              <w:t>2)</w:t>
+            </w:r>
+          </w:p>
+        </w:tc>
+        <w:tc>
+          <w:tcPr>
+            <w:tcW w:w="0" w:type="auto"/>
+            <w:hideMark/>
+          </w:tcPr>
+          <w:p>
+            <w:pPr>
+              <w:spacing w:after="200" w:line="276" w:lineRule="auto"/>
+              <w:rPr>
+                <w:b/>
+                <w:sz w:val="24"/>
+                <w:szCs w:val="24"/>
+              </w:rPr>
+            </w:pPr>
+            <w:r>
+              <w:rPr>
+                <w:b/>
+                <w:sz w:val="24"/>
+                <w:szCs w:val="24"/>
+              </w:rPr>
+              <w:t>Incorrect calculation of the middle position.</w:t>
+            </w:r>
+          </w:p>
+        </w:tc>
+        <w:tc>
+          <w:tcPr>
+            <w:tcW w:w="0" w:type="auto"/>
+            <w:hideMark/>
+          </w:tcPr>
+          <w:p>
+            <w:pPr>
+              <w:spacing w:after="200" w:line="276" w:lineRule="auto"/>
+              <w:rPr>
+                <w:b/>
+                <w:sz w:val="24"/>
+                <w:szCs w:val="24"/>
+              </w:rPr>
+            </w:pPr>
+            <w:r>
+              <w:rPr>
+                <w:b/>
+                <w:sz w:val="24"/>
+                <w:szCs w:val="24"/>
+              </w:rPr>
+              <w:t xml:space="preserve">Use mid = </w:t>
+            </w:r>
+            <w:proofErr w:type="spellStart"/>
+            <w:r>
+              <w:rPr>
+                <w:b/>
+                <w:sz w:val="24"/>
+                <w:szCs w:val="24"/>
+              </w:rPr>
+              <w:t>len</w:t>
+            </w:r>
+            <w:proofErr w:type="spellEnd"/>
+            <w:r>
+              <w:rPr>
+                <w:b/>
+                <w:sz w:val="24"/>
+                <w:szCs w:val="24"/>
+              </w:rPr>
+              <w:t>(</w:t>
+            </w:r>
+            <w:proofErr w:type="spellStart"/>
+            <w:r>
+              <w:rPr>
+                <w:b/>
+                <w:sz w:val="24"/>
+                <w:szCs w:val="24"/>
+              </w:rPr>
+              <w:t>arr</w:t>
+            </w:r>
+            <w:proofErr w:type="spellEnd"/>
+            <w:r>
+              <w:rPr>
+                <w:b/>
+                <w:sz w:val="24"/>
+                <w:szCs w:val="24"/>
+              </w:rPr>
+              <w:t>) // 2 to divide the array correctly.</w:t>
+            </w:r>
+          </w:p>
+        </w:tc>
+      </w:tr>
+      <w:tr>
+        <w:tc>
+          <w:tcPr>
+            <w:tcW w:w="0" w:type="auto"/>
+            <w:hideMark/>
+          </w:tcPr>
+          <w:p>
+            <w:pPr>
+              <w:spacing w:after="200" w:line="276" w:lineRule="auto"/>
+              <w:rPr>
+                <w:b/>
+                <w:sz w:val="24"/>
+                <w:szCs w:val="24"/>
+              </w:rPr>
+            </w:pPr>
+            <w:r>
+              <w:rPr>
+                <w:b/>
+                <w:bCs/>
+                <w:sz w:val="24"/>
+                <w:szCs w:val="24"/>
+              </w:rPr>
+              <w:t>3)</w:t>
+            </w:r>
+          </w:p>
+        </w:tc>
+        <w:tc>
+          <w:tcPr>
+            <w:tcW w:w="0" w:type="auto"/>
+            <w:hideMark/>
+          </w:tcPr>
+          <w:p>
+            <w:pPr>
+              <w:spacing w:after="200" w:line="276" w:lineRule="auto"/>
+              <w:rPr>
+                <w:b/>
+                <w:sz w:val="24"/>
+                <w:szCs w:val="24"/>
+              </w:rPr>
+            </w:pPr>
+            <w:r>
+              <w:rPr>
+                <w:b/>
+                <w:sz w:val="24"/>
+                <w:szCs w:val="24"/>
+              </w:rPr>
+              <w:t>Incorrectly dividing the array into left and right parts.</w:t>
+            </w:r>
+          </w:p>
+        </w:tc>
+        <w:tc>
+          <w:tcPr>
+            <w:tcW w:w="0" w:type="auto"/>
+            <w:hideMark/>
+          </w:tcPr>
+          <w:p>
+            <w:pPr>
+              <w:spacing w:after="200" w:line="276" w:lineRule="auto"/>
+              <w:rPr>
+                <w:b/>
+                <w:sz w:val="24"/>
+                <w:szCs w:val="24"/>
+              </w:rPr>
+            </w:pPr>
+            <w:r>
+              <w:rPr>
+                <w:b/>
+                <w:sz w:val="24"/>
+                <w:szCs w:val="24"/>
+              </w:rPr>
+              <w:t xml:space="preserve">Use </w:t>
+            </w:r>
+            <w:proofErr w:type="spellStart"/>
+            <w:r>
+              <w:rPr>
+                <w:b/>
+                <w:sz w:val="24"/>
+                <w:szCs w:val="24"/>
+              </w:rPr>
+              <w:t>arr</w:t>
+            </w:r>
+            <w:proofErr w:type="spellEnd"/>
+            <w:r>
+              <w:rPr>
+                <w:b/>
+                <w:sz w:val="24"/>
+                <w:szCs w:val="24"/>
+              </w:rPr>
+              <w:t xml:space="preserve">[:mid] for the left half and </w:t>
+            </w:r>
+            <w:proofErr w:type="spellStart"/>
+            <w:r>
+              <w:rPr>
+                <w:b/>
+                <w:sz w:val="24"/>
+                <w:szCs w:val="24"/>
+              </w:rPr>
+              <w:t>arr</w:t>
+            </w:r>
+            <w:proofErr w:type="spellEnd"/>
+            <w:r>
+              <w:rPr>
+                <w:b/>
+                <w:sz w:val="24"/>
+                <w:szCs w:val="24"/>
+              </w:rPr>
+              <w:t>[mid:] for the right half.</w:t>
+            </w:r>
+          </w:p>
+        </w:tc>
+      </w:tr>
+      <w:tr>
+        <w:tc>
+          <w:tcPr>
+            <w:tcW w:w="0" w:type="auto"/>
+            <w:hideMark/>
+          </w:tcPr>
+          <w:p>
+            <w:pPr>
+              <w:spacing w:after="200" w:line="276" w:lineRule="auto"/>
+              <w:rPr>
+                <w:b/>
+                <w:sz w:val="24"/>
+                <w:szCs w:val="24"/>
+              </w:rPr>
+            </w:pPr>
+            <w:r>
+              <w:rPr>
+                <w:b/>
+                <w:bCs/>
+                <w:sz w:val="24"/>
+                <w:szCs w:val="24"/>
+              </w:rPr>
+              <w:t>4)</w:t>
+            </w:r>
+          </w:p>
+        </w:tc>
+        <w:tc>
+          <w:tcPr>
+            <w:tcW w:w="0" w:type="auto"/>
+            <w:hideMark/>
+          </w:tcPr>
+          <w:p>
+            <w:pPr>
+              <w:spacing w:after="200" w:line="276" w:lineRule="auto"/>
+              <w:rPr>
+                <w:b/>
+                <w:sz w:val="24"/>
+                <w:szCs w:val="24"/>
+              </w:rPr>
+            </w:pPr>
+            <w:r>
+              <w:rPr>
+                <w:b/>
+                <w:sz w:val="24"/>
+                <w:szCs w:val="24"/>
+              </w:rPr>
+              <w:t xml:space="preserve">Forgetting to increment </w:t>
+            </w:r>
+            <w:proofErr w:type="spellStart"/>
+            <w:r>
+              <w:rPr>
+                <w:b/>
+                <w:sz w:val="24"/>
+                <w:szCs w:val="24"/>
+              </w:rPr>
+              <w:t>i</w:t>
+            </w:r>
+            <w:proofErr w:type="spellEnd"/>
+            <w:r>
+              <w:rPr>
+                <w:b/>
+                <w:sz w:val="24"/>
+                <w:szCs w:val="24"/>
+              </w:rPr>
+              <w:t xml:space="preserve"> or j while merging.</w:t>
+            </w:r>
+          </w:p>
+        </w:tc>
+        <w:tc>
+          <w:tcPr>
+            <w:tcW w:w="0" w:type="auto"/>
+            <w:hideMark/>
+          </w:tcPr>
+          <w:p>
+            <w:pPr>
+              <w:spacing w:after="200" w:line="276" w:lineRule="auto"/>
+              <w:rPr>
+                <w:b/>
+                <w:sz w:val="24"/>
+                <w:szCs w:val="24"/>
+              </w:rPr>
+            </w:pPr>
+            <w:r>
+              <w:rPr>
+                <w:b/>
+                <w:sz w:val="24"/>
+                <w:szCs w:val="24"/>
+              </w:rPr>
+              <w:t>Increment the corresponding index after adding an element to result.</w:t>
+            </w:r>
+          </w:p>
+        </w:tc>
+      </w:tr>
+      <w:tr>
+        <w:tc>
+          <w:tcPr>
+            <w:tcW w:w="0" w:type="auto"/>
+            <w:hideMark/>
+          </w:tcPr>
+          <w:p>
+            <w:pPr>
+              <w:spacing w:after="200" w:line="276" w:lineRule="auto"/>
+              <w:rPr>
+                <w:b/>
+                <w:sz w:val="24"/>
+                <w:szCs w:val="24"/>
+              </w:rPr>
+            </w:pPr>
+            <w:r>
+              <w:rPr>
+                <w:b/>
+                <w:bCs/>
+                <w:sz w:val="24"/>
+                <w:szCs w:val="24"/>
+              </w:rPr>
+              <w:t>5)</w:t>
+            </w:r>
+          </w:p>
+        </w:tc>
+        <w:tc>
+          <w:tcPr>
+            <w:tcW w:w="0" w:type="auto"/>
+            <w:hideMark/>
+          </w:tcPr>
+          <w:p>
+            <w:pPr>
+              <w:spacing w:after="200" w:line="276" w:lineRule="auto"/>
+              <w:rPr>
+                <w:b/>
+                <w:sz w:val="24"/>
+                <w:szCs w:val="24"/>
+              </w:rPr>
+            </w:pPr>
+            <w:r>
+              <w:rPr>
+                <w:b/>
+                <w:sz w:val="24"/>
+                <w:szCs w:val="24"/>
+              </w:rPr>
+              <w:t>Forgetting to add the remaining elements from either half.</w:t>
+            </w:r>
+          </w:p>
+        </w:tc>
+        <w:tc>
+          <w:tcPr>
+            <w:tcW w:w="0" w:type="auto"/>
+            <w:hideMark/>
+          </w:tcPr>
+          <w:p>
+            <w:pPr>
+              <w:spacing w:after="200" w:line="276" w:lineRule="auto"/>
+              <w:rPr>
+                <w:b/>
+                <w:sz w:val="24"/>
+                <w:szCs w:val="24"/>
+              </w:rPr>
+            </w:pPr>
+            <w:r>
+              <w:rPr>
+                <w:b/>
+                <w:sz w:val="24"/>
+                <w:szCs w:val="24"/>
+              </w:rPr>
+              <w:t xml:space="preserve">Add the remaining elements using </w:t>
+            </w:r>
+            <w:proofErr w:type="spellStart"/>
+            <w:proofErr w:type="gramStart"/>
+            <w:r>
+              <w:rPr>
+                <w:b/>
+                <w:sz w:val="24"/>
+                <w:szCs w:val="24"/>
+              </w:rPr>
+              <w:t>result.extend</w:t>
+            </w:r>
+            <w:proofErr w:type="spellEnd"/>
+            <w:proofErr w:type="gramEnd"/>
+            <w:r>
+              <w:rPr>
+                <w:b/>
+                <w:sz w:val="24"/>
+                <w:szCs w:val="24"/>
+              </w:rPr>
+              <w:t>(left[</w:t>
+            </w:r>
+            <w:proofErr w:type="spellStart"/>
+            <w:r>
+              <w:rPr>
+                <w:b/>
+                <w:sz w:val="24"/>
+                <w:szCs w:val="24"/>
+              </w:rPr>
+              <w:t>i</w:t>
+            </w:r>
+            <w:proofErr w:type="spellEnd"/>
+            <w:r>
+              <w:rPr>
+                <w:b/>
+                <w:sz w:val="24"/>
+                <w:szCs w:val="24"/>
+              </w:rPr>
+              <w:t xml:space="preserve">:]) and </w:t>
+            </w:r>
+            <w:proofErr w:type="spellStart"/>
+            <w:proofErr w:type="gramStart"/>
+            <w:r>
+              <w:rPr>
+                <w:b/>
+                <w:sz w:val="24"/>
+                <w:szCs w:val="24"/>
+              </w:rPr>
+              <w:t>result.extend</w:t>
+            </w:r>
+            <w:proofErr w:type="spellEnd"/>
+            <w:proofErr w:type="gramEnd"/>
+            <w:r>
+              <w:rPr>
+                <w:b/>
+                <w:sz w:val="24"/>
+                <w:szCs w:val="24"/>
+              </w:rPr>
+              <w:t>(right[j:]).</w:t>
+            </w:r>
+          </w:p>
+        </w:tc>
+      </w:tr>
+      <w:tr>
+        <w:tc>
+          <w:tcPr>
+            <w:tcW w:w="0" w:type="auto"/>
+            <w:hideMark/>
+          </w:tcPr>
+          <w:p>
+            <w:pPr>
+              <w:spacing w:after="200" w:line="276" w:lineRule="auto"/>
+              <w:rPr>
+                <w:b/>
+                <w:sz w:val="24"/>
+                <w:szCs w:val="24"/>
+              </w:rPr>
+            </w:pPr>
+            <w:r>
+              <w:rPr>
+                <w:b/>
+                <w:bCs/>
+                <w:sz w:val="24"/>
+                <w:szCs w:val="24"/>
+              </w:rPr>
+              <w:t>6)</w:t>
+            </w:r>
+          </w:p>
+        </w:tc>
+        <w:tc>
+          <w:tcPr>
+            <w:tcW w:w="0" w:type="auto"/>
+            <w:hideMark/>
+          </w:tcPr>
+          <w:p>
+            <w:pPr>
+              <w:spacing w:after="200" w:line="276" w:lineRule="auto"/>
+              <w:rPr>
+                <w:b/>
+                <w:sz w:val="24"/>
+                <w:szCs w:val="24"/>
+              </w:rPr>
+            </w:pPr>
+            <w:r>
+              <w:rPr>
+                <w:b/>
+                <w:sz w:val="24"/>
+                <w:szCs w:val="24"/>
+              </w:rPr>
+              <w:t>Forgetting to return the merged result.</w:t>
+            </w:r>
+          </w:p>
+        </w:tc>
+        <w:tc>
+          <w:tcPr>
+            <w:tcW w:w="0" w:type="auto"/>
+            <w:hideMark/>
+          </w:tcPr>
+          <w:p>
+            <w:pPr>
+              <w:spacing w:after="200" w:line="276" w:lineRule="auto"/>
+              <w:rPr>
+                <w:b/>
+                <w:sz w:val="24"/>
+                <w:szCs w:val="24"/>
+              </w:rPr>
+            </w:pPr>
+            <w:r>
+              <w:rPr>
+                <w:b/>
+                <w:sz w:val="24"/>
+                <w:szCs w:val="24"/>
+              </w:rPr>
+              <w:t xml:space="preserve">Use return result at the end of the </w:t>
+            </w:r>
+            <w:proofErr w:type="gramStart"/>
+            <w:r>
+              <w:rPr>
+                <w:b/>
+                <w:sz w:val="24"/>
+                <w:szCs w:val="24"/>
+              </w:rPr>
+              <w:t>merge(</w:t>
+            </w:r>
+            <w:proofErr w:type="gramEnd"/>
+            <w:r>
+              <w:rPr>
+                <w:b/>
+                <w:sz w:val="24"/>
+                <w:szCs w:val="24"/>
+              </w:rPr>
+              <w:t>) function.</w:t>
+            </w:r>
+          </w:p>
+        </w:tc>
+      </w:tr>
+      <w:tr>
+        <w:tc>
+          <w:tcPr>
+            <w:tcW w:w="0" w:type="auto"/>
+            <w:hideMark/>
+          </w:tcPr>
+          <w:p>
+            <w:pPr>
+              <w:spacing w:after="200" w:line="276" w:lineRule="auto"/>
+              <w:rPr>
+                <w:b/>
+                <w:sz w:val="24"/>
+                <w:szCs w:val="24"/>
+              </w:rPr>
+            </w:pPr>
+            <w:r>
+              <w:rPr>
+                <w:b/>
+                <w:bCs/>
+                <w:sz w:val="24"/>
+                <w:szCs w:val="24"/>
+              </w:rPr>
+              <w:t>7)</w:t>
+            </w:r>
+          </w:p>
+        </w:tc>
+        <w:tc>
+          <w:tcPr>
+            <w:tcW w:w="0" w:type="auto"/>
+            <w:hideMark/>
+          </w:tcPr>
+          <w:p>
+            <w:pPr>
+              <w:spacing w:after="200" w:line="276" w:lineRule="auto"/>
+              <w:rPr>
+                <w:b/>
+                <w:sz w:val="24"/>
+                <w:szCs w:val="24"/>
+              </w:rPr>
+            </w:pPr>
+            <w:r>
+              <w:rPr>
+                <w:b/>
+                <w:sz w:val="24"/>
+                <w:szCs w:val="24"/>
+              </w:rPr>
+              <w:t>Incorrect indentation in recursive functions.</w:t>
+            </w:r>
+          </w:p>
+        </w:tc>
+        <w:tc>
+          <w:tcPr>
+            <w:tcW w:w="0" w:type="auto"/>
+            <w:hideMark/>
+          </w:tcPr>
+          <w:p>
+            <w:pPr>
+              <w:spacing w:after="200" w:line="276" w:lineRule="auto"/>
+              <w:rPr>
+                <w:b/>
+                <w:sz w:val="24"/>
+                <w:szCs w:val="24"/>
+              </w:rPr>
+            </w:pPr>
+            <w:r>
+              <w:rPr>
+                <w:b/>
+                <w:sz w:val="24"/>
+                <w:szCs w:val="24"/>
+              </w:rPr>
+              <w:t>Maintain proper indentation for all function statements, loops, and conditions.</w:t>
+            </w:r>
+          </w:p>
+        </w:tc>
+      </w:tr>
+    </w:tbl>
+    <w:p>
+      <w:pPr>
+        <w:rPr>
+          <w:rFonts w:ascii="Times New Roman" w:hAnsi="Times New Roman" w:cs="Times New Roman"/>
+          <w:bCs/>
+          <w:sz w:val="24"/>
+          <w:szCs w:val="24"/>
+        </w:rPr>
+      </w:pPr>
+      <w:r>
+        <w:rPr>
+          <w:rFonts w:ascii="Times New Roman" w:hAnsi="Times New Roman" w:cs="Times New Roman"/>
+          <w:b/>
+          <w:bCs/>
+          <w:sz w:val="24"/>
+          <w:szCs w:val="24"/>
+        </w:rPr>
+        <w:lastRenderedPageBreak/>
+        <w:t>3</w:t>
+      </w:r>
+      <w:r>
+        <w:rPr>
+          <w:rFonts w:ascii="Times New Roman" w:hAnsi="Times New Roman" w:cs="Times New Roman"/>
+          <w:b/>
+          <w:bCs/>
+          <w:sz w:val="24"/>
+          <w:szCs w:val="24"/>
+        </w:rPr>
+        <w:t>e</w:t>
+      </w:r>
+      <w:r>
+        <w:rPr>
+          <w:rFonts w:ascii="Times New Roman" w:hAnsi="Times New Roman" w:cs="Times New Roman"/>
+          <w:b/>
+          <w:bCs/>
+          <w:sz w:val="24"/>
+          <w:szCs w:val="24"/>
+        </w:rPr>
+        <w:t xml:space="preserve">) </w:t>
+      </w:r>
+      <w:r>
+        <w:rPr>
+          <w:rFonts w:ascii="Times New Roman" w:hAnsi="Times New Roman" w:cs="Times New Roman"/>
+          <w:b/>
+          <w:bCs/>
+          <w:sz w:val="24"/>
+          <w:szCs w:val="24"/>
+          <w:u w:val="single"/>
+        </w:rPr>
+        <w:t>Aim:</w:t>
+      </w:r>
+      <w:r>
+        <w:rPr>
+          <w:rFonts w:ascii="Times New Roman" w:hAnsi="Times New Roman" w:cs="Times New Roman"/>
+          <w:sz w:val="24"/>
+          <w:szCs w:val="24"/>
+        </w:rPr>
+        <w:t xml:space="preserve"> </w:t>
+      </w:r>
+      <w:r>
+        <w:rPr>
+          <w:rFonts w:ascii="Times New Roman" w:hAnsi="Times New Roman" w:cs="Times New Roman"/>
+          <w:bCs/>
+          <w:sz w:val="24"/>
+          <w:szCs w:val="24"/>
+        </w:rPr>
+        <w:t xml:space="preserve">Write a python program </w:t>
+      </w:r>
+    </w:p>
+    <w:p>
+      <w:pPr>
+        <w:rPr>
+          <w:rFonts w:ascii="Times New Roman" w:hAnsi="Times New Roman" w:cs="Times New Roman"/>
+          <w:bCs/>
+          <w:sz w:val="24"/>
+          <w:szCs w:val="24"/>
+        </w:rPr>
+      </w:pPr>
+      <w:r>
+        <w:rPr>
+          <w:rFonts w:ascii="Times New Roman" w:hAnsi="Times New Roman" w:cs="Times New Roman"/>
+          <w:bCs/>
+          <w:sz w:val="24"/>
+          <w:szCs w:val="24"/>
+        </w:rPr>
+        <w:t>Program:</w:t>
+      </w:r>
+    </w:p>
+    <w:p>
+      <w:pPr>
+        <w:rPr>
+          <w:rFonts w:ascii="Times New Roman" w:hAnsi="Times New Roman" w:cs="Times New Roman"/>
+          <w:bCs/>
+          <w:sz w:val="24"/>
+          <w:szCs w:val="24"/>
+        </w:rPr>
+      </w:pPr>
+      <w:r>
+        <w:rPr>
+          <w:rFonts w:ascii="Times New Roman" w:hAnsi="Times New Roman" w:cs="Times New Roman"/>
+          <w:bCs/>
+          <w:sz w:val="24"/>
+          <w:szCs w:val="24"/>
+        </w:rPr>
+        <w:drawing>
+          <wp:inline distT="0" distB="0" distL="0" distR="0" wp14:anchorId="0E4C735F" wp14:editId="29E3D046">
+            <wp:extent cx="5093734" cy="7304314"/>
+            <wp:effectExtent l="0" t="0" r="0" b="0"/>
+            <wp:docPr id="1282920776" name="Picture 1"/>
+            <wp:cNvGraphicFramePr>
+              <a:graphicFrameLocks xmlns:a="http://schemas.openxmlformats.org/drawingml/2006/main" noChangeAspect="1"/>
+            </wp:cNvGraphicFramePr>
+            <a:graphic xmlns:a="http://schemas.openxmlformats.org/drawingml/2006/main">
+              <a:graphicData uri="http://schemas.openxmlformats.org/drawingml/2006/picture">
+                <pic:pic xmlns:pic="http://schemas.openxmlformats.org/drawingml/2006/picture">
+                  <pic:nvPicPr>
+                    <pic:cNvPr id="1282920776" name=""/>
+                    <pic:cNvPicPr/>
+                  </pic:nvPicPr>
+                  <pic:blipFill>
+                    <a:blip r:embed="rId30"/>
+                    <a:stretch>
+                      <a:fillRect/>
+                    </a:stretch>
+                  </pic:blipFill>
+                  <pic:spPr>
+                    <a:xfrm>
+                      <a:off x="0" y="0"/>
+                      <a:ext cx="5096387" cy="7308119"/>
+                    </a:xfrm>
+                    <a:prstGeom prst="rect">
+                      <a:avLst/>
+                    </a:prstGeom>
+                  </pic:spPr>
+                </pic:pic>
+              </a:graphicData>
+            </a:graphic>
+          </wp:inline>
+        </w:drawing>
+      </w:r>
+    </w:p>
+    <w:p>
+      <w:pPr>
+        <w:rPr>
+          <w:rFonts w:ascii="Times New Roman" w:hAnsi="Times New Roman" w:cs="Times New Roman"/>
+          <w:bCs/>
+          <w:sz w:val="24"/>
+          <w:szCs w:val="24"/>
+        </w:rPr>
+      </w:pPr>
+      <w:r>
+        <w:rPr>
+          <w:rFonts w:ascii="Times New Roman" w:hAnsi="Times New Roman" w:cs="Times New Roman"/>
+          <w:bCs/>
+          <w:sz w:val="24"/>
+          <w:szCs w:val="24"/>
+        </w:rPr>
+        <w:lastRenderedPageBreak/>
+        <w:t>Output:</w:t>
+      </w:r>
+    </w:p>
+    <w:p>
+      <w:pPr>
+        <w:rPr>
+          <w:rFonts w:ascii="Times New Roman" w:hAnsi="Times New Roman" w:cs="Times New Roman"/>
+          <w:bCs/>
+          <w:sz w:val="24"/>
+          <w:szCs w:val="24"/>
+        </w:rPr>
+      </w:pPr>
+      <w:r>
+        <w:rPr>
+          <w:rFonts w:ascii="Times New Roman" w:hAnsi="Times New Roman" w:cs="Times New Roman"/>
+          <w:bCs/>
+          <w:sz w:val="24"/>
+          <w:szCs w:val="24"/>
+        </w:rPr>
+        <w:drawing>
+          <wp:inline distT="0" distB="0" distL="0" distR="0" wp14:anchorId="144881B6" wp14:editId="610F8C20">
+            <wp:extent cx="5943600" cy="1149350"/>
+            <wp:effectExtent l="0" t="0" r="0" b="0"/>
+            <wp:docPr id="133707684" name="Picture 1"/>
+            <wp:cNvGraphicFramePr>
+              <a:graphicFrameLocks xmlns:a="http://schemas.openxmlformats.org/drawingml/2006/main" noChangeAspect="1"/>
+            </wp:cNvGraphicFramePr>
+            <a:graphic xmlns:a="http://schemas.openxmlformats.org/drawingml/2006/main">
+              <a:graphicData uri="http://schemas.openxmlformats.org/drawingml/2006/picture">
+                <pic:pic xmlns:pic="http://schemas.openxmlformats.org/drawingml/2006/picture">
+                  <pic:nvPicPr>
+                    <pic:cNvPr id="133707684" name=""/>
+                    <pic:cNvPicPr/>
+                  </pic:nvPicPr>
+                  <pic:blipFill>
+                    <a:blip r:embed="rId31"/>
+                    <a:stretch>
+                      <a:fillRect/>
+                    </a:stretch>
+                  </pic:blipFill>
+                  <pic:spPr>
+                    <a:xfrm>
+                      <a:off x="0" y="0"/>
+                      <a:ext cx="5943600" cy="1149350"/>
+                    </a:xfrm>
+                    <a:prstGeom prst="rect">
+                      <a:avLst/>
+                    </a:prstGeom>
+                  </pic:spPr>
+                </pic:pic>
+              </a:graphicData>
+            </a:graphic>
+          </wp:inline>
+        </w:drawing>
+      </w:r>
+    </w:p>
+    <w:p>
+      <w:pPr>
+        <w:rPr>
+          <w:rFonts w:ascii="Times New Roman" w:hAnsi="Times New Roman" w:cs="Times New Roman"/>
+          <w:bCs/>
+          <w:sz w:val="24"/>
+          <w:szCs w:val="24"/>
+        </w:rPr>
+      </w:pPr>
+    </w:p>
+    <w:p>
+      <w:pPr>
+        <w:rPr>
+          <w:rFonts w:ascii="Times New Roman" w:hAnsi="Times New Roman" w:cs="Times New Roman"/>
+          <w:bCs/>
+          <w:sz w:val="32"/>
+          <w:szCs w:val="32"/>
+        </w:rPr>
+      </w:pPr>
+      <w:r>
+        <w:rPr>
+          <w:rFonts w:ascii="Times New Roman" w:hAnsi="Times New Roman" w:cs="Times New Roman"/>
+          <w:bCs/>
+          <w:sz w:val="32"/>
+          <w:szCs w:val="32"/>
+        </w:rPr>
+        <w:t>Explanation:</w:t>
+      </w:r>
+    </w:p>
+    <w:p>
+      <w:pPr>
+        <w:rPr>
+          <w:rFonts w:ascii="Times New Roman" w:hAnsi="Times New Roman" w:cs="Times New Roman"/>
+          <w:bCs/>
+          <w:sz w:val="24"/>
+          <w:szCs w:val="24"/>
+        </w:rPr>
+      </w:pPr>
+      <w:r>
+        <w:rPr>
+          <w:rFonts w:ascii="Times New Roman" w:hAnsi="Times New Roman" w:cs="Times New Roman"/>
+          <w:bCs/>
+          <w:sz w:val="24"/>
+          <w:szCs w:val="24"/>
+        </w:rPr>
+        <w:t xml:space="preserve"> Took the number of elements. </w:t>
+      </w:r>
+    </w:p>
+    <w:p>
+      <w:pPr>
+        <w:rPr>
+          <w:rFonts w:ascii="Times New Roman" w:hAnsi="Times New Roman" w:cs="Times New Roman"/>
+          <w:bCs/>
+          <w:sz w:val="24"/>
+          <w:szCs w:val="24"/>
+        </w:rPr>
+      </w:pPr>
+      <w:r>
+        <w:rPr>
+          <w:rFonts w:ascii="Times New Roman" w:hAnsi="Times New Roman" w:cs="Times New Roman"/>
+          <w:bCs/>
+          <w:sz w:val="24"/>
+          <w:szCs w:val="24"/>
+        </w:rPr>
+        <w:t xml:space="preserve"> Used a loop to input every element. </w:t>
+      </w:r>
+    </w:p>
+    <w:p>
+      <w:pPr>
+        <w:rPr>
+          <w:rFonts w:ascii="Times New Roman" w:hAnsi="Times New Roman" w:cs="Times New Roman"/>
+          <w:bCs/>
+          <w:sz w:val="24"/>
+          <w:szCs w:val="24"/>
+        </w:rPr>
+      </w:pPr>
+      <w:r>
+        <w:rPr>
+          <w:rFonts w:ascii="Times New Roman" w:hAnsi="Times New Roman" w:cs="Times New Roman"/>
+          <w:bCs/>
+          <w:sz w:val="24"/>
+          <w:szCs w:val="24"/>
+        </w:rPr>
+        <w:t xml:space="preserve"> Selected the last element as the </w:t>
+      </w:r>
+      <w:r>
+        <w:rPr>
+          <w:rFonts w:ascii="Times New Roman" w:hAnsi="Times New Roman" w:cs="Times New Roman"/>
+          <w:b/>
+          <w:bCs/>
+          <w:sz w:val="24"/>
+          <w:szCs w:val="24"/>
+        </w:rPr>
+        <w:t>pivot</w:t>
+      </w:r>
+      <w:r>
+        <w:rPr>
+          <w:rFonts w:ascii="Times New Roman" w:hAnsi="Times New Roman" w:cs="Times New Roman"/>
+          <w:bCs/>
+          <w:sz w:val="24"/>
+          <w:szCs w:val="24"/>
+        </w:rPr>
+        <w:t xml:space="preserve">. </w:t>
+      </w:r>
+    </w:p>
+    <w:p>
+      <w:pPr>
+        <w:rPr>
+          <w:rFonts w:ascii="Times New Roman" w:hAnsi="Times New Roman" w:cs="Times New Roman"/>
+          <w:bCs/>
+          <w:sz w:val="24"/>
+          <w:szCs w:val="24"/>
+        </w:rPr>
+      </w:pPr>
+      <w:r>
+        <w:rPr>
+          <w:rFonts w:ascii="Times New Roman" w:hAnsi="Times New Roman" w:cs="Times New Roman"/>
+          <w:bCs/>
+          <w:sz w:val="24"/>
+          <w:szCs w:val="24"/>
+        </w:rPr>
+        <w:t xml:space="preserve"> Compared every element with the pivot. </w:t>
+      </w:r>
+    </w:p>
+    <w:p>
+      <w:pPr>
+        <w:rPr>
+          <w:rFonts w:ascii="Times New Roman" w:hAnsi="Times New Roman" w:cs="Times New Roman"/>
+          <w:bCs/>
+          <w:sz w:val="24"/>
+          <w:szCs w:val="24"/>
+        </w:rPr>
+      </w:pPr>
+      <w:r>
+        <w:rPr>
+          <w:rFonts w:ascii="Times New Roman" w:hAnsi="Times New Roman" w:cs="Times New Roman"/>
+          <w:bCs/>
+          <w:sz w:val="24"/>
+          <w:szCs w:val="24"/>
+        </w:rPr>
+        <w:t xml:space="preserve"> Elements smaller than or equal to the pivot were moved to the left. </w:t>
+      </w:r>
+    </w:p>
+    <w:p>
+      <w:pPr>
+        <w:rPr>
+          <w:rFonts w:ascii="Times New Roman" w:hAnsi="Times New Roman" w:cs="Times New Roman"/>
+          <w:bCs/>
+          <w:sz w:val="24"/>
+          <w:szCs w:val="24"/>
+        </w:rPr>
+      </w:pPr>
+      <w:r>
+        <w:rPr>
+          <w:rFonts w:ascii="Times New Roman" w:hAnsi="Times New Roman" w:cs="Times New Roman"/>
+          <w:bCs/>
+          <w:sz w:val="24"/>
+          <w:szCs w:val="24"/>
+        </w:rPr>
+        <w:t xml:space="preserve"> Elements greater than the pivot remained on the right. </w:t>
+      </w:r>
+    </w:p>
+    <w:p>
+      <w:pPr>
+        <w:rPr>
+          <w:rFonts w:ascii="Times New Roman" w:hAnsi="Times New Roman" w:cs="Times New Roman"/>
+          <w:bCs/>
+          <w:sz w:val="24"/>
+          <w:szCs w:val="24"/>
+        </w:rPr>
+      </w:pPr>
+      <w:r>
+        <w:rPr>
+          <w:rFonts w:ascii="Times New Roman" w:hAnsi="Times New Roman" w:cs="Times New Roman"/>
+          <w:bCs/>
+          <w:sz w:val="24"/>
+          <w:szCs w:val="24"/>
+        </w:rPr>
+        <w:t xml:space="preserve"> Placed the pivot in its correct position. </w:t>
+      </w:r>
+    </w:p>
+    <w:p>
+      <w:pPr>
+        <w:rPr>
+          <w:rFonts w:ascii="Times New Roman" w:hAnsi="Times New Roman" w:cs="Times New Roman"/>
+          <w:bCs/>
+          <w:sz w:val="24"/>
+          <w:szCs w:val="24"/>
+        </w:rPr>
+      </w:pPr>
+      <w:r>
+        <w:rPr>
+          <w:rFonts w:ascii="Times New Roman" w:hAnsi="Times New Roman" w:cs="Times New Roman"/>
+          <w:bCs/>
+          <w:sz w:val="24"/>
+          <w:szCs w:val="24"/>
+        </w:rPr>
+        <w:t xml:space="preserve"> Recursively sorted the left and right portions. </w:t>
+      </w:r>
+    </w:p>
+    <w:p>
+      <w:pPr>
+        <w:rPr>
+          <w:rFonts w:ascii="Times New Roman" w:hAnsi="Times New Roman" w:cs="Times New Roman"/>
+          <w:bCs/>
+          <w:sz w:val="24"/>
+          <w:szCs w:val="24"/>
+        </w:rPr>
+      </w:pPr>
+      <w:r>
+        <w:rPr>
+          <w:rFonts w:ascii="Times New Roman" w:hAnsi="Times New Roman" w:cs="Times New Roman"/>
+          <w:bCs/>
+          <w:sz w:val="24"/>
+          <w:szCs w:val="24"/>
+        </w:rPr>
+        <w:t> Continued until the entire array was sorted.</w:t>
+      </w:r>
+    </w:p>
+    <w:p>
+      <w:pPr>
+        <w:rPr>
+          <w:rFonts w:ascii="Times New Roman" w:hAnsi="Times New Roman" w:cs="Times New Roman"/>
+          <w:bCs/>
+          <w:sz w:val="24"/>
+          <w:szCs w:val="24"/>
+        </w:rPr>
+      </w:pPr>
+    </w:p>
+    <w:tbl>
+      <w:tblPr>
+        <w:tblStyle w:val="TableGrid"/>
+        <w:tblW w:w="0" w:type="auto"/>
+        <w:tblLook w:val="04A0" w:firstRow="1" w:lastRow="0" w:firstColumn="1" w:lastColumn="0" w:noHBand="0" w:noVBand="1"/>
+      </w:tblPr>
+      <w:tblGrid>
+        <w:gridCol w:w="763"/>
+        <w:gridCol w:w="4182"/>
+        <w:gridCol w:w="4631"/>
+      </w:tblGrid>
+      <w:tr>
+        <w:tc>
+          <w:tcPr>
+            <w:tcW w:w="0" w:type="auto"/>
+            <w:hideMark/>
+          </w:tcPr>
+          <w:p>
+            <w:pPr>
+              <w:spacing w:after="200" w:line="276" w:lineRule="auto"/>
+              <w:rPr>
+                <w:b/>
+                <w:bCs/>
+                <w:sz w:val="24"/>
+                <w:szCs w:val="24"/>
+              </w:rPr>
+            </w:pPr>
+            <w:r>
+              <w:rPr>
+                <w:b/>
+                <w:bCs/>
+                <w:sz w:val="24"/>
+                <w:szCs w:val="24"/>
+              </w:rPr>
+              <w:t>S.No.</w:t>
+            </w:r>
+          </w:p>
+        </w:tc>
+        <w:tc>
+          <w:tcPr>
+            <w:tcW w:w="0" w:type="auto"/>
+            <w:hideMark/>
+          </w:tcPr>
+          <w:p>
+            <w:pPr>
+              <w:spacing w:after="200" w:line="276" w:lineRule="auto"/>
+              <w:rPr>
+                <w:b/>
+                <w:bCs/>
+                <w:sz w:val="24"/>
+                <w:szCs w:val="24"/>
+              </w:rPr>
+            </w:pPr>
+            <w:r>
+              <w:rPr>
+                <w:b/>
+                <w:bCs/>
+                <w:sz w:val="24"/>
+                <w:szCs w:val="24"/>
+              </w:rPr>
+              <w:t>Errors Observed</w:t>
+            </w:r>
+          </w:p>
+        </w:tc>
+        <w:tc>
+          <w:tcPr>
+            <w:tcW w:w="0" w:type="auto"/>
+            <w:hideMark/>
+          </w:tcPr>
+          <w:p>
+            <w:pPr>
+              <w:spacing w:after="200" w:line="276" w:lineRule="auto"/>
+              <w:rPr>
+                <w:b/>
+                <w:bCs/>
+                <w:sz w:val="24"/>
+                <w:szCs w:val="24"/>
+              </w:rPr>
+            </w:pPr>
+            <w:r>
+              <w:rPr>
+                <w:b/>
+                <w:bCs/>
+                <w:sz w:val="24"/>
+                <w:szCs w:val="24"/>
+              </w:rPr>
+              <w:t>Rectification</w:t>
+            </w:r>
+          </w:p>
+        </w:tc>
+      </w:tr>
+      <w:tr>
+        <w:tc>
+          <w:tcPr>
+            <w:tcW w:w="0" w:type="auto"/>
+            <w:hideMark/>
+          </w:tcPr>
+          <w:p>
+            <w:pPr>
+              <w:spacing w:after="200" w:line="276" w:lineRule="auto"/>
+              <w:rPr>
+                <w:bCs/>
+                <w:sz w:val="24"/>
+                <w:szCs w:val="24"/>
+              </w:rPr>
+            </w:pPr>
+            <w:r>
+              <w:rPr>
+                <w:b/>
+                <w:bCs/>
+                <w:sz w:val="24"/>
+                <w:szCs w:val="24"/>
+              </w:rPr>
+              <w:t>1)</w:t>
+            </w:r>
+          </w:p>
+        </w:tc>
+        <w:tc>
+          <w:tcPr>
+            <w:tcW w:w="0" w:type="auto"/>
+            <w:hideMark/>
+          </w:tcPr>
+          <w:p>
+            <w:pPr>
+              <w:spacing w:after="200" w:line="276" w:lineRule="auto"/>
+              <w:rPr>
+                <w:bCs/>
+                <w:sz w:val="24"/>
+                <w:szCs w:val="24"/>
+              </w:rPr>
+            </w:pPr>
+            <w:r>
+              <w:rPr>
+                <w:bCs/>
+                <w:sz w:val="24"/>
+                <w:szCs w:val="24"/>
+              </w:rPr>
+              <w:t>Missing base condition causing infinite recursion.</w:t>
+            </w:r>
+          </w:p>
+        </w:tc>
+        <w:tc>
+          <w:tcPr>
+            <w:tcW w:w="0" w:type="auto"/>
+            <w:hideMark/>
+          </w:tcPr>
+          <w:p>
+            <w:pPr>
+              <w:spacing w:after="200" w:line="276" w:lineRule="auto"/>
+              <w:rPr>
+                <w:bCs/>
+                <w:sz w:val="24"/>
+                <w:szCs w:val="24"/>
+              </w:rPr>
+            </w:pPr>
+            <w:r>
+              <w:rPr>
+                <w:bCs/>
+                <w:sz w:val="24"/>
+                <w:szCs w:val="24"/>
+              </w:rPr>
+              <w:t>Use if low &lt; high: to continue recursion only when elements remain to be sorted.</w:t>
+            </w:r>
+          </w:p>
+        </w:tc>
+      </w:tr>
+      <w:tr>
+        <w:tc>
+          <w:tcPr>
+            <w:tcW w:w="0" w:type="auto"/>
+            <w:hideMark/>
+          </w:tcPr>
+          <w:p>
+            <w:pPr>
+              <w:spacing w:after="200" w:line="276" w:lineRule="auto"/>
+              <w:rPr>
+                <w:bCs/>
+                <w:sz w:val="24"/>
+                <w:szCs w:val="24"/>
+              </w:rPr>
+            </w:pPr>
+            <w:r>
+              <w:rPr>
+                <w:b/>
+                <w:bCs/>
+                <w:sz w:val="24"/>
+                <w:szCs w:val="24"/>
+              </w:rPr>
+              <w:t>2)</w:t>
+            </w:r>
+          </w:p>
+        </w:tc>
+        <w:tc>
+          <w:tcPr>
+            <w:tcW w:w="0" w:type="auto"/>
+            <w:hideMark/>
+          </w:tcPr>
+          <w:p>
+            <w:pPr>
+              <w:spacing w:after="200" w:line="276" w:lineRule="auto"/>
+              <w:rPr>
+                <w:bCs/>
+                <w:sz w:val="24"/>
+                <w:szCs w:val="24"/>
+              </w:rPr>
+            </w:pPr>
+            <w:r>
+              <w:rPr>
+                <w:bCs/>
+                <w:sz w:val="24"/>
+                <w:szCs w:val="24"/>
+              </w:rPr>
+              <w:t>Incorrectly selecting or accessing the pivot element.</w:t>
+            </w:r>
+          </w:p>
+        </w:tc>
+        <w:tc>
+          <w:tcPr>
+            <w:tcW w:w="0" w:type="auto"/>
+            <w:hideMark/>
+          </w:tcPr>
+          <w:p>
+            <w:pPr>
+              <w:spacing w:after="200" w:line="276" w:lineRule="auto"/>
+              <w:rPr>
+                <w:bCs/>
+                <w:sz w:val="24"/>
+                <w:szCs w:val="24"/>
+              </w:rPr>
+            </w:pPr>
+            <w:r>
+              <w:rPr>
+                <w:bCs/>
+                <w:sz w:val="24"/>
+                <w:szCs w:val="24"/>
+              </w:rPr>
+              <w:t xml:space="preserve">Select the last element using pivot = </w:t>
+            </w:r>
+            <w:proofErr w:type="spellStart"/>
+            <w:r>
+              <w:rPr>
+                <w:bCs/>
+                <w:sz w:val="24"/>
+                <w:szCs w:val="24"/>
+              </w:rPr>
+              <w:t>arr</w:t>
+            </w:r>
+            <w:proofErr w:type="spellEnd"/>
+            <w:r>
+              <w:rPr>
+                <w:bCs/>
+                <w:sz w:val="24"/>
+                <w:szCs w:val="24"/>
+              </w:rPr>
+              <w:t>[high].</w:t>
+            </w:r>
+          </w:p>
+        </w:tc>
+      </w:tr>
+      <w:tr>
+        <w:tc>
+          <w:tcPr>
+            <w:tcW w:w="0" w:type="auto"/>
+            <w:hideMark/>
+          </w:tcPr>
+          <w:p>
+            <w:pPr>
+              <w:spacing w:after="200" w:line="276" w:lineRule="auto"/>
+              <w:rPr>
+                <w:bCs/>
+                <w:sz w:val="24"/>
+                <w:szCs w:val="24"/>
+              </w:rPr>
+            </w:pPr>
+            <w:r>
+              <w:rPr>
+                <w:b/>
+                <w:bCs/>
+                <w:sz w:val="24"/>
+                <w:szCs w:val="24"/>
+              </w:rPr>
+              <w:t>3)</w:t>
+            </w:r>
+          </w:p>
+        </w:tc>
+        <w:tc>
+          <w:tcPr>
+            <w:tcW w:w="0" w:type="auto"/>
+            <w:hideMark/>
+          </w:tcPr>
+          <w:p>
+            <w:pPr>
+              <w:spacing w:after="200" w:line="276" w:lineRule="auto"/>
+              <w:rPr>
+                <w:bCs/>
+                <w:sz w:val="24"/>
+                <w:szCs w:val="24"/>
+              </w:rPr>
+            </w:pPr>
+            <w:r>
+              <w:rPr>
+                <w:bCs/>
+                <w:sz w:val="24"/>
+                <w:szCs w:val="24"/>
+              </w:rPr>
+              <w:t>Forgetting to return the pivot index from the partition function.</w:t>
+            </w:r>
+          </w:p>
+        </w:tc>
+        <w:tc>
+          <w:tcPr>
+            <w:tcW w:w="0" w:type="auto"/>
+            <w:hideMark/>
+          </w:tcPr>
+          <w:p>
+            <w:pPr>
+              <w:spacing w:after="200" w:line="276" w:lineRule="auto"/>
+              <w:rPr>
+                <w:bCs/>
+                <w:sz w:val="24"/>
+                <w:szCs w:val="24"/>
+              </w:rPr>
+            </w:pPr>
+            <w:r>
+              <w:rPr>
+                <w:bCs/>
+                <w:sz w:val="24"/>
+                <w:szCs w:val="24"/>
+              </w:rPr>
+              <w:t xml:space="preserve">Use </w:t>
+            </w:r>
+            <w:proofErr w:type="gramStart"/>
+            <w:r>
+              <w:rPr>
+                <w:bCs/>
+                <w:sz w:val="24"/>
+                <w:szCs w:val="24"/>
+              </w:rPr>
+              <w:t>return</w:t>
+            </w:r>
+            <w:proofErr w:type="gramEnd"/>
+            <w:r>
+              <w:rPr>
+                <w:bCs/>
+                <w:sz w:val="24"/>
+                <w:szCs w:val="24"/>
+              </w:rPr>
+              <w:t xml:space="preserve"> </w:t>
+            </w:r>
+            <w:proofErr w:type="spellStart"/>
+            <w:r>
+              <w:rPr>
+                <w:bCs/>
+                <w:sz w:val="24"/>
+                <w:szCs w:val="24"/>
+              </w:rPr>
+              <w:t>i</w:t>
+            </w:r>
+            <w:proofErr w:type="spellEnd"/>
+            <w:r>
+              <w:rPr>
+                <w:bCs/>
+                <w:sz w:val="24"/>
+                <w:szCs w:val="24"/>
+              </w:rPr>
+              <w:t xml:space="preserve"> + 1 after placing the pivot.</w:t>
+            </w:r>
+          </w:p>
+        </w:tc>
+      </w:tr>
+      <w:tr>
+        <w:tc>
+          <w:tcPr>
+            <w:tcW w:w="0" w:type="auto"/>
+            <w:hideMark/>
+          </w:tcPr>
+          <w:p>
+            <w:pPr>
+              <w:spacing w:after="200" w:line="276" w:lineRule="auto"/>
+              <w:rPr>
+                <w:bCs/>
+                <w:sz w:val="24"/>
+                <w:szCs w:val="24"/>
+              </w:rPr>
+            </w:pPr>
+            <w:r>
+              <w:rPr>
+                <w:b/>
+                <w:bCs/>
+                <w:sz w:val="24"/>
+                <w:szCs w:val="24"/>
+              </w:rPr>
+              <w:t>4)</w:t>
+            </w:r>
+          </w:p>
+        </w:tc>
+        <w:tc>
+          <w:tcPr>
+            <w:tcW w:w="0" w:type="auto"/>
+            <w:hideMark/>
+          </w:tcPr>
+          <w:p>
+            <w:pPr>
+              <w:spacing w:after="200" w:line="276" w:lineRule="auto"/>
+              <w:rPr>
+                <w:bCs/>
+                <w:sz w:val="24"/>
+                <w:szCs w:val="24"/>
+              </w:rPr>
+            </w:pPr>
+            <w:r>
+              <w:rPr>
+                <w:bCs/>
+                <w:sz w:val="24"/>
+                <w:szCs w:val="24"/>
+              </w:rPr>
+              <w:t>Incorrect recursive boundaries causing the pivot to be processed again.</w:t>
+            </w:r>
+          </w:p>
+        </w:tc>
+        <w:tc>
+          <w:tcPr>
+            <w:tcW w:w="0" w:type="auto"/>
+            <w:hideMark/>
+          </w:tcPr>
+          <w:p>
+            <w:pPr>
+              <w:spacing w:after="200" w:line="276" w:lineRule="auto"/>
+              <w:rPr>
+                <w:bCs/>
+                <w:sz w:val="24"/>
+                <w:szCs w:val="24"/>
+              </w:rPr>
+            </w:pPr>
+            <w:r>
+              <w:rPr>
+                <w:bCs/>
+                <w:sz w:val="24"/>
+                <w:szCs w:val="24"/>
+              </w:rPr>
+              <w:t xml:space="preserve">Use </w:t>
+            </w:r>
+            <w:proofErr w:type="spellStart"/>
+            <w:r>
+              <w:rPr>
+                <w:bCs/>
+                <w:sz w:val="24"/>
+                <w:szCs w:val="24"/>
+              </w:rPr>
+              <w:t>quick_</w:t>
+            </w:r>
+            <w:proofErr w:type="gramStart"/>
+            <w:r>
+              <w:rPr>
+                <w:bCs/>
+                <w:sz w:val="24"/>
+                <w:szCs w:val="24"/>
+              </w:rPr>
+              <w:t>sort</w:t>
+            </w:r>
+            <w:proofErr w:type="spellEnd"/>
+            <w:r>
+              <w:rPr>
+                <w:bCs/>
+                <w:sz w:val="24"/>
+                <w:szCs w:val="24"/>
+              </w:rPr>
+              <w:t>(</w:t>
+            </w:r>
+            <w:proofErr w:type="spellStart"/>
+            <w:proofErr w:type="gramEnd"/>
+            <w:r>
+              <w:rPr>
+                <w:bCs/>
+                <w:sz w:val="24"/>
+                <w:szCs w:val="24"/>
+              </w:rPr>
+              <w:t>arr</w:t>
+            </w:r>
+            <w:proofErr w:type="spellEnd"/>
+            <w:r>
+              <w:rPr>
+                <w:bCs/>
+                <w:sz w:val="24"/>
+                <w:szCs w:val="24"/>
+              </w:rPr>
+              <w:t xml:space="preserve">, low, </w:t>
+            </w:r>
+            <w:proofErr w:type="spellStart"/>
+            <w:r>
+              <w:rPr>
+                <w:bCs/>
+                <w:sz w:val="24"/>
+                <w:szCs w:val="24"/>
+              </w:rPr>
+              <w:t>pivot_index</w:t>
+            </w:r>
+            <w:proofErr w:type="spellEnd"/>
+            <w:r>
+              <w:rPr>
+                <w:bCs/>
+                <w:sz w:val="24"/>
+                <w:szCs w:val="24"/>
+              </w:rPr>
+              <w:t xml:space="preserve"> - 1) and </w:t>
+            </w:r>
+            <w:proofErr w:type="spellStart"/>
+            <w:r>
+              <w:rPr>
+                <w:bCs/>
+                <w:sz w:val="24"/>
+                <w:szCs w:val="24"/>
+              </w:rPr>
+              <w:t>quick_</w:t>
+            </w:r>
+            <w:proofErr w:type="gramStart"/>
+            <w:r>
+              <w:rPr>
+                <w:bCs/>
+                <w:sz w:val="24"/>
+                <w:szCs w:val="24"/>
+              </w:rPr>
+              <w:t>sort</w:t>
+            </w:r>
+            <w:proofErr w:type="spellEnd"/>
+            <w:r>
+              <w:rPr>
+                <w:bCs/>
+                <w:sz w:val="24"/>
+                <w:szCs w:val="24"/>
+              </w:rPr>
+              <w:t>(</w:t>
+            </w:r>
+            <w:proofErr w:type="spellStart"/>
+            <w:proofErr w:type="gramEnd"/>
+            <w:r>
+              <w:rPr>
+                <w:bCs/>
+                <w:sz w:val="24"/>
+                <w:szCs w:val="24"/>
+              </w:rPr>
+              <w:t>arr</w:t>
+            </w:r>
+            <w:proofErr w:type="spellEnd"/>
+            <w:r>
+              <w:rPr>
+                <w:bCs/>
+                <w:sz w:val="24"/>
+                <w:szCs w:val="24"/>
+              </w:rPr>
+              <w:t xml:space="preserve">, </w:t>
+            </w:r>
+            <w:proofErr w:type="spellStart"/>
+            <w:r>
+              <w:rPr>
+                <w:bCs/>
+                <w:sz w:val="24"/>
+                <w:szCs w:val="24"/>
+              </w:rPr>
+              <w:t>pivot_index</w:t>
+            </w:r>
+            <w:proofErr w:type="spellEnd"/>
+            <w:r>
+              <w:rPr>
+                <w:bCs/>
+                <w:sz w:val="24"/>
+                <w:szCs w:val="24"/>
+              </w:rPr>
+              <w:t xml:space="preserve"> + 1, high).</w:t>
+            </w:r>
+          </w:p>
+        </w:tc>
+      </w:tr>
+      <w:tr>
+        <w:tc>
+          <w:tcPr>
+            <w:tcW w:w="0" w:type="auto"/>
+            <w:hideMark/>
+          </w:tcPr>
+          <w:p>
+            <w:pPr>
+              <w:spacing w:after="200" w:line="276" w:lineRule="auto"/>
+              <w:rPr>
+                <w:bCs/>
+                <w:sz w:val="24"/>
+                <w:szCs w:val="24"/>
+              </w:rPr>
+            </w:pPr>
+            <w:r>
+              <w:rPr>
+                <w:b/>
+                <w:bCs/>
+                <w:sz w:val="24"/>
+                <w:szCs w:val="24"/>
+              </w:rPr>
+              <w:lastRenderedPageBreak/>
+              <w:t>5)</w:t>
+            </w:r>
+          </w:p>
+        </w:tc>
+        <w:tc>
+          <w:tcPr>
+            <w:tcW w:w="0" w:type="auto"/>
+            <w:hideMark/>
+          </w:tcPr>
+          <w:p>
+            <w:pPr>
+              <w:spacing w:after="200" w:line="276" w:lineRule="auto"/>
+              <w:rPr>
+                <w:bCs/>
+                <w:sz w:val="24"/>
+                <w:szCs w:val="24"/>
+              </w:rPr>
+            </w:pPr>
+            <w:r>
+              <w:rPr>
+                <w:bCs/>
+                <w:sz w:val="24"/>
+                <w:szCs w:val="24"/>
+              </w:rPr>
+              <w:t>Incorrect initial function call.</w:t>
+            </w:r>
+          </w:p>
+        </w:tc>
+        <w:tc>
+          <w:tcPr>
+            <w:tcW w:w="0" w:type="auto"/>
+            <w:hideMark/>
+          </w:tcPr>
+          <w:p>
+            <w:pPr>
+              <w:spacing w:after="200" w:line="276" w:lineRule="auto"/>
+              <w:rPr>
+                <w:bCs/>
+                <w:sz w:val="24"/>
+                <w:szCs w:val="24"/>
+              </w:rPr>
+            </w:pPr>
+            <w:r>
+              <w:rPr>
+                <w:bCs/>
+                <w:sz w:val="24"/>
+                <w:szCs w:val="24"/>
+              </w:rPr>
+              <w:t xml:space="preserve">Call </w:t>
+            </w:r>
+            <w:proofErr w:type="spellStart"/>
+            <w:r>
+              <w:rPr>
+                <w:bCs/>
+                <w:sz w:val="24"/>
+                <w:szCs w:val="24"/>
+              </w:rPr>
+              <w:t>quick_</w:t>
+            </w:r>
+            <w:proofErr w:type="gramStart"/>
+            <w:r>
+              <w:rPr>
+                <w:bCs/>
+                <w:sz w:val="24"/>
+                <w:szCs w:val="24"/>
+              </w:rPr>
+              <w:t>sort</w:t>
+            </w:r>
+            <w:proofErr w:type="spellEnd"/>
+            <w:r>
+              <w:rPr>
+                <w:bCs/>
+                <w:sz w:val="24"/>
+                <w:szCs w:val="24"/>
+              </w:rPr>
+              <w:t>(</w:t>
+            </w:r>
+            <w:proofErr w:type="spellStart"/>
+            <w:proofErr w:type="gramEnd"/>
+            <w:r>
+              <w:rPr>
+                <w:bCs/>
+                <w:sz w:val="24"/>
+                <w:szCs w:val="24"/>
+              </w:rPr>
+              <w:t>arr</w:t>
+            </w:r>
+            <w:proofErr w:type="spellEnd"/>
+            <w:r>
+              <w:rPr>
+                <w:bCs/>
+                <w:sz w:val="24"/>
+                <w:szCs w:val="24"/>
+              </w:rPr>
+              <w:t>, 0, n - 1) to sort the complete array.</w:t>
+            </w:r>
+          </w:p>
+        </w:tc>
+      </w:tr>
+      <w:tr>
+        <w:tc>
+          <w:tcPr>
+            <w:tcW w:w="0" w:type="auto"/>
+            <w:hideMark/>
+          </w:tcPr>
+          <w:p>
+            <w:pPr>
+              <w:spacing w:after="200" w:line="276" w:lineRule="auto"/>
+              <w:rPr>
+                <w:bCs/>
+                <w:sz w:val="24"/>
+                <w:szCs w:val="24"/>
+              </w:rPr>
+            </w:pPr>
+            <w:r>
+              <w:rPr>
+                <w:b/>
+                <w:bCs/>
+                <w:sz w:val="24"/>
+                <w:szCs w:val="24"/>
+              </w:rPr>
+              <w:t>6)</w:t>
+            </w:r>
+          </w:p>
+        </w:tc>
+        <w:tc>
+          <w:tcPr>
+            <w:tcW w:w="0" w:type="auto"/>
+            <w:hideMark/>
+          </w:tcPr>
+          <w:p>
+            <w:pPr>
+              <w:spacing w:after="200" w:line="276" w:lineRule="auto"/>
+              <w:rPr>
+                <w:bCs/>
+                <w:sz w:val="24"/>
+                <w:szCs w:val="24"/>
+              </w:rPr>
+            </w:pPr>
+            <w:r>
+              <w:rPr>
+                <w:bCs/>
+                <w:sz w:val="24"/>
+                <w:szCs w:val="24"/>
+              </w:rPr>
+              <w:t>Incorrect partition condition resulting in improper ordering.</w:t>
+            </w:r>
+          </w:p>
+        </w:tc>
+        <w:tc>
+          <w:tcPr>
+            <w:tcW w:w="0" w:type="auto"/>
+            <w:hideMark/>
+          </w:tcPr>
+          <w:p>
+            <w:pPr>
+              <w:spacing w:after="200" w:line="276" w:lineRule="auto"/>
+              <w:rPr>
+                <w:bCs/>
+                <w:sz w:val="24"/>
+                <w:szCs w:val="24"/>
+              </w:rPr>
+            </w:pPr>
+            <w:r>
+              <w:rPr>
+                <w:bCs/>
+                <w:sz w:val="24"/>
+                <w:szCs w:val="24"/>
+              </w:rPr>
+              <w:t xml:space="preserve">Use if </w:t>
+            </w:r>
+            <w:proofErr w:type="spellStart"/>
+            <w:r>
+              <w:rPr>
+                <w:bCs/>
+                <w:sz w:val="24"/>
+                <w:szCs w:val="24"/>
+              </w:rPr>
+              <w:t>arr</w:t>
+            </w:r>
+            <w:proofErr w:type="spellEnd"/>
+            <w:r>
+              <w:rPr>
+                <w:bCs/>
+                <w:sz w:val="24"/>
+                <w:szCs w:val="24"/>
+              </w:rPr>
+              <w:t>[j] &lt;= pivot for ascending order.</w:t>
+            </w:r>
+          </w:p>
+        </w:tc>
+      </w:tr>
+      <w:tr>
+        <w:tc>
+          <w:tcPr>
+            <w:tcW w:w="0" w:type="auto"/>
+            <w:hideMark/>
+          </w:tcPr>
+          <w:p>
+            <w:pPr>
+              <w:spacing w:after="200" w:line="276" w:lineRule="auto"/>
+              <w:rPr>
+                <w:bCs/>
+                <w:sz w:val="24"/>
+                <w:szCs w:val="24"/>
+              </w:rPr>
+            </w:pPr>
+            <w:r>
+              <w:rPr>
+                <w:b/>
+                <w:bCs/>
+                <w:sz w:val="24"/>
+                <w:szCs w:val="24"/>
+              </w:rPr>
+              <w:t>7)</w:t>
+            </w:r>
+          </w:p>
+        </w:tc>
+        <w:tc>
+          <w:tcPr>
+            <w:tcW w:w="0" w:type="auto"/>
+            <w:hideMark/>
+          </w:tcPr>
+          <w:p>
+            <w:pPr>
+              <w:spacing w:after="200" w:line="276" w:lineRule="auto"/>
+              <w:rPr>
+                <w:bCs/>
+                <w:sz w:val="24"/>
+                <w:szCs w:val="24"/>
+              </w:rPr>
+            </w:pPr>
+            <w:r>
+              <w:rPr>
+                <w:bCs/>
+                <w:sz w:val="24"/>
+                <w:szCs w:val="24"/>
+              </w:rPr>
+              <w:t>Forgetting to swap the pivot into its correct position.</w:t>
+            </w:r>
+          </w:p>
+        </w:tc>
+        <w:tc>
+          <w:tcPr>
+            <w:tcW w:w="0" w:type="auto"/>
+            <w:hideMark/>
+          </w:tcPr>
+          <w:p>
+            <w:pPr>
+              <w:spacing w:after="200" w:line="276" w:lineRule="auto"/>
+              <w:rPr>
+                <w:bCs/>
+                <w:sz w:val="24"/>
+                <w:szCs w:val="24"/>
+              </w:rPr>
+            </w:pPr>
+            <w:r>
+              <w:rPr>
+                <w:bCs/>
+                <w:sz w:val="24"/>
+                <w:szCs w:val="24"/>
+              </w:rPr>
+              <w:t xml:space="preserve">Use </w:t>
+            </w:r>
+            <w:proofErr w:type="spellStart"/>
+            <w:proofErr w:type="gramStart"/>
+            <w:r>
+              <w:rPr>
+                <w:bCs/>
+                <w:sz w:val="24"/>
+                <w:szCs w:val="24"/>
+              </w:rPr>
+              <w:t>arr</w:t>
+            </w:r>
+            <w:proofErr w:type="spellEnd"/>
+            <w:r>
+              <w:rPr>
+                <w:bCs/>
+                <w:sz w:val="24"/>
+                <w:szCs w:val="24"/>
+              </w:rPr>
+              <w:t>[</w:t>
+            </w:r>
+            <w:proofErr w:type="spellStart"/>
+            <w:proofErr w:type="gramEnd"/>
+            <w:r>
+              <w:rPr>
+                <w:bCs/>
+                <w:sz w:val="24"/>
+                <w:szCs w:val="24"/>
+              </w:rPr>
+              <w:t>i</w:t>
+            </w:r>
+            <w:proofErr w:type="spellEnd"/>
+            <w:r>
+              <w:rPr>
+                <w:bCs/>
+                <w:sz w:val="24"/>
+                <w:szCs w:val="24"/>
+              </w:rPr>
+              <w:t xml:space="preserve"> + 1], </w:t>
+            </w:r>
+            <w:proofErr w:type="spellStart"/>
+            <w:r>
+              <w:rPr>
+                <w:bCs/>
+                <w:sz w:val="24"/>
+                <w:szCs w:val="24"/>
+              </w:rPr>
+              <w:t>arr</w:t>
+            </w:r>
+            <w:proofErr w:type="spellEnd"/>
+            <w:r>
+              <w:rPr>
+                <w:bCs/>
+                <w:sz w:val="24"/>
+                <w:szCs w:val="24"/>
+              </w:rPr>
+              <w:t xml:space="preserve">[high] = </w:t>
+            </w:r>
+            <w:proofErr w:type="spellStart"/>
+            <w:r>
+              <w:rPr>
+                <w:bCs/>
+                <w:sz w:val="24"/>
+                <w:szCs w:val="24"/>
+              </w:rPr>
+              <w:t>arr</w:t>
+            </w:r>
+            <w:proofErr w:type="spellEnd"/>
+            <w:r>
+              <w:rPr>
+                <w:bCs/>
+                <w:sz w:val="24"/>
+                <w:szCs w:val="24"/>
+              </w:rPr>
+              <w:t xml:space="preserve">[high], </w:t>
+            </w:r>
+            <w:proofErr w:type="spellStart"/>
+            <w:proofErr w:type="gramStart"/>
+            <w:r>
+              <w:rPr>
+                <w:bCs/>
+                <w:sz w:val="24"/>
+                <w:szCs w:val="24"/>
+              </w:rPr>
+              <w:t>arr</w:t>
+            </w:r>
+            <w:proofErr w:type="spellEnd"/>
+            <w:r>
+              <w:rPr>
+                <w:bCs/>
+                <w:sz w:val="24"/>
+                <w:szCs w:val="24"/>
+              </w:rPr>
+              <w:t>[</w:t>
+            </w:r>
+            <w:proofErr w:type="spellStart"/>
+            <w:proofErr w:type="gramEnd"/>
+            <w:r>
+              <w:rPr>
+                <w:bCs/>
+                <w:sz w:val="24"/>
+                <w:szCs w:val="24"/>
+              </w:rPr>
+              <w:t>i</w:t>
+            </w:r>
+            <w:proofErr w:type="spellEnd"/>
+            <w:r>
+              <w:rPr>
+                <w:bCs/>
+                <w:sz w:val="24"/>
+                <w:szCs w:val="24"/>
+              </w:rPr>
+              <w:t xml:space="preserve"> + 1].</w:t>
+            </w:r>
+          </w:p>
+        </w:tc>
+      </w:tr>
+      <w:tr>
+        <w:tc>
+          <w:tcPr>
+            <w:tcW w:w="0" w:type="auto"/>
+            <w:hideMark/>
+          </w:tcPr>
+          <w:p>
+            <w:pPr>
+              <w:spacing w:after="200" w:line="276" w:lineRule="auto"/>
+              <w:rPr>
+                <w:bCs/>
+                <w:sz w:val="24"/>
+                <w:szCs w:val="24"/>
+              </w:rPr>
+            </w:pPr>
+            <w:r>
+              <w:rPr>
+                <w:b/>
+                <w:bCs/>
+                <w:sz w:val="24"/>
+                <w:szCs w:val="24"/>
+              </w:rPr>
+              <w:t>8)</w:t>
+            </w:r>
+          </w:p>
+        </w:tc>
+        <w:tc>
+          <w:tcPr>
+            <w:tcW w:w="0" w:type="auto"/>
+            <w:hideMark/>
+          </w:tcPr>
+          <w:p>
+            <w:pPr>
+              <w:spacing w:after="200" w:line="276" w:lineRule="auto"/>
+              <w:rPr>
+                <w:bCs/>
+                <w:sz w:val="24"/>
+                <w:szCs w:val="24"/>
+              </w:rPr>
+            </w:pPr>
+            <w:r>
+              <w:rPr>
+                <w:bCs/>
+                <w:sz w:val="24"/>
+                <w:szCs w:val="24"/>
+              </w:rPr>
+              <w:t xml:space="preserve">Incorrect indentation causing an </w:t>
+            </w:r>
+            <w:proofErr w:type="spellStart"/>
+            <w:r>
+              <w:rPr>
+                <w:bCs/>
+                <w:sz w:val="24"/>
+                <w:szCs w:val="24"/>
+              </w:rPr>
+              <w:t>IndentationError</w:t>
+            </w:r>
+            <w:proofErr w:type="spellEnd"/>
+            <w:r>
+              <w:rPr>
+                <w:bCs/>
+                <w:sz w:val="24"/>
+                <w:szCs w:val="24"/>
+              </w:rPr>
+              <w:t>.</w:t>
+            </w:r>
+          </w:p>
+        </w:tc>
+        <w:tc>
+          <w:tcPr>
+            <w:tcW w:w="0" w:type="auto"/>
+            <w:hideMark/>
+          </w:tcPr>
+          <w:p>
+            <w:pPr>
+              <w:spacing w:after="200" w:line="276" w:lineRule="auto"/>
+              <w:rPr>
+                <w:bCs/>
+                <w:sz w:val="24"/>
+                <w:szCs w:val="24"/>
+              </w:rPr>
+            </w:pPr>
+            <w:r>
+              <w:rPr>
+                <w:bCs/>
+                <w:sz w:val="24"/>
+                <w:szCs w:val="24"/>
+              </w:rPr>
+              <w:t>Maintain proper Python indentation inside functions, loops, and conditions.</w:t>
+            </w:r>
+          </w:p>
+        </w:tc>
+      </w:tr>
+    </w:tbl>
+    <w:p>
+      <w:pPr>
+        <w:rPr>
+          <w:rFonts w:ascii="Times New Roman" w:hAnsi="Times New Roman" w:cs="Times New Roman"/>
+          <w:bCs/>
+          <w:sz w:val="24"/>
+          <w:szCs w:val="24"/>
+        </w:rPr>
+      </w:pPr>
+    </w:p>
+    <w:p>
+      <w:pPr>
+        <w:rPr>
+          <w:rFonts w:ascii="Times New Roman" w:hAnsi="Times New Roman" w:cs="Times New Roman"/>
+          <w:b/>
+          <w:sz w:val="24"/>
+          <w:szCs w:val="24"/>
         </w:rPr>
       </w:pPr>
     </w:p>
@@ -10266,27 +17037,9 @@
   </w:num>
   <w:num w:numId="2" w16cid:durableId="1440686180">
     <w:abstractNumId w:val="0"/>
-    <w:lvlOverride w:ilvl="0"/>
-    <w:lvlOverride w:ilvl="1"/>
-    <w:lvlOverride w:ilvl="2"/>
-    <w:lvlOverride w:ilvl="3"/>
-    <w:lvlOverride w:ilvl="4"/>
-    <w:lvlOverride w:ilvl="5"/>
-    <w:lvlOverride w:ilvl="6"/>
-    <w:lvlOverride w:ilvl="7"/>
-    <w:lvlOverride w:ilvl="8"/>
   </w:num>
   <w:num w:numId="3" w16cid:durableId="1106538408">
     <w:abstractNumId w:val="2"/>
-    <w:lvlOverride w:ilvl="0"/>
-    <w:lvlOverride w:ilvl="1"/>
-    <w:lvlOverride w:ilvl="2"/>
-    <w:lvlOverride w:ilvl="3"/>
-    <w:lvlOverride w:ilvl="4"/>
-    <w:lvlOverride w:ilvl="5"/>
-    <w:lvlOverride w:ilvl="6"/>
-    <w:lvlOverride w:ilvl="7"/>
-    <w:lvlOverride w:ilvl="8"/>
   </w:num>
 </w:numbering>
 </file>

--- a/DSA-25022.docx
+++ b/DSA-25022.docx
@@ -909,23 +909,7 @@
                 <w:sz w:val="28"/>
                 <w:szCs w:val="28"/>
               </w:rPr>
-              <w:t xml:space="preserve">In a logistics company, the number of possible ways to arrange n different parcels </w:t>
-            </w:r>
-            <w:proofErr w:type="gramStart"/>
-            <w:r>
-              <w:rPr>
-                <w:sz w:val="28"/>
-                <w:szCs w:val="28"/>
-              </w:rPr>
-              <w:t>is</w:t>
-            </w:r>
-            <w:proofErr w:type="gramEnd"/>
-            <w:r>
-              <w:rPr>
-                <w:sz w:val="28"/>
-                <w:szCs w:val="28"/>
-              </w:rPr>
-              <w:t xml:space="preserve"> calculated using the factorial formula. Develop a recursive program to calculate the factorial of a given number.</w:t>
+              <w:t>In a logistics company, the number of possible ways to arrange n different parcels is calculated using the factorial formula. Develop a recursive program to calculate the factorial of a given number.</w:t>
             </w:r>
           </w:p>
           <w:p>
@@ -1407,37 +1391,12 @@
           <w:szCs w:val="32"/>
         </w:rPr>
       </w:pPr>
-      <w:proofErr w:type="gramStart"/>
-      <w:r>
-        <w:rPr>
-          <w:sz w:val="32"/>
-          <w:szCs w:val="32"/>
-        </w:rPr>
-        <w:t>def  defines</w:t>
-      </w:r>
-      <w:proofErr w:type="gramEnd"/>
-      <w:r>
-        <w:rPr>
-          <w:sz w:val="32"/>
-          <w:szCs w:val="32"/>
-        </w:rPr>
-        <w:t xml:space="preserve"> </w:t>
-      </w:r>
-      <w:proofErr w:type="gramStart"/>
-      <w:r>
-        <w:rPr>
-          <w:sz w:val="32"/>
-          <w:szCs w:val="32"/>
-        </w:rPr>
-        <w:t>the  countdown</w:t>
-      </w:r>
-      <w:proofErr w:type="gramEnd"/>
-      <w:r>
-        <w:rPr>
-          <w:sz w:val="32"/>
-          <w:szCs w:val="32"/>
-        </w:rPr>
-        <w:t xml:space="preserve">() function. </w:t>
+      <w:r>
+        <w:rPr>
+          <w:sz w:val="32"/>
+          <w:szCs w:val="32"/>
+        </w:rPr>
+        <w:t xml:space="preserve">def  defines the  countdown() function. </w:t>
       </w:r>
     </w:p>
     <w:p>
@@ -1452,21 +1411,12 @@
           <w:szCs w:val="32"/>
         </w:rPr>
       </w:pPr>
-      <w:proofErr w:type="gramStart"/>
-      <w:r>
-        <w:rPr>
-          <w:sz w:val="32"/>
-          <w:szCs w:val="32"/>
-        </w:rPr>
-        <w:t>input(</w:t>
-      </w:r>
-      <w:proofErr w:type="gramEnd"/>
-      <w:r>
-        <w:rPr>
-          <w:sz w:val="32"/>
-          <w:szCs w:val="32"/>
-        </w:rPr>
-        <w:t xml:space="preserve">) accepts the countdown value from the user. </w:t>
+      <w:r>
+        <w:rPr>
+          <w:sz w:val="32"/>
+          <w:szCs w:val="32"/>
+        </w:rPr>
+        <w:t xml:space="preserve">input() accepts the countdown value from the user. </w:t>
       </w:r>
     </w:p>
     <w:p>
@@ -1481,21 +1431,12 @@
           <w:szCs w:val="32"/>
         </w:rPr>
       </w:pPr>
-      <w:proofErr w:type="gramStart"/>
-      <w:r>
-        <w:rPr>
-          <w:sz w:val="32"/>
-          <w:szCs w:val="32"/>
-        </w:rPr>
-        <w:t>int(</w:t>
-      </w:r>
-      <w:proofErr w:type="gramEnd"/>
-      <w:r>
-        <w:rPr>
-          <w:sz w:val="32"/>
-          <w:szCs w:val="32"/>
-        </w:rPr>
-        <w:t xml:space="preserve">) converts the input into an integer. </w:t>
+      <w:r>
+        <w:rPr>
+          <w:sz w:val="32"/>
+          <w:szCs w:val="32"/>
+        </w:rPr>
+        <w:t xml:space="preserve">int() converts the input into an integer. </w:t>
       </w:r>
     </w:p>
     <w:p>
@@ -1510,21 +1451,12 @@
           <w:szCs w:val="32"/>
         </w:rPr>
       </w:pPr>
-      <w:proofErr w:type="gramStart"/>
-      <w:r>
-        <w:rPr>
-          <w:sz w:val="32"/>
-          <w:szCs w:val="32"/>
-        </w:rPr>
-        <w:t>countdown(</w:t>
-      </w:r>
-      <w:proofErr w:type="gramEnd"/>
-      <w:r>
-        <w:rPr>
-          <w:sz w:val="32"/>
-          <w:szCs w:val="32"/>
-        </w:rPr>
-        <w:t xml:space="preserve">) starts the recursive countdown process. </w:t>
+      <w:r>
+        <w:rPr>
+          <w:sz w:val="32"/>
+          <w:szCs w:val="32"/>
+        </w:rPr>
+        <w:t xml:space="preserve">countdown() starts the recursive countdown process. </w:t>
       </w:r>
     </w:p>
     <w:p>
@@ -1599,21 +1531,12 @@
           <w:szCs w:val="32"/>
         </w:rPr>
       </w:pPr>
-      <w:proofErr w:type="gramStart"/>
-      <w:r>
-        <w:rPr>
-          <w:sz w:val="32"/>
-          <w:szCs w:val="32"/>
-        </w:rPr>
-        <w:t>countdown(</w:t>
-      </w:r>
-      <w:proofErr w:type="gramEnd"/>
-      <w:r>
-        <w:rPr>
-          <w:sz w:val="32"/>
-          <w:szCs w:val="32"/>
-        </w:rPr>
-        <w:t xml:space="preserve">n - 1) recursively calls the function with the value decreased by 1. </w:t>
+      <w:r>
+        <w:rPr>
+          <w:sz w:val="32"/>
+          <w:szCs w:val="32"/>
+        </w:rPr>
+        <w:t xml:space="preserve">countdown(n - 1) recursively calls the function with the value decreased by 1. </w:t>
       </w:r>
     </w:p>
     <w:p>
@@ -2599,21 +2522,12 @@
           <w:szCs w:val="32"/>
         </w:rPr>
       </w:pPr>
-      <w:proofErr w:type="gramStart"/>
-      <w:r>
-        <w:rPr>
-          <w:sz w:val="32"/>
-          <w:szCs w:val="32"/>
-        </w:rPr>
-        <w:t>power(</w:t>
-      </w:r>
-      <w:proofErr w:type="gramEnd"/>
-      <w:r>
-        <w:rPr>
-          <w:sz w:val="32"/>
-          <w:szCs w:val="32"/>
-        </w:rPr>
-        <w:t>) is the recursive function that computes P raised to n.</w:t>
+      <w:r>
+        <w:rPr>
+          <w:sz w:val="32"/>
+          <w:szCs w:val="32"/>
+        </w:rPr>
+        <w:t>power() is the recursive function that computes P raised to n.</w:t>
       </w:r>
     </w:p>
     <w:p>
@@ -2653,23 +2567,7 @@
           <w:sz w:val="32"/>
           <w:szCs w:val="32"/>
         </w:rPr>
-        <w:t xml:space="preserve">The recursive case multiplies p with </w:t>
-      </w:r>
-      <w:proofErr w:type="gramStart"/>
-      <w:r>
-        <w:rPr>
-          <w:sz w:val="32"/>
-          <w:szCs w:val="32"/>
-        </w:rPr>
-        <w:t>power(</w:t>
-      </w:r>
-      <w:proofErr w:type="gramEnd"/>
-      <w:r>
-        <w:rPr>
-          <w:sz w:val="32"/>
-          <w:szCs w:val="32"/>
-        </w:rPr>
-        <w:t>p, n - 1), reducing n by 1 on each call.</w:t>
+        <w:t>The recursive case multiplies p with power(p, n - 1), reducing n by 1 on each call.</w:t>
       </w:r>
     </w:p>
     <w:p>
@@ -2684,21 +2582,12 @@
           <w:szCs w:val="32"/>
         </w:rPr>
       </w:pPr>
-      <w:proofErr w:type="gramStart"/>
-      <w:r>
-        <w:rPr>
-          <w:sz w:val="32"/>
-          <w:szCs w:val="32"/>
-        </w:rPr>
-        <w:t>float(</w:t>
-      </w:r>
-      <w:proofErr w:type="gramEnd"/>
-      <w:r>
-        <w:rPr>
-          <w:sz w:val="32"/>
-          <w:szCs w:val="32"/>
-        </w:rPr>
-        <w:t>) allows the principal growth factor to be a decimal value.</w:t>
+      <w:r>
+        <w:rPr>
+          <w:sz w:val="32"/>
+          <w:szCs w:val="32"/>
+        </w:rPr>
+        <w:t>float() allows the principal growth factor to be a decimal value.</w:t>
       </w:r>
     </w:p>
     <w:p>
@@ -2713,21 +2602,12 @@
           <w:szCs w:val="32"/>
         </w:rPr>
       </w:pPr>
-      <w:proofErr w:type="gramStart"/>
-      <w:r>
-        <w:rPr>
-          <w:sz w:val="32"/>
-          <w:szCs w:val="32"/>
-        </w:rPr>
-        <w:t>input(</w:t>
-      </w:r>
-      <w:proofErr w:type="gramEnd"/>
-      <w:r>
-        <w:rPr>
-          <w:sz w:val="32"/>
-          <w:szCs w:val="32"/>
-        </w:rPr>
-        <w:t>) collects the values of P and n from the user.</w:t>
+      <w:r>
+        <w:rPr>
+          <w:sz w:val="32"/>
+          <w:szCs w:val="32"/>
+        </w:rPr>
+        <w:t>input() collects the values of P and n from the user.</w:t>
       </w:r>
     </w:p>
     <w:p>
@@ -2762,21 +2642,12 @@
           <w:szCs w:val="32"/>
         </w:rPr>
       </w:pPr>
-      <w:proofErr w:type="gramStart"/>
-      <w:r>
-        <w:rPr>
-          <w:sz w:val="32"/>
-          <w:szCs w:val="32"/>
-        </w:rPr>
-        <w:t>print(</w:t>
-      </w:r>
-      <w:proofErr w:type="gramEnd"/>
-      <w:r>
-        <w:rPr>
-          <w:sz w:val="32"/>
-          <w:szCs w:val="32"/>
-        </w:rPr>
-        <w:t xml:space="preserve">) displays the final computed value of </w:t>
+      <w:r>
+        <w:rPr>
+          <w:sz w:val="32"/>
+          <w:szCs w:val="32"/>
+        </w:rPr>
+        <w:t xml:space="preserve">print() displays the final computed value of </w:t>
       </w:r>
       <w:proofErr w:type="spellStart"/>
       <w:r>
@@ -3141,23 +3012,7 @@
                 <w:sz w:val="24"/>
                 <w:szCs w:val="24"/>
               </w:rPr>
-              <w:t xml:space="preserve">Using </w:t>
-            </w:r>
-            <w:proofErr w:type="gramStart"/>
-            <w:r>
-              <w:rPr>
-                <w:sz w:val="24"/>
-                <w:szCs w:val="24"/>
-              </w:rPr>
-              <w:t>int(</w:t>
-            </w:r>
-            <w:proofErr w:type="gramEnd"/>
-            <w:r>
-              <w:rPr>
-                <w:sz w:val="24"/>
-                <w:szCs w:val="24"/>
-              </w:rPr>
-              <w:t>) for P truncates decimal growth factors.</w:t>
+              <w:t>Using int() for P truncates decimal growth factors.</w:t>
             </w:r>
           </w:p>
         </w:tc>
@@ -3335,39 +3190,7 @@
                 <w:sz w:val="24"/>
                 <w:szCs w:val="24"/>
               </w:rPr>
-              <w:t xml:space="preserve">Calling </w:t>
-            </w:r>
-            <w:proofErr w:type="gramStart"/>
-            <w:r>
-              <w:rPr>
-                <w:sz w:val="24"/>
-                <w:szCs w:val="24"/>
-              </w:rPr>
-              <w:t>power(</w:t>
-            </w:r>
-            <w:proofErr w:type="gramEnd"/>
-            <w:r>
-              <w:rPr>
-                <w:sz w:val="24"/>
-                <w:szCs w:val="24"/>
-              </w:rPr>
-              <w:t xml:space="preserve">p, n) instead of </w:t>
-            </w:r>
-            <w:proofErr w:type="gramStart"/>
-            <w:r>
-              <w:rPr>
-                <w:sz w:val="24"/>
-                <w:szCs w:val="24"/>
-              </w:rPr>
-              <w:t>power(</w:t>
-            </w:r>
-            <w:proofErr w:type="gramEnd"/>
-            <w:r>
-              <w:rPr>
-                <w:sz w:val="24"/>
-                <w:szCs w:val="24"/>
-              </w:rPr>
-              <w:t>p, n - 1), causing infinite recursion.</w:t>
+              <w:t>Calling power(p, n) instead of power(p, n - 1), causing infinite recursion.</w:t>
             </w:r>
           </w:p>
         </w:tc>
@@ -3389,23 +3212,7 @@
                 <w:sz w:val="24"/>
                 <w:szCs w:val="24"/>
               </w:rPr>
-              <w:t xml:space="preserve">Decrease n by 1 in each recursive call using </w:t>
-            </w:r>
-            <w:proofErr w:type="gramStart"/>
-            <w:r>
-              <w:rPr>
-                <w:sz w:val="24"/>
-                <w:szCs w:val="24"/>
-              </w:rPr>
-              <w:t>power(</w:t>
-            </w:r>
-            <w:proofErr w:type="gramEnd"/>
-            <w:r>
-              <w:rPr>
-                <w:sz w:val="24"/>
-                <w:szCs w:val="24"/>
-              </w:rPr>
-              <w:t>p, n - 1).</w:t>
+              <w:t>Decrease n by 1 in each recursive call using power(p, n - 1).</w:t>
             </w:r>
           </w:p>
         </w:tc>
@@ -3728,15 +3535,7 @@
           <w:sz w:val="32"/>
           <w:szCs w:val="32"/>
         </w:rPr>
-        <w:t>search_</w:t>
-      </w:r>
-      <w:proofErr w:type="gramStart"/>
-      <w:r>
-        <w:rPr>
-          <w:sz w:val="32"/>
-          <w:szCs w:val="32"/>
-        </w:rPr>
-        <w:t>employee</w:t>
+        <w:t>search_employee</w:t>
       </w:r>
       <w:proofErr w:type="spellEnd"/>
       <w:r>
@@ -3744,15 +3543,7 @@
           <w:sz w:val="32"/>
           <w:szCs w:val="32"/>
         </w:rPr>
-        <w:t>(</w:t>
-      </w:r>
-      <w:proofErr w:type="gramEnd"/>
-      <w:r>
-        <w:rPr>
-          <w:sz w:val="32"/>
-          <w:szCs w:val="32"/>
-        </w:rPr>
-        <w:t>) is the recursive function that searches the list one index at a time.</w:t>
+        <w:t>() is the recursive function that searches the list one index at a time.</w:t>
       </w:r>
     </w:p>
     <w:p>
@@ -3889,37 +3680,12 @@
           <w:szCs w:val="32"/>
         </w:rPr>
       </w:pPr>
-      <w:proofErr w:type="gramStart"/>
-      <w:r>
-        <w:rPr>
-          <w:sz w:val="32"/>
-          <w:szCs w:val="32"/>
-        </w:rPr>
-        <w:t>input(</w:t>
-      </w:r>
-      <w:proofErr w:type="gramEnd"/>
-      <w:r>
-        <w:rPr>
-          <w:sz w:val="32"/>
-          <w:szCs w:val="32"/>
-        </w:rPr>
-        <w:t xml:space="preserve">) and </w:t>
-      </w:r>
-      <w:proofErr w:type="gramStart"/>
-      <w:r>
-        <w:rPr>
-          <w:sz w:val="32"/>
-          <w:szCs w:val="32"/>
-        </w:rPr>
-        <w:t>int(</w:t>
-      </w:r>
-      <w:proofErr w:type="gramEnd"/>
-      <w:r>
-        <w:rPr>
-          <w:sz w:val="32"/>
-          <w:szCs w:val="32"/>
-        </w:rPr>
-        <w:t>) collect the employee ID to search for from the user.</w:t>
+      <w:r>
+        <w:rPr>
+          <w:sz w:val="32"/>
+          <w:szCs w:val="32"/>
+        </w:rPr>
+        <w:t>input() and int() collect the employee ID to search for from the user.</w:t>
       </w:r>
     </w:p>
     <w:p>
@@ -4328,15 +4094,7 @@
                 <w:sz w:val="24"/>
                 <w:szCs w:val="24"/>
               </w:rPr>
-              <w:t>search_</w:t>
-            </w:r>
-            <w:proofErr w:type="gramStart"/>
-            <w:r>
-              <w:rPr>
-                <w:sz w:val="24"/>
-                <w:szCs w:val="24"/>
-              </w:rPr>
-              <w:t>employee</w:t>
+              <w:t>search_employee</w:t>
             </w:r>
             <w:proofErr w:type="spellEnd"/>
             <w:r>
@@ -4347,7 +4105,6 @@
               <w:t>(</w:t>
             </w:r>
             <w:proofErr w:type="spellStart"/>
-            <w:proofErr w:type="gramEnd"/>
             <w:r>
               <w:rPr>
                 <w:sz w:val="24"/>
@@ -4644,7 +4401,6 @@
         <w:t xml:space="preserve"> </w:t>
       </w:r>
       <w:proofErr w:type="spellStart"/>
-      <w:proofErr w:type="gramStart"/>
       <w:r>
         <w:rPr>
           <w:rFonts w:ascii="Times New Roman" w:hAnsi="Times New Roman" w:cs="Times New Roman"/>
@@ -4665,32 +4421,13 @@
         <w:t>In</w:t>
       </w:r>
       <w:proofErr w:type="spellEnd"/>
-      <w:proofErr w:type="gramEnd"/>
       <w:r>
         <w:rPr>
           <w:rFonts w:ascii="Times New Roman" w:hAnsi="Times New Roman" w:cs="Times New Roman"/>
           <w:sz w:val="28"/>
           <w:szCs w:val="28"/>
         </w:rPr>
-        <w:t xml:space="preserve"> a logistics company, the number of possible ways to arrange n different parcels </w:t>
-      </w:r>
-      <w:proofErr w:type="gramStart"/>
-      <w:r>
-        <w:rPr>
-          <w:rFonts w:ascii="Times New Roman" w:hAnsi="Times New Roman" w:cs="Times New Roman"/>
-          <w:sz w:val="28"/>
-          <w:szCs w:val="28"/>
-        </w:rPr>
-        <w:t>is</w:t>
-      </w:r>
-      <w:proofErr w:type="gramEnd"/>
-      <w:r>
-        <w:rPr>
-          <w:rFonts w:ascii="Times New Roman" w:hAnsi="Times New Roman" w:cs="Times New Roman"/>
-          <w:sz w:val="28"/>
-          <w:szCs w:val="28"/>
-        </w:rPr>
-        <w:t xml:space="preserve"> calculated using the factorial formula. Develop a recursive program to calculate the factorial of a given number.</w:t>
+        <w:t xml:space="preserve"> a logistics company, the number of possible ways to arrange n different parcels is calculated using the factorial formula. Develop a recursive program to calculate the factorial of a given number.</w:t>
       </w:r>
     </w:p>
     <w:p>
@@ -4975,21 +4712,12 @@
           <w:szCs w:val="32"/>
         </w:rPr>
       </w:pPr>
-      <w:proofErr w:type="gramStart"/>
-      <w:r>
-        <w:rPr>
-          <w:sz w:val="32"/>
-          <w:szCs w:val="32"/>
-        </w:rPr>
-        <w:t>factorial(</w:t>
-      </w:r>
-      <w:proofErr w:type="gramEnd"/>
-      <w:r>
-        <w:rPr>
-          <w:sz w:val="32"/>
-          <w:szCs w:val="32"/>
-        </w:rPr>
-        <w:t>) is the recursive function that computes n! (n factorial).</w:t>
+      <w:r>
+        <w:rPr>
+          <w:sz w:val="32"/>
+          <w:szCs w:val="32"/>
+        </w:rPr>
+        <w:t>factorial() is the recursive function that computes n! (n factorial).</w:t>
       </w:r>
     </w:p>
     <w:p>
@@ -5029,23 +4757,7 @@
           <w:sz w:val="32"/>
           <w:szCs w:val="32"/>
         </w:rPr>
-        <w:t xml:space="preserve">The recursive case multiplies n with </w:t>
-      </w:r>
-      <w:proofErr w:type="gramStart"/>
-      <w:r>
-        <w:rPr>
-          <w:sz w:val="32"/>
-          <w:szCs w:val="32"/>
-        </w:rPr>
-        <w:t>factorial(</w:t>
-      </w:r>
-      <w:proofErr w:type="gramEnd"/>
-      <w:r>
-        <w:rPr>
-          <w:sz w:val="32"/>
-          <w:szCs w:val="32"/>
-        </w:rPr>
-        <w:t>n - 1), reducing n by 1 on each call.</w:t>
+        <w:t>The recursive case multiplies n with factorial(n - 1), reducing n by 1 on each call.</w:t>
       </w:r>
     </w:p>
     <w:p>
@@ -5060,37 +4772,12 @@
           <w:szCs w:val="32"/>
         </w:rPr>
       </w:pPr>
-      <w:proofErr w:type="gramStart"/>
-      <w:r>
-        <w:rPr>
-          <w:sz w:val="32"/>
-          <w:szCs w:val="32"/>
-        </w:rPr>
-        <w:t>input(</w:t>
-      </w:r>
-      <w:proofErr w:type="gramEnd"/>
-      <w:r>
-        <w:rPr>
-          <w:sz w:val="32"/>
-          <w:szCs w:val="32"/>
-        </w:rPr>
-        <w:t xml:space="preserve">) and </w:t>
-      </w:r>
-      <w:proofErr w:type="gramStart"/>
-      <w:r>
-        <w:rPr>
-          <w:sz w:val="32"/>
-          <w:szCs w:val="32"/>
-        </w:rPr>
-        <w:t>int(</w:t>
-      </w:r>
-      <w:proofErr w:type="gramEnd"/>
-      <w:r>
-        <w:rPr>
-          <w:sz w:val="32"/>
-          <w:szCs w:val="32"/>
-        </w:rPr>
-        <w:t>) collect the number whose factorial is to be found.</w:t>
+      <w:r>
+        <w:rPr>
+          <w:sz w:val="32"/>
+          <w:szCs w:val="32"/>
+        </w:rPr>
+        <w:t>input() and int() collect the number whose factorial is to be found.</w:t>
       </w:r>
     </w:p>
     <w:p>
@@ -5125,21 +4812,12 @@
           <w:szCs w:val="32"/>
         </w:rPr>
       </w:pPr>
-      <w:proofErr w:type="gramStart"/>
-      <w:r>
-        <w:rPr>
-          <w:sz w:val="32"/>
-          <w:szCs w:val="32"/>
-        </w:rPr>
-        <w:t>print(</w:t>
-      </w:r>
-      <w:proofErr w:type="gramEnd"/>
-      <w:r>
-        <w:rPr>
-          <w:sz w:val="32"/>
-          <w:szCs w:val="32"/>
-        </w:rPr>
-        <w:t>) displays the number of possible arrangements (the factorial value).</w:t>
+      <w:r>
+        <w:rPr>
+          <w:sz w:val="32"/>
+          <w:szCs w:val="32"/>
+        </w:rPr>
+        <w:t>print() displays the number of possible arrangements (the factorial value).</w:t>
       </w:r>
     </w:p>
     <w:p>
@@ -5666,23 +5344,7 @@
                 <w:sz w:val="24"/>
                 <w:szCs w:val="24"/>
               </w:rPr>
-              <w:t xml:space="preserve">Calling factorial(n) instead of </w:t>
-            </w:r>
-            <w:proofErr w:type="gramStart"/>
-            <w:r>
-              <w:rPr>
-                <w:sz w:val="24"/>
-                <w:szCs w:val="24"/>
-              </w:rPr>
-              <w:t>factorial(</w:t>
-            </w:r>
-            <w:proofErr w:type="gramEnd"/>
-            <w:r>
-              <w:rPr>
-                <w:sz w:val="24"/>
-                <w:szCs w:val="24"/>
-              </w:rPr>
-              <w:t>n - 1), causing infinite recursion.</w:t>
+              <w:t>Calling factorial(n) instead of factorial(n - 1), causing infinite recursion.</w:t>
             </w:r>
           </w:p>
         </w:tc>
@@ -5704,23 +5366,7 @@
                 <w:sz w:val="24"/>
                 <w:szCs w:val="24"/>
               </w:rPr>
-              <w:t xml:space="preserve">Decrease n by 1 in each recursive call using </w:t>
-            </w:r>
-            <w:proofErr w:type="gramStart"/>
-            <w:r>
-              <w:rPr>
-                <w:sz w:val="24"/>
-                <w:szCs w:val="24"/>
-              </w:rPr>
-              <w:t>factorial(</w:t>
-            </w:r>
-            <w:proofErr w:type="gramEnd"/>
-            <w:r>
-              <w:rPr>
-                <w:sz w:val="24"/>
-                <w:szCs w:val="24"/>
-              </w:rPr>
-              <w:t>n - 1).</w:t>
+              <w:t>Decrease n by 1 in each recursive call using factorial(n - 1).</w:t>
             </w:r>
           </w:p>
         </w:tc>
@@ -5797,7 +5443,6 @@
         <w:t xml:space="preserve"> </w:t>
       </w:r>
       <w:proofErr w:type="spellStart"/>
-      <w:proofErr w:type="gramStart"/>
       <w:r>
         <w:rPr>
           <w:rFonts w:ascii="Times New Roman" w:hAnsi="Times New Roman" w:cs="Times New Roman"/>
@@ -5818,7 +5463,6 @@
         <w:t>Write</w:t>
       </w:r>
       <w:proofErr w:type="spellEnd"/>
-      <w:proofErr w:type="gramEnd"/>
       <w:r>
         <w:rPr>
           <w:rFonts w:ascii="Times New Roman" w:hAnsi="Times New Roman" w:cs="Times New Roman"/>
@@ -6114,7 +5758,6 @@
         </w:rPr>
       </w:pPr>
       <w:proofErr w:type="spellStart"/>
-      <w:proofErr w:type="gramStart"/>
       <w:r>
         <w:rPr>
           <w:sz w:val="32"/>
@@ -6128,15 +5771,7 @@
           <w:sz w:val="32"/>
           <w:szCs w:val="32"/>
         </w:rPr>
-        <w:t>(</w:t>
-      </w:r>
-      <w:proofErr w:type="gramEnd"/>
-      <w:r>
-        <w:rPr>
-          <w:sz w:val="32"/>
-          <w:szCs w:val="32"/>
-        </w:rPr>
-        <w:t>) is the recursive function that returns the nth Fibonacci term.</w:t>
+        <w:t>() is the recursive function that returns the nth Fibonacci term.</w:t>
       </w:r>
     </w:p>
     <w:p>
@@ -6179,7 +5814,6 @@
         <w:t xml:space="preserve">The recursive case adds </w:t>
       </w:r>
       <w:proofErr w:type="spellStart"/>
-      <w:proofErr w:type="gramStart"/>
       <w:r>
         <w:rPr>
           <w:sz w:val="32"/>
@@ -6193,18 +5827,9 @@
           <w:sz w:val="32"/>
           <w:szCs w:val="32"/>
         </w:rPr>
-        <w:t>(</w:t>
-      </w:r>
-      <w:proofErr w:type="gramEnd"/>
-      <w:r>
-        <w:rPr>
-          <w:sz w:val="32"/>
-          <w:szCs w:val="32"/>
-        </w:rPr>
-        <w:t xml:space="preserve">n - 1) and </w:t>
+        <w:t xml:space="preserve">(n - 1) and </w:t>
       </w:r>
       <w:proofErr w:type="spellStart"/>
-      <w:proofErr w:type="gramStart"/>
       <w:r>
         <w:rPr>
           <w:sz w:val="32"/>
@@ -6218,15 +5843,7 @@
           <w:sz w:val="32"/>
           <w:szCs w:val="32"/>
         </w:rPr>
-        <w:t>(</w:t>
-      </w:r>
-      <w:proofErr w:type="gramEnd"/>
-      <w:r>
-        <w:rPr>
-          <w:sz w:val="32"/>
-          <w:szCs w:val="32"/>
-        </w:rPr>
-        <w:t>n - 2), following the Fibonacci rule.</w:t>
+        <w:t>(n - 2), following the Fibonacci rule.</w:t>
       </w:r>
     </w:p>
     <w:p>
@@ -6241,37 +5858,12 @@
           <w:szCs w:val="32"/>
         </w:rPr>
       </w:pPr>
-      <w:proofErr w:type="gramStart"/>
-      <w:r>
-        <w:rPr>
-          <w:sz w:val="32"/>
-          <w:szCs w:val="32"/>
-        </w:rPr>
-        <w:t>input(</w:t>
-      </w:r>
-      <w:proofErr w:type="gramEnd"/>
-      <w:r>
-        <w:rPr>
-          <w:sz w:val="32"/>
-          <w:szCs w:val="32"/>
-        </w:rPr>
-        <w:t xml:space="preserve">) and </w:t>
-      </w:r>
-      <w:proofErr w:type="gramStart"/>
-      <w:r>
-        <w:rPr>
-          <w:sz w:val="32"/>
-          <w:szCs w:val="32"/>
-        </w:rPr>
-        <w:t>int(</w:t>
-      </w:r>
-      <w:proofErr w:type="gramEnd"/>
-      <w:r>
-        <w:rPr>
-          <w:sz w:val="32"/>
-          <w:szCs w:val="32"/>
-        </w:rPr>
-        <w:t>) collect the number of terms to be printed.</w:t>
+      <w:r>
+        <w:rPr>
+          <w:sz w:val="32"/>
+          <w:szCs w:val="32"/>
+        </w:rPr>
+        <w:t>input() and int() collect the number of terms to be printed.</w:t>
       </w:r>
     </w:p>
     <w:p>
@@ -6291,23 +5883,7 @@
           <w:sz w:val="32"/>
           <w:szCs w:val="32"/>
         </w:rPr>
-        <w:t xml:space="preserve">The </w:t>
-      </w:r>
-      <w:proofErr w:type="gramStart"/>
-      <w:r>
-        <w:rPr>
-          <w:sz w:val="32"/>
-          <w:szCs w:val="32"/>
-        </w:rPr>
-        <w:t>for loop</w:t>
-      </w:r>
-      <w:proofErr w:type="gramEnd"/>
-      <w:r>
-        <w:rPr>
-          <w:sz w:val="32"/>
-          <w:szCs w:val="32"/>
-        </w:rPr>
-        <w:t xml:space="preserve"> calls </w:t>
+        <w:t xml:space="preserve">The for loop calls </w:t>
       </w:r>
       <w:proofErr w:type="spellStart"/>
       <w:r>
@@ -6354,21 +5930,12 @@
           <w:szCs w:val="32"/>
         </w:rPr>
       </w:pPr>
-      <w:proofErr w:type="gramStart"/>
-      <w:r>
-        <w:rPr>
-          <w:sz w:val="32"/>
-          <w:szCs w:val="32"/>
-        </w:rPr>
-        <w:t>print(</w:t>
-      </w:r>
-      <w:proofErr w:type="gramEnd"/>
-      <w:r>
-        <w:rPr>
-          <w:sz w:val="32"/>
-          <w:szCs w:val="32"/>
-        </w:rPr>
-        <w:t>..., end=" ") displays each term on the same line, separated by a space.</w:t>
+      <w:r>
+        <w:rPr>
+          <w:sz w:val="32"/>
+          <w:szCs w:val="32"/>
+        </w:rPr>
+        <w:t>print(..., end=" ") displays each term on the same line, separated by a space.</w:t>
       </w:r>
     </w:p>
     <w:p>
@@ -6898,7 +6465,6 @@
               <w:t xml:space="preserve">Using </w:t>
             </w:r>
             <w:proofErr w:type="spellStart"/>
-            <w:proofErr w:type="gramStart"/>
             <w:r>
               <w:rPr>
                 <w:sz w:val="24"/>
@@ -6912,18 +6478,9 @@
                 <w:sz w:val="24"/>
                 <w:szCs w:val="24"/>
               </w:rPr>
-              <w:t>(</w:t>
-            </w:r>
-            <w:proofErr w:type="gramEnd"/>
-            <w:r>
-              <w:rPr>
-                <w:sz w:val="24"/>
-                <w:szCs w:val="24"/>
-              </w:rPr>
-              <w:t xml:space="preserve">n - 1) - </w:t>
+              <w:t xml:space="preserve">(n - 1) - </w:t>
             </w:r>
             <w:proofErr w:type="spellStart"/>
-            <w:proofErr w:type="gramStart"/>
             <w:r>
               <w:rPr>
                 <w:sz w:val="24"/>
@@ -6937,15 +6494,7 @@
                 <w:sz w:val="24"/>
                 <w:szCs w:val="24"/>
               </w:rPr>
-              <w:t>(</w:t>
-            </w:r>
-            <w:proofErr w:type="gramEnd"/>
-            <w:r>
-              <w:rPr>
-                <w:sz w:val="24"/>
-                <w:szCs w:val="24"/>
-              </w:rPr>
-              <w:t>n - 2) instead of addition, giving wrong terms.</w:t>
+              <w:t>(n - 2) instead of addition, giving wrong terms.</w:t>
             </w:r>
           </w:p>
         </w:tc>
@@ -6970,7 +6519,6 @@
               <w:t xml:space="preserve">Use addition, </w:t>
             </w:r>
             <w:proofErr w:type="spellStart"/>
-            <w:proofErr w:type="gramStart"/>
             <w:r>
               <w:rPr>
                 <w:sz w:val="24"/>
@@ -6984,18 +6532,9 @@
                 <w:sz w:val="24"/>
                 <w:szCs w:val="24"/>
               </w:rPr>
-              <w:t>(</w:t>
-            </w:r>
-            <w:proofErr w:type="gramEnd"/>
-            <w:r>
-              <w:rPr>
-                <w:sz w:val="24"/>
-                <w:szCs w:val="24"/>
-              </w:rPr>
-              <w:t xml:space="preserve">n - 1) + </w:t>
+              <w:t xml:space="preserve">(n - 1) + </w:t>
             </w:r>
             <w:proofErr w:type="spellStart"/>
-            <w:proofErr w:type="gramStart"/>
             <w:r>
               <w:rPr>
                 <w:sz w:val="24"/>
@@ -7009,15 +6548,7 @@
                 <w:sz w:val="24"/>
                 <w:szCs w:val="24"/>
               </w:rPr>
-              <w:t>(</w:t>
-            </w:r>
-            <w:proofErr w:type="gramEnd"/>
-            <w:r>
-              <w:rPr>
-                <w:sz w:val="24"/>
-                <w:szCs w:val="24"/>
-              </w:rPr>
-              <w:t>n - 2), as per the Fibonacci rule.</w:t>
+              <w:t>(n - 2), as per the Fibonacci rule.</w:t>
             </w:r>
           </w:p>
         </w:tc>
@@ -7412,16 +6943,7 @@
           <w:sz w:val="24"/>
           <w:szCs w:val="24"/>
         </w:rPr>
-        <w:t>linear_</w:t>
-      </w:r>
-      <w:proofErr w:type="gramStart"/>
-      <w:r>
-        <w:rPr>
-          <w:rFonts w:ascii="Times New Roman" w:hAnsi="Times New Roman" w:cs="Times New Roman"/>
-          <w:sz w:val="24"/>
-          <w:szCs w:val="24"/>
-        </w:rPr>
-        <w:t>search</w:t>
+        <w:t>linear_search</w:t>
       </w:r>
       <w:proofErr w:type="spellEnd"/>
       <w:r>
@@ -7433,7 +6955,6 @@
         <w:t>(</w:t>
       </w:r>
       <w:proofErr w:type="spellStart"/>
-      <w:proofErr w:type="gramEnd"/>
       <w:r>
         <w:rPr>
           <w:rFonts w:ascii="Times New Roman" w:hAnsi="Times New Roman" w:cs="Times New Roman"/>
@@ -7630,7 +7151,6 @@
         </w:rPr>
       </w:pPr>
       <w:proofErr w:type="spellStart"/>
-      <w:proofErr w:type="gramStart"/>
       <w:r>
         <w:rPr>
           <w:rFonts w:ascii="Times New Roman" w:hAnsi="Times New Roman" w:cs="Times New Roman"/>
@@ -7640,32 +7160,13 @@
         <w:t>arr.append</w:t>
       </w:r>
       <w:proofErr w:type="spellEnd"/>
-      <w:proofErr w:type="gramEnd"/>
-      <w:r>
-        <w:rPr>
-          <w:rFonts w:ascii="Times New Roman" w:hAnsi="Times New Roman" w:cs="Times New Roman"/>
-          <w:sz w:val="24"/>
-          <w:szCs w:val="24"/>
-        </w:rPr>
-        <w:t>(int(</w:t>
-      </w:r>
-      <w:proofErr w:type="gramStart"/>
-      <w:r>
-        <w:rPr>
-          <w:rFonts w:ascii="Times New Roman" w:hAnsi="Times New Roman" w:cs="Times New Roman"/>
-          <w:sz w:val="24"/>
-          <w:szCs w:val="24"/>
-        </w:rPr>
-        <w:t>input(</w:t>
-      </w:r>
-      <w:proofErr w:type="gramEnd"/>
-      <w:r>
-        <w:rPr>
-          <w:rFonts w:ascii="Times New Roman" w:hAnsi="Times New Roman" w:cs="Times New Roman"/>
-          <w:sz w:val="24"/>
-          <w:szCs w:val="24"/>
-        </w:rPr>
-        <w:t xml:space="preserve">))) converts user input to integers and builds the array. </w:t>
+      <w:r>
+        <w:rPr>
+          <w:rFonts w:ascii="Times New Roman" w:hAnsi="Times New Roman" w:cs="Times New Roman"/>
+          <w:sz w:val="24"/>
+          <w:szCs w:val="24"/>
+        </w:rPr>
+        <w:t xml:space="preserve">(int(input())) converts user input to integers and builds the array. </w:t>
       </w:r>
     </w:p>
     <w:p>
@@ -7689,25 +7190,7 @@
           <w:sz w:val="24"/>
           <w:szCs w:val="24"/>
         </w:rPr>
-        <w:t>if (</w:t>
-      </w:r>
-      <w:proofErr w:type="gramStart"/>
-      <w:r>
-        <w:rPr>
-          <w:rFonts w:ascii="Times New Roman" w:hAnsi="Times New Roman" w:cs="Times New Roman"/>
-          <w:sz w:val="24"/>
-          <w:szCs w:val="24"/>
-        </w:rPr>
-        <w:t>result !</w:t>
-      </w:r>
-      <w:proofErr w:type="gramEnd"/>
-      <w:r>
-        <w:rPr>
-          <w:rFonts w:ascii="Times New Roman" w:hAnsi="Times New Roman" w:cs="Times New Roman"/>
-          <w:sz w:val="24"/>
-          <w:szCs w:val="24"/>
-        </w:rPr>
-        <w:t>= -1): displays the index where the element is found or prints a "not found" message.</w:t>
+        <w:t>if (result != -1): displays the index where the element is found or prints a "not found" message.</w:t>
       </w:r>
     </w:p>
     <w:p>
@@ -8235,25 +7718,7 @@
                 <w:sz w:val="24"/>
                 <w:szCs w:val="24"/>
               </w:rPr>
-              <w:t xml:space="preserve"> when passing non-integer strings to int(</w:t>
-            </w:r>
-            <w:proofErr w:type="gramStart"/>
-            <w:r>
-              <w:rPr>
-                <w:color w:val="auto"/>
-                <w:sz w:val="24"/>
-                <w:szCs w:val="24"/>
-              </w:rPr>
-              <w:t>input(</w:t>
-            </w:r>
-            <w:proofErr w:type="gramEnd"/>
-            <w:r>
-              <w:rPr>
-                <w:color w:val="auto"/>
-                <w:sz w:val="24"/>
-                <w:szCs w:val="24"/>
-              </w:rPr>
-              <w:t>)).</w:t>
+              <w:t xml:space="preserve"> when passing non-integer strings to int(input()).</w:t>
             </w:r>
           </w:p>
         </w:tc>
@@ -8702,7 +8167,6 @@
         <w:t xml:space="preserve">Write a python program to perform binary search on the given </w:t>
       </w:r>
       <w:proofErr w:type="spellStart"/>
-      <w:proofErr w:type="gramStart"/>
       <w:r>
         <w:rPr>
           <w:rFonts w:ascii="Times New Roman" w:hAnsi="Times New Roman" w:cs="Times New Roman"/>
@@ -8713,7 +8177,6 @@
         <w:t>input.Verify</w:t>
       </w:r>
       <w:proofErr w:type="spellEnd"/>
-      <w:proofErr w:type="gramEnd"/>
       <w:r>
         <w:rPr>
           <w:rFonts w:ascii="Times New Roman" w:hAnsi="Times New Roman" w:cs="Times New Roman"/>
@@ -8924,16 +8387,7 @@
           <w:sz w:val="24"/>
           <w:szCs w:val="24"/>
         </w:rPr>
-        <w:t>binary_</w:t>
-      </w:r>
-      <w:proofErr w:type="gramStart"/>
-      <w:r>
-        <w:rPr>
-          <w:rFonts w:ascii="Times New Roman" w:hAnsi="Times New Roman" w:cs="Times New Roman"/>
-          <w:sz w:val="24"/>
-          <w:szCs w:val="24"/>
-        </w:rPr>
-        <w:t>search</w:t>
+        <w:t>binary_search</w:t>
       </w:r>
       <w:proofErr w:type="spellEnd"/>
       <w:r>
@@ -8945,7 +8399,6 @@
         <w:t>(</w:t>
       </w:r>
       <w:proofErr w:type="spellStart"/>
-      <w:proofErr w:type="gramEnd"/>
       <w:r>
         <w:rPr>
           <w:rFonts w:ascii="Times New Roman" w:hAnsi="Times New Roman" w:cs="Times New Roman"/>
@@ -9122,7 +8575,6 @@
         </w:rPr>
       </w:pPr>
       <w:proofErr w:type="spellStart"/>
-      <w:proofErr w:type="gramStart"/>
       <w:r>
         <w:rPr>
           <w:rFonts w:ascii="Times New Roman" w:hAnsi="Times New Roman" w:cs="Times New Roman"/>
@@ -9132,7 +8584,6 @@
         <w:t>arr.sort</w:t>
       </w:r>
       <w:proofErr w:type="spellEnd"/>
-      <w:proofErr w:type="gramEnd"/>
       <w:r>
         <w:rPr>
           <w:rFonts w:ascii="Times New Roman" w:hAnsi="Times New Roman" w:cs="Times New Roman"/>
@@ -9382,7 +8833,6 @@
               <w:t xml:space="preserve">Sort the array using </w:t>
             </w:r>
             <w:proofErr w:type="spellStart"/>
-            <w:proofErr w:type="gramStart"/>
             <w:r>
               <w:rPr>
                 <w:color w:val="auto"/>
@@ -9392,7 +8842,6 @@
               <w:t>arr.sort</w:t>
             </w:r>
             <w:proofErr w:type="spellEnd"/>
-            <w:proofErr w:type="gramEnd"/>
             <w:r>
               <w:rPr>
                 <w:color w:val="auto"/>
@@ -9628,18 +9077,8 @@
                 <w:szCs w:val="24"/>
               </w:rPr>
               <w:lastRenderedPageBreak/>
-              <w:t xml:space="preserve">low &lt;= </w:t>
-            </w:r>
-            <w:proofErr w:type="gramStart"/>
-            <w:r>
-              <w:rPr>
-                <w:color w:val="auto"/>
-                <w:sz w:val="24"/>
-                <w:szCs w:val="24"/>
-              </w:rPr>
-              <w:t>high:.</w:t>
-            </w:r>
-            <w:proofErr w:type="gramEnd"/>
+              <w:t>low &lt;= high:.</w:t>
+            </w:r>
           </w:p>
         </w:tc>
       </w:tr>
@@ -10095,6 +9534,24 @@
         </w:rPr>
         <w:t xml:space="preserve">Write a python program </w:t>
       </w:r>
+      <w:r>
+        <w:rPr>
+          <w:rFonts w:ascii="Times New Roman" w:hAnsi="Times New Roman" w:cs="Times New Roman"/>
+          <w:bCs/>
+          <w:sz w:val="24"/>
+          <w:szCs w:val="24"/>
+        </w:rPr>
+        <w:t xml:space="preserve">to sort </w:t>
+      </w:r>
+      <w:r>
+        <w:rPr>
+          <w:rFonts w:ascii="Times New Roman" w:hAnsi="Times New Roman" w:cs="Times New Roman"/>
+          <w:bCs/>
+          <w:sz w:val="24"/>
+          <w:szCs w:val="24"/>
+        </w:rPr>
+        <w:t>an array using selection sort and take the elements as input from user;</w:t>
+      </w:r>
     </w:p>
     <w:p>
       <w:pPr>
@@ -10135,6 +9592,7 @@
           <w:rFonts w:ascii="Times New Roman" w:hAnsi="Times New Roman" w:cs="Times New Roman"/>
           <w:b/>
           <w:bCs/>
+          <w:noProof/>
           <w:sz w:val="24"/>
           <w:szCs w:val="24"/>
           <w:u w:val="single"/>
@@ -10215,6 +9673,7 @@
           <w:rFonts w:ascii="Times New Roman" w:hAnsi="Times New Roman" w:cs="Times New Roman"/>
           <w:b/>
           <w:bCs/>
+          <w:noProof/>
           <w:sz w:val="24"/>
           <w:szCs w:val="24"/>
           <w:u w:val="single"/>
@@ -10279,16 +9738,7 @@
           <w:sz w:val="32"/>
           <w:szCs w:val="32"/>
         </w:rPr>
-        <w:lastRenderedPageBreak/>
-        <w:t xml:space="preserve"> </w:t>
-      </w:r>
-      <w:r>
-        <w:rPr>
-          <w:rFonts w:ascii="Times New Roman" w:hAnsi="Times New Roman" w:cs="Times New Roman"/>
-          <w:sz w:val="32"/>
-          <w:szCs w:val="32"/>
-        </w:rPr>
-        <w:t>Explanation;</w:t>
+        <w:t xml:space="preserve"> Explanation;</w:t>
       </w:r>
     </w:p>
     <w:p>
@@ -11281,7 +10731,6 @@
           <w:sz w:val="24"/>
           <w:szCs w:val="24"/>
         </w:rPr>
-        <w:lastRenderedPageBreak/>
         <w:t>3</w:t>
       </w:r>
       <w:r>
@@ -11292,7 +10741,17 @@
           <w:sz w:val="24"/>
           <w:szCs w:val="24"/>
         </w:rPr>
-        <w:t xml:space="preserve">A) </w:t>
+        <w:t>B</w:t>
+      </w:r>
+      <w:r>
+        <w:rPr>
+          <w:rFonts w:ascii="Times New Roman" w:hAnsi="Times New Roman" w:cs="Times New Roman"/>
+          <w:b/>
+          <w:bCs/>
+          <w:sz w:val="24"/>
+          <w:szCs w:val="24"/>
+        </w:rPr>
+        <w:t xml:space="preserve">) </w:t>
       </w:r>
       <w:r>
         <w:rPr>
@@ -11322,39 +10781,48 @@
         </w:rPr>
         <w:t xml:space="preserve">Write a python program </w:t>
       </w:r>
-    </w:p>
-    <w:p>
-      <w:pPr>
-        <w:rPr>
-          <w:rFonts w:ascii="Times New Roman" w:hAnsi="Times New Roman" w:cs="Times New Roman"/>
-          <w:bCs/>
-          <w:sz w:val="24"/>
-          <w:szCs w:val="24"/>
-        </w:rPr>
-      </w:pPr>
-      <w:r>
-        <w:rPr>
-          <w:rFonts w:ascii="Times New Roman" w:hAnsi="Times New Roman" w:cs="Times New Roman"/>
-          <w:bCs/>
-          <w:sz w:val="24"/>
-          <w:szCs w:val="24"/>
-        </w:rPr>
-        <w:t>Program:</w:t>
-      </w:r>
-    </w:p>
-    <w:p>
-      <w:pPr>
-        <w:rPr>
-          <w:rFonts w:ascii="Times New Roman" w:hAnsi="Times New Roman" w:cs="Times New Roman"/>
-          <w:b/>
-          <w:sz w:val="32"/>
-          <w:szCs w:val="32"/>
-        </w:rPr>
-      </w:pPr>
-      <w:r>
-        <w:rPr>
-          <w:rFonts w:ascii="Times New Roman" w:hAnsi="Times New Roman" w:cs="Times New Roman"/>
-          <w:b/>
+      <w:r>
+        <w:rPr>
+          <w:rFonts w:ascii="Times New Roman" w:hAnsi="Times New Roman" w:cs="Times New Roman"/>
+          <w:bCs/>
+          <w:sz w:val="24"/>
+          <w:szCs w:val="24"/>
+        </w:rPr>
+        <w:t xml:space="preserve">to sort an array using </w:t>
+      </w:r>
+      <w:r>
+        <w:rPr>
+          <w:rFonts w:ascii="Times New Roman" w:hAnsi="Times New Roman" w:cs="Times New Roman"/>
+          <w:bCs/>
+          <w:sz w:val="24"/>
+          <w:szCs w:val="24"/>
+        </w:rPr>
+        <w:t>Insertion</w:t>
+      </w:r>
+      <w:r>
+        <w:rPr>
+          <w:rFonts w:ascii="Times New Roman" w:hAnsi="Times New Roman" w:cs="Times New Roman"/>
+          <w:bCs/>
+          <w:sz w:val="24"/>
+          <w:szCs w:val="24"/>
+        </w:rPr>
+        <w:t xml:space="preserve"> sort and take the elements as input from user;</w:t>
+      </w:r>
+    </w:p>
+    <w:p>
+      <w:pPr>
+        <w:rPr>
+          <w:rFonts w:ascii="Times New Roman" w:hAnsi="Times New Roman" w:cs="Times New Roman"/>
+          <w:b/>
+          <w:sz w:val="32"/>
+          <w:szCs w:val="32"/>
+        </w:rPr>
+      </w:pPr>
+      <w:r>
+        <w:rPr>
+          <w:rFonts w:ascii="Times New Roman" w:hAnsi="Times New Roman" w:cs="Times New Roman"/>
+          <w:b/>
+          <w:noProof/>
           <w:sz w:val="32"/>
           <w:szCs w:val="32"/>
         </w:rPr>
@@ -11427,6 +10895,7 @@
         <w:rPr>
           <w:rFonts w:ascii="Times New Roman" w:hAnsi="Times New Roman" w:cs="Times New Roman"/>
           <w:b/>
+          <w:noProof/>
           <w:sz w:val="32"/>
           <w:szCs w:val="32"/>
         </w:rPr>
@@ -12108,7 +11577,6 @@
               <w:t xml:space="preserve">[j] instead of </w:t>
             </w:r>
             <w:proofErr w:type="spellStart"/>
-            <w:proofErr w:type="gramStart"/>
             <w:r>
               <w:rPr>
                 <w:b/>
@@ -12124,19 +11592,54 @@
                 <w:sz w:val="28"/>
                 <w:szCs w:val="28"/>
               </w:rPr>
-              <w:t>[</w:t>
-            </w:r>
-            <w:proofErr w:type="gramEnd"/>
-            <w:r>
+              <w:t>[j + 1].</w:t>
+            </w:r>
+          </w:p>
+        </w:tc>
+        <w:tc>
+          <w:tcPr>
+            <w:tcW w:w="0" w:type="auto"/>
+            <w:hideMark/>
+          </w:tcPr>
+          <w:p>
+            <w:pPr>
+              <w:spacing w:after="200" w:line="276" w:lineRule="auto"/>
               <w:rPr>
                 <w:b/>
                 <w:sz w:val="28"/>
                 <w:szCs w:val="28"/>
               </w:rPr>
-              <w:t>j + 1].</w:t>
-            </w:r>
-          </w:p>
-        </w:tc>
+            </w:pPr>
+            <w:r>
+              <w:rPr>
+                <w:b/>
+                <w:sz w:val="28"/>
+                <w:szCs w:val="28"/>
+              </w:rPr>
+              <w:t xml:space="preserve">Insert the key using </w:t>
+            </w:r>
+            <w:proofErr w:type="spellStart"/>
+            <w:r>
+              <w:rPr>
+                <w:b/>
+                <w:sz w:val="28"/>
+                <w:szCs w:val="28"/>
+              </w:rPr>
+              <w:t>arr</w:t>
+            </w:r>
+            <w:proofErr w:type="spellEnd"/>
+            <w:r>
+              <w:rPr>
+                <w:b/>
+                <w:sz w:val="28"/>
+                <w:szCs w:val="28"/>
+              </w:rPr>
+              <w:t>[j + 1] = key.</w:t>
+            </w:r>
+          </w:p>
+        </w:tc>
+      </w:tr>
+      <w:tr>
         <w:tc>
           <w:tcPr>
             <w:tcW w:w="0" w:type="auto"/>
@@ -12154,38 +11657,77 @@
             <w:r>
               <w:rPr>
                 <w:b/>
+                <w:bCs/>
                 <w:sz w:val="28"/>
                 <w:szCs w:val="28"/>
               </w:rPr>
-              <w:t xml:space="preserve">Insert the key using </w:t>
-            </w:r>
-            <w:proofErr w:type="spellStart"/>
-            <w:proofErr w:type="gramStart"/>
-            <w:r>
+              <w:t>5)</w:t>
+            </w:r>
+          </w:p>
+        </w:tc>
+        <w:tc>
+          <w:tcPr>
+            <w:tcW w:w="0" w:type="auto"/>
+            <w:hideMark/>
+          </w:tcPr>
+          <w:p>
+            <w:pPr>
+              <w:spacing w:after="200" w:line="276" w:lineRule="auto"/>
               <w:rPr>
                 <w:b/>
                 <w:sz w:val="28"/>
                 <w:szCs w:val="28"/>
               </w:rPr>
-              <w:t>arr</w:t>
-            </w:r>
-            <w:proofErr w:type="spellEnd"/>
+            </w:pPr>
             <w:r>
               <w:rPr>
                 <w:b/>
                 <w:sz w:val="28"/>
                 <w:szCs w:val="28"/>
               </w:rPr>
-              <w:t>[</w:t>
-            </w:r>
-            <w:proofErr w:type="gramEnd"/>
-            <w:r>
+              <w:t>Incorrect condition in the while loop.</w:t>
+            </w:r>
+          </w:p>
+        </w:tc>
+        <w:tc>
+          <w:tcPr>
+            <w:tcW w:w="0" w:type="auto"/>
+            <w:hideMark/>
+          </w:tcPr>
+          <w:p>
+            <w:pPr>
+              <w:spacing w:after="200" w:line="276" w:lineRule="auto"/>
               <w:rPr>
                 <w:b/>
                 <w:sz w:val="28"/>
                 <w:szCs w:val="28"/>
               </w:rPr>
-              <w:t>j + 1] = key.</w:t>
+            </w:pPr>
+            <w:r>
+              <w:rPr>
+                <w:b/>
+                <w:sz w:val="28"/>
+                <w:szCs w:val="28"/>
+              </w:rPr>
+              <w:t xml:space="preserve">Use j &gt;= 0 and </w:t>
+            </w:r>
+            <w:proofErr w:type="spellStart"/>
+            <w:r>
+              <w:rPr>
+                <w:b/>
+                <w:sz w:val="28"/>
+                <w:szCs w:val="28"/>
+              </w:rPr>
+              <w:t>arr</w:t>
+            </w:r>
+            <w:proofErr w:type="spellEnd"/>
+            <w:r>
+              <w:rPr>
+                <w:b/>
+                <w:sz w:val="28"/>
+                <w:szCs w:val="28"/>
+              </w:rPr>
+              <w:t>[j] &gt; key to shift larger elements.</w:t>
             </w:r>
           </w:p>
         </w:tc>
@@ -12194,137 +11736,44 @@
         <w:tc>
           <w:tcPr>
             <w:tcW w:w="0" w:type="auto"/>
-            <w:hideMark/>
-          </w:tcPr>
-          <w:p>
-            <w:pPr>
-              <w:spacing w:after="200" w:line="276" w:lineRule="auto"/>
-              <w:rPr>
-                <w:b/>
+          </w:tcPr>
+          <w:p>
+            <w:pPr>
+              <w:rPr>
+                <w:b/>
+                <w:bCs/>
                 <w:sz w:val="28"/>
                 <w:szCs w:val="28"/>
               </w:rPr>
             </w:pPr>
-            <w:r>
-              <w:rPr>
-                <w:b/>
-                <w:bCs/>
+          </w:p>
+        </w:tc>
+        <w:tc>
+          <w:tcPr>
+            <w:tcW w:w="0" w:type="auto"/>
+          </w:tcPr>
+          <w:p>
+            <w:pPr>
+              <w:rPr>
+                <w:b/>
                 <w:sz w:val="28"/>
                 <w:szCs w:val="28"/>
               </w:rPr>
-              <w:t>5)</w:t>
-            </w:r>
+            </w:pPr>
           </w:p>
         </w:tc>
         <w:tc>
           <w:tcPr>
             <w:tcW w:w="0" w:type="auto"/>
-            <w:hideMark/>
-          </w:tcPr>
-          <w:p>
-            <w:pPr>
-              <w:spacing w:after="200" w:line="276" w:lineRule="auto"/>
+          </w:tcPr>
+          <w:p>
+            <w:pPr>
               <w:rPr>
                 <w:b/>
                 <w:sz w:val="28"/>
                 <w:szCs w:val="28"/>
               </w:rPr>
             </w:pPr>
-            <w:r>
-              <w:rPr>
-                <w:b/>
-                <w:sz w:val="28"/>
-                <w:szCs w:val="28"/>
-              </w:rPr>
-              <w:t>Incorrect condition in the while loop.</w:t>
-            </w:r>
-          </w:p>
-        </w:tc>
-        <w:tc>
-          <w:tcPr>
-            <w:tcW w:w="0" w:type="auto"/>
-            <w:hideMark/>
-          </w:tcPr>
-          <w:p>
-            <w:pPr>
-              <w:spacing w:after="200" w:line="276" w:lineRule="auto"/>
-              <w:rPr>
-                <w:b/>
-                <w:sz w:val="28"/>
-                <w:szCs w:val="28"/>
-              </w:rPr>
-            </w:pPr>
-            <w:r>
-              <w:rPr>
-                <w:b/>
-                <w:sz w:val="28"/>
-                <w:szCs w:val="28"/>
-              </w:rPr>
-              <w:t xml:space="preserve">Use j &gt;= 0 and </w:t>
-            </w:r>
-            <w:proofErr w:type="spellStart"/>
-            <w:r>
-              <w:rPr>
-                <w:b/>
-                <w:sz w:val="28"/>
-                <w:szCs w:val="28"/>
-              </w:rPr>
-              <w:t>arr</w:t>
-            </w:r>
-            <w:proofErr w:type="spellEnd"/>
-            <w:r>
-              <w:rPr>
-                <w:b/>
-                <w:sz w:val="28"/>
-                <w:szCs w:val="28"/>
-              </w:rPr>
-              <w:t>[j] &gt; key to shift larger elements.</w:t>
-            </w:r>
-          </w:p>
-        </w:tc>
-      </w:tr>
-      <w:tr>
-        <w:tc>
-          <w:tcPr>
-            <w:tcW w:w="0" w:type="auto"/>
-          </w:tcPr>
-          <w:p>
-            <w:pPr>
-              <w:rPr>
-                <w:b/>
-                <w:bCs/>
-                <w:sz w:val="28"/>
-                <w:szCs w:val="28"/>
-              </w:rPr>
-            </w:pPr>
-          </w:p>
-        </w:tc>
-        <w:tc>
-          <w:tcPr>
-            <w:tcW w:w="0" w:type="auto"/>
-          </w:tcPr>
-          <w:p>
-            <w:pPr>
-              <w:rPr>
-                <w:b/>
-                <w:sz w:val="28"/>
-                <w:szCs w:val="28"/>
-              </w:rPr>
-            </w:pPr>
-          </w:p>
-        </w:tc>
-        <w:tc>
-          <w:tcPr>
-            <w:tcW w:w="0" w:type="auto"/>
-          </w:tcPr>
-          <w:p>
-            <w:pPr>
-              <w:rPr>
-                <w:b/>
-                <w:sz w:val="28"/>
-                <w:szCs w:val="28"/>
-              </w:rPr>
-            </w:pPr>
           </w:p>
         </w:tc>
       </w:tr>
@@ -12367,7 +11816,7 @@
           <w:sz w:val="24"/>
           <w:szCs w:val="24"/>
         </w:rPr>
-        <w:t>c</w:t>
+        <w:t>C</w:t>
       </w:r>
       <w:r>
         <w:rPr>
@@ -12407,6 +11856,33 @@
         </w:rPr>
         <w:t xml:space="preserve">Write a python program </w:t>
       </w:r>
+      <w:r>
+        <w:rPr>
+          <w:rFonts w:ascii="Times New Roman" w:hAnsi="Times New Roman" w:cs="Times New Roman"/>
+          <w:bCs/>
+          <w:sz w:val="24"/>
+          <w:szCs w:val="24"/>
+        </w:rPr>
+        <w:t xml:space="preserve">to sort an array using </w:t>
+      </w:r>
+      <w:r>
+        <w:rPr>
+          <w:rFonts w:ascii="Times New Roman" w:hAnsi="Times New Roman" w:cs="Times New Roman"/>
+          <w:bCs/>
+          <w:sz w:val="24"/>
+          <w:szCs w:val="24"/>
+        </w:rPr>
+        <w:t>Bubble</w:t>
+      </w:r>
+      <w:r>
+        <w:rPr>
+          <w:rFonts w:ascii="Times New Roman" w:hAnsi="Times New Roman" w:cs="Times New Roman"/>
+          <w:bCs/>
+          <w:sz w:val="24"/>
+          <w:szCs w:val="24"/>
+        </w:rPr>
+        <w:t xml:space="preserve"> sort and take the elements as input from user</w:t>
+      </w:r>
     </w:p>
     <w:p>
       <w:pPr>
@@ -12440,6 +11916,7 @@
         <w:rPr>
           <w:rFonts w:ascii="Times New Roman" w:hAnsi="Times New Roman" w:cs="Times New Roman"/>
           <w:bCs/>
+          <w:noProof/>
           <w:sz w:val="24"/>
           <w:szCs w:val="24"/>
         </w:rPr>
@@ -12512,6 +11989,7 @@
         <w:rPr>
           <w:rFonts w:ascii="Times New Roman" w:hAnsi="Times New Roman" w:cs="Times New Roman"/>
           <w:bCs/>
+          <w:noProof/>
           <w:sz w:val="24"/>
           <w:szCs w:val="24"/>
         </w:rPr>
@@ -12618,7 +12096,6 @@
           <w:sz w:val="28"/>
           <w:szCs w:val="28"/>
         </w:rPr>
-        <w:lastRenderedPageBreak/>
         <w:t>Explanation:</w:t>
       </w:r>
     </w:p>
@@ -12986,7 +12463,6 @@
               <w:t xml:space="preserve">[j] with </w:t>
             </w:r>
             <w:proofErr w:type="spellStart"/>
-            <w:proofErr w:type="gramStart"/>
             <w:r>
               <w:rPr>
                 <w:b/>
@@ -13002,16 +12478,100 @@
                 <w:sz w:val="28"/>
                 <w:szCs w:val="28"/>
               </w:rPr>
-              <w:t>[</w:t>
-            </w:r>
-            <w:proofErr w:type="gramEnd"/>
-            <w:r>
+              <w:t>[j + 1].</w:t>
+            </w:r>
+          </w:p>
+        </w:tc>
+      </w:tr>
+      <w:tr>
+        <w:tc>
+          <w:tcPr>
+            <w:tcW w:w="0" w:type="auto"/>
+            <w:hideMark/>
+          </w:tcPr>
+          <w:p>
+            <w:pPr>
+              <w:spacing w:after="200" w:line="276" w:lineRule="auto"/>
               <w:rPr>
                 <w:b/>
                 <w:sz w:val="28"/>
                 <w:szCs w:val="28"/>
               </w:rPr>
-              <w:t>j + 1].</w:t>
+            </w:pPr>
+            <w:r>
+              <w:rPr>
+                <w:b/>
+                <w:bCs/>
+                <w:sz w:val="28"/>
+                <w:szCs w:val="28"/>
+              </w:rPr>
+              <w:t>2)</w:t>
+            </w:r>
+          </w:p>
+        </w:tc>
+        <w:tc>
+          <w:tcPr>
+            <w:tcW w:w="0" w:type="auto"/>
+            <w:hideMark/>
+          </w:tcPr>
+          <w:p>
+            <w:pPr>
+              <w:spacing w:after="200" w:line="276" w:lineRule="auto"/>
+              <w:rPr>
+                <w:b/>
+                <w:sz w:val="28"/>
+                <w:szCs w:val="28"/>
+              </w:rPr>
+            </w:pPr>
+            <w:r>
+              <w:rPr>
+                <w:b/>
+                <w:sz w:val="28"/>
+                <w:szCs w:val="28"/>
+              </w:rPr>
+              <w:t>Using an incorrect inner loop range.</w:t>
+            </w:r>
+          </w:p>
+        </w:tc>
+        <w:tc>
+          <w:tcPr>
+            <w:tcW w:w="0" w:type="auto"/>
+            <w:hideMark/>
+          </w:tcPr>
+          <w:p>
+            <w:pPr>
+              <w:spacing w:after="200" w:line="276" w:lineRule="auto"/>
+              <w:rPr>
+                <w:b/>
+                <w:sz w:val="28"/>
+                <w:szCs w:val="28"/>
+              </w:rPr>
+            </w:pPr>
+            <w:r>
+              <w:rPr>
+                <w:b/>
+                <w:sz w:val="28"/>
+                <w:szCs w:val="28"/>
+              </w:rPr>
+              <w:t xml:space="preserve">Use range(n - 1 - </w:t>
+            </w:r>
+            <w:proofErr w:type="spellStart"/>
+            <w:r>
+              <w:rPr>
+                <w:b/>
+                <w:sz w:val="28"/>
+                <w:szCs w:val="28"/>
+              </w:rPr>
+              <w:t>i</w:t>
+            </w:r>
+            <w:proofErr w:type="spellEnd"/>
+            <w:r>
+              <w:rPr>
+                <w:b/>
+                <w:sz w:val="28"/>
+                <w:szCs w:val="28"/>
+              </w:rPr>
+              <w:t xml:space="preserve">) so that already sorted elements are not checked </w:t>
             </w:r>
           </w:p>
         </w:tc>
@@ -13038,7 +12598,7 @@
                 <w:sz w:val="28"/>
                 <w:szCs w:val="28"/>
               </w:rPr>
-              <w:t>2)</w:t>
+              <w:t>3)</w:t>
             </w:r>
           </w:p>
         </w:tc>
@@ -13062,7 +12622,7 @@
                 <w:sz w:val="28"/>
                 <w:szCs w:val="28"/>
               </w:rPr>
-              <w:t>Using an incorrect inner loop range.</w:t>
+              <w:t>Forgetting to swap elements when they are in the wrong order.</w:t>
             </w:r>
           </w:p>
         </w:tc>
@@ -13088,23 +12648,23 @@
               </w:rPr>
               <w:t xml:space="preserve">Use </w:t>
             </w:r>
-            <w:proofErr w:type="gramStart"/>
+            <w:proofErr w:type="spellStart"/>
             <w:r>
               <w:rPr>
                 <w:b/>
                 <w:sz w:val="28"/>
                 <w:szCs w:val="28"/>
               </w:rPr>
-              <w:t>range(</w:t>
-            </w:r>
-            <w:proofErr w:type="gramEnd"/>
+              <w:t>arr</w:t>
+            </w:r>
+            <w:proofErr w:type="spellEnd"/>
             <w:r>
               <w:rPr>
                 <w:b/>
                 <w:sz w:val="28"/>
                 <w:szCs w:val="28"/>
               </w:rPr>
-              <w:t xml:space="preserve">n - 1 - </w:t>
+              <w:t xml:space="preserve">[j], </w:t>
             </w:r>
             <w:proofErr w:type="spellStart"/>
             <w:r>
@@ -13113,7 +12673,7 @@
                 <w:sz w:val="28"/>
                 <w:szCs w:val="28"/>
               </w:rPr>
-              <w:t>i</w:t>
+              <w:t>arr</w:t>
             </w:r>
             <w:proofErr w:type="spellEnd"/>
             <w:r>
@@ -13122,7 +12682,43 @@
                 <w:sz w:val="28"/>
                 <w:szCs w:val="28"/>
               </w:rPr>
-              <w:t xml:space="preserve">) so that already sorted elements are not checked </w:t>
+              <w:t xml:space="preserve">[j + 1] = </w:t>
+            </w:r>
+            <w:proofErr w:type="spellStart"/>
+            <w:r>
+              <w:rPr>
+                <w:b/>
+                <w:sz w:val="28"/>
+                <w:szCs w:val="28"/>
+              </w:rPr>
+              <w:t>arr</w:t>
+            </w:r>
+            <w:proofErr w:type="spellEnd"/>
+            <w:r>
+              <w:rPr>
+                <w:b/>
+                <w:sz w:val="28"/>
+                <w:szCs w:val="28"/>
+              </w:rPr>
+              <w:t xml:space="preserve">[j + 1], </w:t>
+            </w:r>
+            <w:proofErr w:type="spellStart"/>
+            <w:r>
+              <w:rPr>
+                <w:b/>
+                <w:sz w:val="28"/>
+                <w:szCs w:val="28"/>
+              </w:rPr>
+              <w:t>arr</w:t>
+            </w:r>
+            <w:proofErr w:type="spellEnd"/>
+            <w:r>
+              <w:rPr>
+                <w:b/>
+                <w:sz w:val="28"/>
+                <w:szCs w:val="28"/>
+              </w:rPr>
+              <w:t>[j].</w:t>
             </w:r>
           </w:p>
         </w:tc>
@@ -13149,7 +12745,7 @@
                 <w:sz w:val="28"/>
                 <w:szCs w:val="28"/>
               </w:rPr>
-              <w:t>3)</w:t>
+              <w:t>4)</w:t>
             </w:r>
           </w:p>
         </w:tc>
@@ -13173,7 +12769,7 @@
                 <w:sz w:val="28"/>
                 <w:szCs w:val="28"/>
               </w:rPr>
-              <w:t>Forgetting to swap elements when they are in the wrong order.</w:t>
+              <w:t>Using &lt; instead of &gt; for ascending order.</w:t>
             </w:r>
           </w:p>
         </w:tc>
@@ -13197,7 +12793,7 @@
                 <w:sz w:val="28"/>
                 <w:szCs w:val="28"/>
               </w:rPr>
-              <w:t xml:space="preserve">Use </w:t>
+              <w:t xml:space="preserve">Use if </w:t>
             </w:r>
             <w:proofErr w:type="spellStart"/>
             <w:r>
@@ -13215,10 +12811,9 @@
                 <w:sz w:val="28"/>
                 <w:szCs w:val="28"/>
               </w:rPr>
-              <w:t xml:space="preserve">[j], </w:t>
+              <w:t xml:space="preserve">[j] &gt; </w:t>
             </w:r>
             <w:proofErr w:type="spellStart"/>
-            <w:proofErr w:type="gramStart"/>
             <w:r>
               <w:rPr>
                 <w:b/>
@@ -13234,62 +12829,82 @@
                 <w:sz w:val="28"/>
                 <w:szCs w:val="28"/>
               </w:rPr>
-              <w:t>[</w:t>
-            </w:r>
-            <w:proofErr w:type="gramEnd"/>
-            <w:r>
+              <w:t>[j + 1] for ascending sorting.</w:t>
+            </w:r>
+          </w:p>
+        </w:tc>
+      </w:tr>
+      <w:tr>
+        <w:tc>
+          <w:tcPr>
+            <w:tcW w:w="0" w:type="auto"/>
+            <w:hideMark/>
+          </w:tcPr>
+          <w:p>
+            <w:pPr>
+              <w:spacing w:after="200" w:line="276" w:lineRule="auto"/>
               <w:rPr>
                 <w:b/>
                 <w:sz w:val="28"/>
                 <w:szCs w:val="28"/>
               </w:rPr>
-              <w:t xml:space="preserve">j + 1] = </w:t>
-            </w:r>
-            <w:proofErr w:type="spellStart"/>
-            <w:proofErr w:type="gramStart"/>
-            <w:r>
-              <w:rPr>
-                <w:b/>
+            </w:pPr>
+            <w:r>
+              <w:rPr>
+                <w:b/>
+                <w:bCs/>
                 <w:sz w:val="28"/>
                 <w:szCs w:val="28"/>
               </w:rPr>
-              <w:t>arr</w:t>
-            </w:r>
-            <w:proofErr w:type="spellEnd"/>
-            <w:r>
+              <w:t>5)</w:t>
+            </w:r>
+          </w:p>
+        </w:tc>
+        <w:tc>
+          <w:tcPr>
+            <w:tcW w:w="0" w:type="auto"/>
+            <w:hideMark/>
+          </w:tcPr>
+          <w:p>
+            <w:pPr>
+              <w:spacing w:after="200" w:line="276" w:lineRule="auto"/>
               <w:rPr>
                 <w:b/>
                 <w:sz w:val="28"/>
                 <w:szCs w:val="28"/>
               </w:rPr>
-              <w:t>[</w:t>
-            </w:r>
-            <w:proofErr w:type="gramEnd"/>
+            </w:pPr>
             <w:r>
               <w:rPr>
                 <w:b/>
                 <w:sz w:val="28"/>
                 <w:szCs w:val="28"/>
               </w:rPr>
-              <w:t xml:space="preserve">j + 1], </w:t>
-            </w:r>
-            <w:proofErr w:type="spellStart"/>
-            <w:r>
+              <w:t>Using an incorrect outer loop range.</w:t>
+            </w:r>
+          </w:p>
+        </w:tc>
+        <w:tc>
+          <w:tcPr>
+            <w:tcW w:w="0" w:type="auto"/>
+            <w:hideMark/>
+          </w:tcPr>
+          <w:p>
+            <w:pPr>
+              <w:spacing w:after="200" w:line="276" w:lineRule="auto"/>
               <w:rPr>
                 <w:b/>
                 <w:sz w:val="28"/>
                 <w:szCs w:val="28"/>
               </w:rPr>
-              <w:t>arr</w:t>
-            </w:r>
-            <w:proofErr w:type="spellEnd"/>
+            </w:pPr>
             <w:r>
               <w:rPr>
                 <w:b/>
                 <w:sz w:val="28"/>
                 <w:szCs w:val="28"/>
               </w:rPr>
-              <w:t>[j].</w:t>
+              <w:t>Use range(n - 1) to perform the required passes.</w:t>
             </w:r>
           </w:p>
         </w:tc>
@@ -13316,7 +12931,7 @@
                 <w:sz w:val="28"/>
                 <w:szCs w:val="28"/>
               </w:rPr>
-              <w:t>4)</w:t>
+              <w:t>6)</w:t>
             </w:r>
           </w:p>
         </w:tc>
@@ -13340,7 +12955,7 @@
                 <w:sz w:val="28"/>
                 <w:szCs w:val="28"/>
               </w:rPr>
-              <w:t>Using &lt; instead of &gt; for ascending order.</w:t>
+              <w:t>Entering non-numeric values as array elements.</w:t>
             </w:r>
           </w:p>
         </w:tc>
@@ -13364,294 +12979,52 @@
                 <w:sz w:val="28"/>
                 <w:szCs w:val="28"/>
               </w:rPr>
-              <w:t xml:space="preserve">Use if </w:t>
-            </w:r>
-            <w:proofErr w:type="spellStart"/>
-            <w:r>
-              <w:rPr>
-                <w:b/>
+              <w:t>Enter valid integer values using int(input()).</w:t>
+            </w:r>
+          </w:p>
+        </w:tc>
+      </w:tr>
+      <w:tr>
+        <w:tc>
+          <w:tcPr>
+            <w:tcW w:w="0" w:type="auto"/>
+          </w:tcPr>
+          <w:p>
+            <w:pPr>
+              <w:rPr>
+                <w:b/>
+                <w:bCs/>
                 <w:sz w:val="28"/>
                 <w:szCs w:val="28"/>
               </w:rPr>
-              <w:t>arr</w:t>
-            </w:r>
-            <w:proofErr w:type="spellEnd"/>
-            <w:r>
+            </w:pPr>
+          </w:p>
+        </w:tc>
+        <w:tc>
+          <w:tcPr>
+            <w:tcW w:w="0" w:type="auto"/>
+          </w:tcPr>
+          <w:p>
+            <w:pPr>
               <w:rPr>
                 <w:b/>
                 <w:sz w:val="28"/>
                 <w:szCs w:val="28"/>
               </w:rPr>
-              <w:t xml:space="preserve">[j] &gt; </w:t>
-            </w:r>
-            <w:proofErr w:type="spellStart"/>
-            <w:proofErr w:type="gramStart"/>
-            <w:r>
+            </w:pPr>
+          </w:p>
+        </w:tc>
+        <w:tc>
+          <w:tcPr>
+            <w:tcW w:w="0" w:type="auto"/>
+          </w:tcPr>
+          <w:p>
+            <w:pPr>
               <w:rPr>
                 <w:b/>
                 <w:sz w:val="28"/>
                 <w:szCs w:val="28"/>
               </w:rPr>
-              <w:t>arr</w:t>
-            </w:r>
-            <w:proofErr w:type="spellEnd"/>
-            <w:r>
-              <w:rPr>
-                <w:b/>
-                <w:sz w:val="28"/>
-                <w:szCs w:val="28"/>
-              </w:rPr>
-              <w:t>[</w:t>
-            </w:r>
-            <w:proofErr w:type="gramEnd"/>
-            <w:r>
-              <w:rPr>
-                <w:b/>
-                <w:sz w:val="28"/>
-                <w:szCs w:val="28"/>
-              </w:rPr>
-              <w:t>j + 1] for ascending sorting.</w:t>
-            </w:r>
-          </w:p>
-        </w:tc>
-      </w:tr>
-      <w:tr>
-        <w:tc>
-          <w:tcPr>
-            <w:tcW w:w="0" w:type="auto"/>
-            <w:hideMark/>
-          </w:tcPr>
-          <w:p>
-            <w:pPr>
-              <w:spacing w:after="200" w:line="276" w:lineRule="auto"/>
-              <w:rPr>
-                <w:b/>
-                <w:sz w:val="28"/>
-                <w:szCs w:val="28"/>
-              </w:rPr>
-            </w:pPr>
-            <w:r>
-              <w:rPr>
-                <w:b/>
-                <w:bCs/>
-                <w:sz w:val="28"/>
-                <w:szCs w:val="28"/>
-              </w:rPr>
-              <w:t>5)</w:t>
-            </w:r>
-          </w:p>
-        </w:tc>
-        <w:tc>
-          <w:tcPr>
-            <w:tcW w:w="0" w:type="auto"/>
-            <w:hideMark/>
-          </w:tcPr>
-          <w:p>
-            <w:pPr>
-              <w:spacing w:after="200" w:line="276" w:lineRule="auto"/>
-              <w:rPr>
-                <w:b/>
-                <w:sz w:val="28"/>
-                <w:szCs w:val="28"/>
-              </w:rPr>
-            </w:pPr>
-            <w:r>
-              <w:rPr>
-                <w:b/>
-                <w:sz w:val="28"/>
-                <w:szCs w:val="28"/>
-              </w:rPr>
-              <w:t>Using an incorrect outer loop range.</w:t>
-            </w:r>
-          </w:p>
-        </w:tc>
-        <w:tc>
-          <w:tcPr>
-            <w:tcW w:w="0" w:type="auto"/>
-            <w:hideMark/>
-          </w:tcPr>
-          <w:p>
-            <w:pPr>
-              <w:spacing w:after="200" w:line="276" w:lineRule="auto"/>
-              <w:rPr>
-                <w:b/>
-                <w:sz w:val="28"/>
-                <w:szCs w:val="28"/>
-              </w:rPr>
-            </w:pPr>
-            <w:r>
-              <w:rPr>
-                <w:b/>
-                <w:sz w:val="28"/>
-                <w:szCs w:val="28"/>
-              </w:rPr>
-              <w:t xml:space="preserve">Use </w:t>
-            </w:r>
-            <w:proofErr w:type="gramStart"/>
-            <w:r>
-              <w:rPr>
-                <w:b/>
-                <w:sz w:val="28"/>
-                <w:szCs w:val="28"/>
-              </w:rPr>
-              <w:t>range(</w:t>
-            </w:r>
-            <w:proofErr w:type="gramEnd"/>
-            <w:r>
-              <w:rPr>
-                <w:b/>
-                <w:sz w:val="28"/>
-                <w:szCs w:val="28"/>
-              </w:rPr>
-              <w:t>n - 1) to perform the required passes.</w:t>
-            </w:r>
-          </w:p>
-        </w:tc>
-      </w:tr>
-      <w:tr>
-        <w:tc>
-          <w:tcPr>
-            <w:tcW w:w="0" w:type="auto"/>
-            <w:hideMark/>
-          </w:tcPr>
-          <w:p>
-            <w:pPr>
-              <w:spacing w:after="200" w:line="276" w:lineRule="auto"/>
-              <w:rPr>
-                <w:b/>
-                <w:sz w:val="28"/>
-                <w:szCs w:val="28"/>
-              </w:rPr>
-            </w:pPr>
-            <w:r>
-              <w:rPr>
-                <w:b/>
-                <w:bCs/>
-                <w:sz w:val="28"/>
-                <w:szCs w:val="28"/>
-              </w:rPr>
-              <w:t>6)</w:t>
-            </w:r>
-          </w:p>
-        </w:tc>
-        <w:tc>
-          <w:tcPr>
-            <w:tcW w:w="0" w:type="auto"/>
-            <w:hideMark/>
-          </w:tcPr>
-          <w:p>
-            <w:pPr>
-              <w:spacing w:after="200" w:line="276" w:lineRule="auto"/>
-              <w:rPr>
-                <w:b/>
-                <w:sz w:val="28"/>
-                <w:szCs w:val="28"/>
-              </w:rPr>
-            </w:pPr>
-            <w:r>
-              <w:rPr>
-                <w:b/>
-                <w:sz w:val="28"/>
-                <w:szCs w:val="28"/>
-              </w:rPr>
-              <w:t>Entering non-numeric values as array elements.</w:t>
-            </w:r>
-          </w:p>
-        </w:tc>
-        <w:tc>
-          <w:tcPr>
-            <w:tcW w:w="0" w:type="auto"/>
-            <w:hideMark/>
-          </w:tcPr>
-          <w:p>
-            <w:pPr>
-              <w:spacing w:after="200" w:line="276" w:lineRule="auto"/>
-              <w:rPr>
-                <w:b/>
-                <w:sz w:val="28"/>
-                <w:szCs w:val="28"/>
-              </w:rPr>
-            </w:pPr>
-            <w:r>
-              <w:rPr>
-                <w:b/>
-                <w:sz w:val="28"/>
-                <w:szCs w:val="28"/>
-              </w:rPr>
-              <w:t>Enter valid integer values using int(</w:t>
-            </w:r>
-            <w:proofErr w:type="gramStart"/>
-            <w:r>
-              <w:rPr>
-                <w:b/>
-                <w:sz w:val="28"/>
-                <w:szCs w:val="28"/>
-              </w:rPr>
-              <w:t>input(</w:t>
-            </w:r>
-            <w:proofErr w:type="gramEnd"/>
-            <w:r>
-              <w:rPr>
-                <w:b/>
-                <w:sz w:val="28"/>
-                <w:szCs w:val="28"/>
-              </w:rPr>
-              <w:t>)).</w:t>
-            </w:r>
-          </w:p>
-        </w:tc>
-      </w:tr>
-      <w:tr>
-        <w:tc>
-          <w:tcPr>
-            <w:tcW w:w="0" w:type="auto"/>
-          </w:tcPr>
-          <w:p>
-            <w:pPr>
-              <w:rPr>
-                <w:b/>
-                <w:bCs/>
-                <w:sz w:val="28"/>
-                <w:szCs w:val="28"/>
-              </w:rPr>
-            </w:pPr>
-          </w:p>
-          <w:p>
-            <w:pPr>
-              <w:rPr>
-                <w:b/>
-                <w:bCs/>
-                <w:sz w:val="28"/>
-                <w:szCs w:val="28"/>
-              </w:rPr>
-            </w:pPr>
-          </w:p>
-        </w:tc>
-        <w:tc>
-          <w:tcPr>
-            <w:tcW w:w="0" w:type="auto"/>
-          </w:tcPr>
-          <w:p>
-            <w:pPr>
-              <w:rPr>
-                <w:b/>
-                <w:sz w:val="28"/>
-                <w:szCs w:val="28"/>
-              </w:rPr>
-            </w:pPr>
-          </w:p>
-        </w:tc>
-        <w:tc>
-          <w:tcPr>
-            <w:tcW w:w="0" w:type="auto"/>
-          </w:tcPr>
-          <w:p>
-            <w:pPr>
-              <w:rPr>
-                <w:b/>
-                <w:sz w:val="28"/>
-                <w:szCs w:val="28"/>
-              </w:rPr>
             </w:pPr>
           </w:p>
         </w:tc>
@@ -13672,6 +13045,259 @@
       <w:pPr>
         <w:rPr>
           <w:rFonts w:ascii="Times New Roman" w:hAnsi="Times New Roman" w:cs="Times New Roman"/>
+          <w:b/>
+          <w:bCs/>
+          <w:sz w:val="24"/>
+          <w:szCs w:val="24"/>
+        </w:rPr>
+      </w:pPr>
+    </w:p>
+    <w:p>
+      <w:pPr>
+        <w:rPr>
+          <w:rFonts w:ascii="Times New Roman" w:hAnsi="Times New Roman" w:cs="Times New Roman"/>
+          <w:b/>
+          <w:bCs/>
+          <w:sz w:val="24"/>
+          <w:szCs w:val="24"/>
+        </w:rPr>
+      </w:pPr>
+    </w:p>
+    <w:p>
+      <w:pPr>
+        <w:rPr>
+          <w:rFonts w:ascii="Times New Roman" w:hAnsi="Times New Roman" w:cs="Times New Roman"/>
+          <w:b/>
+          <w:bCs/>
+          <w:sz w:val="24"/>
+          <w:szCs w:val="24"/>
+        </w:rPr>
+      </w:pPr>
+    </w:p>
+    <w:p>
+      <w:pPr>
+        <w:rPr>
+          <w:rFonts w:ascii="Times New Roman" w:hAnsi="Times New Roman" w:cs="Times New Roman"/>
+          <w:b/>
+          <w:bCs/>
+          <w:sz w:val="24"/>
+          <w:szCs w:val="24"/>
+        </w:rPr>
+      </w:pPr>
+    </w:p>
+    <w:p>
+      <w:pPr>
+        <w:rPr>
+          <w:rFonts w:ascii="Times New Roman" w:hAnsi="Times New Roman" w:cs="Times New Roman"/>
+          <w:b/>
+          <w:bCs/>
+          <w:sz w:val="24"/>
+          <w:szCs w:val="24"/>
+        </w:rPr>
+      </w:pPr>
+    </w:p>
+    <w:p>
+      <w:pPr>
+        <w:rPr>
+          <w:rFonts w:ascii="Times New Roman" w:hAnsi="Times New Roman" w:cs="Times New Roman"/>
+          <w:b/>
+          <w:bCs/>
+          <w:sz w:val="24"/>
+          <w:szCs w:val="24"/>
+        </w:rPr>
+      </w:pPr>
+    </w:p>
+    <w:p>
+      <w:pPr>
+        <w:rPr>
+          <w:rFonts w:ascii="Times New Roman" w:hAnsi="Times New Roman" w:cs="Times New Roman"/>
+          <w:b/>
+          <w:bCs/>
+          <w:sz w:val="24"/>
+          <w:szCs w:val="24"/>
+        </w:rPr>
+      </w:pPr>
+    </w:p>
+    <w:p>
+      <w:pPr>
+        <w:rPr>
+          <w:rFonts w:ascii="Times New Roman" w:hAnsi="Times New Roman" w:cs="Times New Roman"/>
+          <w:b/>
+          <w:bCs/>
+          <w:sz w:val="24"/>
+          <w:szCs w:val="24"/>
+        </w:rPr>
+      </w:pPr>
+    </w:p>
+    <w:p>
+      <w:pPr>
+        <w:rPr>
+          <w:rFonts w:ascii="Times New Roman" w:hAnsi="Times New Roman" w:cs="Times New Roman"/>
+          <w:b/>
+          <w:bCs/>
+          <w:sz w:val="24"/>
+          <w:szCs w:val="24"/>
+        </w:rPr>
+      </w:pPr>
+    </w:p>
+    <w:p>
+      <w:pPr>
+        <w:rPr>
+          <w:rFonts w:ascii="Times New Roman" w:hAnsi="Times New Roman" w:cs="Times New Roman"/>
+          <w:b/>
+          <w:bCs/>
+          <w:sz w:val="24"/>
+          <w:szCs w:val="24"/>
+        </w:rPr>
+      </w:pPr>
+    </w:p>
+    <w:p>
+      <w:pPr>
+        <w:rPr>
+          <w:rFonts w:ascii="Times New Roman" w:hAnsi="Times New Roman" w:cs="Times New Roman"/>
+          <w:b/>
+          <w:bCs/>
+          <w:sz w:val="24"/>
+          <w:szCs w:val="24"/>
+        </w:rPr>
+      </w:pPr>
+    </w:p>
+    <w:p>
+      <w:pPr>
+        <w:rPr>
+          <w:rFonts w:ascii="Times New Roman" w:hAnsi="Times New Roman" w:cs="Times New Roman"/>
+          <w:b/>
+          <w:bCs/>
+          <w:sz w:val="24"/>
+          <w:szCs w:val="24"/>
+        </w:rPr>
+      </w:pPr>
+    </w:p>
+    <w:p>
+      <w:pPr>
+        <w:rPr>
+          <w:rFonts w:ascii="Times New Roman" w:hAnsi="Times New Roman" w:cs="Times New Roman"/>
+          <w:b/>
+          <w:bCs/>
+          <w:sz w:val="24"/>
+          <w:szCs w:val="24"/>
+        </w:rPr>
+      </w:pPr>
+    </w:p>
+    <w:p>
+      <w:pPr>
+        <w:rPr>
+          <w:rFonts w:ascii="Times New Roman" w:hAnsi="Times New Roman" w:cs="Times New Roman"/>
+          <w:b/>
+          <w:bCs/>
+          <w:sz w:val="24"/>
+          <w:szCs w:val="24"/>
+        </w:rPr>
+      </w:pPr>
+    </w:p>
+    <w:p>
+      <w:pPr>
+        <w:rPr>
+          <w:rFonts w:ascii="Times New Roman" w:hAnsi="Times New Roman" w:cs="Times New Roman"/>
+          <w:b/>
+          <w:bCs/>
+          <w:sz w:val="24"/>
+          <w:szCs w:val="24"/>
+        </w:rPr>
+      </w:pPr>
+    </w:p>
+    <w:p>
+      <w:pPr>
+        <w:rPr>
+          <w:rFonts w:ascii="Times New Roman" w:hAnsi="Times New Roman" w:cs="Times New Roman"/>
+          <w:b/>
+          <w:bCs/>
+          <w:sz w:val="24"/>
+          <w:szCs w:val="24"/>
+        </w:rPr>
+      </w:pPr>
+    </w:p>
+    <w:p>
+      <w:pPr>
+        <w:rPr>
+          <w:rFonts w:ascii="Times New Roman" w:hAnsi="Times New Roman" w:cs="Times New Roman"/>
+          <w:b/>
+          <w:bCs/>
+          <w:sz w:val="24"/>
+          <w:szCs w:val="24"/>
+        </w:rPr>
+      </w:pPr>
+    </w:p>
+    <w:p>
+      <w:pPr>
+        <w:rPr>
+          <w:rFonts w:ascii="Times New Roman" w:hAnsi="Times New Roman" w:cs="Times New Roman"/>
+          <w:b/>
+          <w:bCs/>
+          <w:sz w:val="24"/>
+          <w:szCs w:val="24"/>
+        </w:rPr>
+      </w:pPr>
+    </w:p>
+    <w:p>
+      <w:pPr>
+        <w:rPr>
+          <w:rFonts w:ascii="Times New Roman" w:hAnsi="Times New Roman" w:cs="Times New Roman"/>
+          <w:b/>
+          <w:bCs/>
+          <w:sz w:val="24"/>
+          <w:szCs w:val="24"/>
+        </w:rPr>
+      </w:pPr>
+    </w:p>
+    <w:p>
+      <w:pPr>
+        <w:rPr>
+          <w:rFonts w:ascii="Times New Roman" w:hAnsi="Times New Roman" w:cs="Times New Roman"/>
+          <w:b/>
+          <w:bCs/>
+          <w:sz w:val="24"/>
+          <w:szCs w:val="24"/>
+        </w:rPr>
+      </w:pPr>
+    </w:p>
+    <w:p>
+      <w:pPr>
+        <w:rPr>
+          <w:rFonts w:ascii="Times New Roman" w:hAnsi="Times New Roman" w:cs="Times New Roman"/>
+          <w:b/>
+          <w:bCs/>
+          <w:sz w:val="24"/>
+          <w:szCs w:val="24"/>
+        </w:rPr>
+      </w:pPr>
+    </w:p>
+    <w:p>
+      <w:pPr>
+        <w:rPr>
+          <w:rFonts w:ascii="Times New Roman" w:hAnsi="Times New Roman" w:cs="Times New Roman"/>
+          <w:b/>
+          <w:bCs/>
+          <w:sz w:val="24"/>
+          <w:szCs w:val="24"/>
+        </w:rPr>
+      </w:pPr>
+    </w:p>
+    <w:p>
+      <w:pPr>
+        <w:rPr>
+          <w:rFonts w:ascii="Times New Roman" w:hAnsi="Times New Roman" w:cs="Times New Roman"/>
+          <w:b/>
+          <w:bCs/>
+          <w:sz w:val="24"/>
+          <w:szCs w:val="24"/>
+        </w:rPr>
+      </w:pPr>
+    </w:p>
+    <w:p>
+      <w:pPr>
+        <w:rPr>
+          <w:rFonts w:ascii="Times New Roman" w:hAnsi="Times New Roman" w:cs="Times New Roman"/>
           <w:bCs/>
           <w:sz w:val="24"/>
           <w:szCs w:val="24"/>
@@ -13696,17 +13322,7 @@
           <w:sz w:val="24"/>
           <w:szCs w:val="24"/>
         </w:rPr>
-        <w:t>d</w:t>
-      </w:r>
-      <w:r>
-        <w:rPr>
-          <w:rFonts w:ascii="Times New Roman" w:hAnsi="Times New Roman" w:cs="Times New Roman"/>
-          <w:b/>
-          <w:bCs/>
-          <w:sz w:val="24"/>
-          <w:szCs w:val="24"/>
-        </w:rPr>
-        <w:t xml:space="preserve">) </w:t>
+        <w:t xml:space="preserve">A) </w:t>
       </w:r>
       <w:r>
         <w:rPr>
@@ -13736,44 +13352,53 @@
         </w:rPr>
         <w:t xml:space="preserve">Write a python program </w:t>
       </w:r>
-    </w:p>
-    <w:p>
-      <w:pPr>
-        <w:rPr>
-          <w:rFonts w:ascii="Times New Roman" w:hAnsi="Times New Roman" w:cs="Times New Roman"/>
-          <w:bCs/>
-          <w:sz w:val="24"/>
-          <w:szCs w:val="24"/>
-        </w:rPr>
-      </w:pPr>
-      <w:r>
-        <w:rPr>
-          <w:rFonts w:ascii="Times New Roman" w:hAnsi="Times New Roman" w:cs="Times New Roman"/>
-          <w:bCs/>
-          <w:sz w:val="24"/>
-          <w:szCs w:val="24"/>
-        </w:rPr>
-        <w:t>Program:</w:t>
-      </w:r>
-    </w:p>
-    <w:p>
-      <w:pPr>
-        <w:rPr>
-          <w:rFonts w:ascii="Times New Roman" w:hAnsi="Times New Roman" w:cs="Times New Roman"/>
-          <w:bCs/>
-          <w:sz w:val="24"/>
-          <w:szCs w:val="24"/>
-        </w:rPr>
-      </w:pPr>
-      <w:r>
-        <w:rPr>
-          <w:rFonts w:ascii="Times New Roman" w:hAnsi="Times New Roman" w:cs="Times New Roman"/>
-          <w:bCs/>
+      <w:r>
+        <w:rPr>
+          <w:rFonts w:ascii="Times New Roman" w:hAnsi="Times New Roman" w:cs="Times New Roman"/>
+          <w:bCs/>
+          <w:sz w:val="24"/>
+          <w:szCs w:val="24"/>
+        </w:rPr>
+        <w:t xml:space="preserve">to sort an array using </w:t>
+      </w:r>
+      <w:r>
+        <w:rPr>
+          <w:rFonts w:ascii="Times New Roman" w:hAnsi="Times New Roman" w:cs="Times New Roman"/>
+          <w:bCs/>
+          <w:sz w:val="24"/>
+          <w:szCs w:val="24"/>
+        </w:rPr>
+        <w:t xml:space="preserve">Merge </w:t>
+      </w:r>
+      <w:r>
+        <w:rPr>
+          <w:rFonts w:ascii="Times New Roman" w:hAnsi="Times New Roman" w:cs="Times New Roman"/>
+          <w:bCs/>
+          <w:sz w:val="24"/>
+          <w:szCs w:val="24"/>
+        </w:rPr>
+        <w:t xml:space="preserve"> sort and take the elements as input from user;</w:t>
+      </w:r>
+      <w:r>
+        <w:rPr>
+          <w:rFonts w:ascii="Times New Roman" w:hAnsi="Times New Roman" w:cs="Times New Roman"/>
+          <w:bCs/>
+          <w:noProof/>
+          <w:sz w:val="24"/>
+          <w:szCs w:val="24"/>
+        </w:rPr>
+        <w:t xml:space="preserve"> </w:t>
+      </w:r>
+      <w:r>
+        <w:rPr>
+          <w:rFonts w:ascii="Times New Roman" w:hAnsi="Times New Roman" w:cs="Times New Roman"/>
+          <w:bCs/>
+          <w:noProof/>
           <w:sz w:val="24"/>
           <w:szCs w:val="24"/>
         </w:rPr>
         <w:drawing>
-          <wp:inline distT="0" distB="0" distL="0" distR="0" wp14:anchorId="1EAFF2FC" wp14:editId="6A8F18FE">
+          <wp:inline distT="0" distB="0" distL="0" distR="0" wp14:anchorId="439C2ACD" wp14:editId="5922C613">
             <wp:extent cx="5231010" cy="7413171"/>
             <wp:effectExtent l="0" t="0" r="0" b="0"/>
             <wp:docPr id="2040795902" name="Picture 1"/>
@@ -13813,6 +13438,16 @@
       <w:pPr>
         <w:rPr>
           <w:rFonts w:ascii="Times New Roman" w:hAnsi="Times New Roman" w:cs="Times New Roman"/>
+          <w:bCs/>
+          <w:sz w:val="24"/>
+          <w:szCs w:val="24"/>
+        </w:rPr>
+      </w:pPr>
+    </w:p>
+    <w:p>
+      <w:pPr>
+        <w:rPr>
+          <w:rFonts w:ascii="Times New Roman" w:hAnsi="Times New Roman" w:cs="Times New Roman"/>
           <w:b/>
           <w:sz w:val="28"/>
           <w:szCs w:val="28"/>
@@ -13822,6 +13457,7 @@
         <w:rPr>
           <w:rFonts w:ascii="Times New Roman" w:hAnsi="Times New Roman" w:cs="Times New Roman"/>
           <w:b/>
+          <w:noProof/>
           <w:sz w:val="28"/>
           <w:szCs w:val="28"/>
         </w:rPr>
@@ -13905,6 +13541,7 @@
         <w:rPr>
           <w:rFonts w:ascii="Times New Roman" w:hAnsi="Times New Roman" w:cs="Times New Roman"/>
           <w:b/>
+          <w:noProof/>
           <w:sz w:val="28"/>
           <w:szCs w:val="28"/>
         </w:rPr>
@@ -14185,27 +13822,7 @@
           <w:sz w:val="24"/>
           <w:szCs w:val="24"/>
         </w:rPr>
-        <w:t xml:space="preserve"> Used the </w:t>
-      </w:r>
-      <w:proofErr w:type="gramStart"/>
-      <w:r>
-        <w:rPr>
-          <w:rFonts w:ascii="Times New Roman" w:hAnsi="Times New Roman" w:cs="Times New Roman"/>
-          <w:b/>
-          <w:sz w:val="24"/>
-          <w:szCs w:val="24"/>
-        </w:rPr>
-        <w:t>merge(</w:t>
-      </w:r>
-      <w:proofErr w:type="gramEnd"/>
-      <w:r>
-        <w:rPr>
-          <w:rFonts w:ascii="Times New Roman" w:hAnsi="Times New Roman" w:cs="Times New Roman"/>
-          <w:b/>
-          <w:sz w:val="24"/>
-          <w:szCs w:val="24"/>
-        </w:rPr>
-        <w:t xml:space="preserve">) function to combine the smaller arrays. </w:t>
+        <w:t xml:space="preserve"> Used the merge() function to combine the smaller arrays. </w:t>
       </w:r>
     </w:p>
     <w:p>
@@ -14920,7 +14537,6 @@
               <w:t xml:space="preserve">Add the remaining elements using </w:t>
             </w:r>
             <w:proofErr w:type="spellStart"/>
-            <w:proofErr w:type="gramStart"/>
             <w:r>
               <w:rPr>
                 <w:b/>
@@ -14930,7 +14546,6 @@
               <w:t>result.extend</w:t>
             </w:r>
             <w:proofErr w:type="spellEnd"/>
-            <w:proofErr w:type="gramEnd"/>
             <w:r>
               <w:rPr>
                 <w:b/>
@@ -14958,7 +14573,6 @@
               <w:t xml:space="preserve">:]) and </w:t>
             </w:r>
             <w:proofErr w:type="spellStart"/>
-            <w:proofErr w:type="gramStart"/>
             <w:r>
               <w:rPr>
                 <w:b/>
@@ -14968,7 +14582,6 @@
               <w:t>result.extend</w:t>
             </w:r>
             <w:proofErr w:type="spellEnd"/>
-            <w:proofErr w:type="gramEnd"/>
             <w:r>
               <w:rPr>
                 <w:b/>
@@ -15050,25 +14663,7 @@
                 <w:sz w:val="24"/>
                 <w:szCs w:val="24"/>
               </w:rPr>
-              <w:t xml:space="preserve">Use return result at the end of the </w:t>
-            </w:r>
-            <w:proofErr w:type="gramStart"/>
-            <w:r>
-              <w:rPr>
-                <w:b/>
-                <w:sz w:val="24"/>
-                <w:szCs w:val="24"/>
-              </w:rPr>
-              <w:t>merge(</w:t>
-            </w:r>
-            <w:proofErr w:type="gramEnd"/>
-            <w:r>
-              <w:rPr>
-                <w:b/>
-                <w:sz w:val="24"/>
-                <w:szCs w:val="24"/>
-              </w:rPr>
-              <w:t>) function.</w:t>
+              <w:t>Use return result at the end of the merge() function.</w:t>
             </w:r>
           </w:p>
         </w:tc>
@@ -15177,17 +14772,7 @@
           <w:sz w:val="24"/>
           <w:szCs w:val="24"/>
         </w:rPr>
-        <w:t>e</w:t>
-      </w:r>
-      <w:r>
-        <w:rPr>
-          <w:rFonts w:ascii="Times New Roman" w:hAnsi="Times New Roman" w:cs="Times New Roman"/>
-          <w:b/>
-          <w:bCs/>
-          <w:sz w:val="24"/>
-          <w:szCs w:val="24"/>
-        </w:rPr>
-        <w:t xml:space="preserve">) </w:t>
+        <w:t xml:space="preserve">A) </w:t>
       </w:r>
       <w:r>
         <w:rPr>
@@ -15217,6 +14802,33 @@
         </w:rPr>
         <w:t xml:space="preserve">Write a python program </w:t>
       </w:r>
+      <w:r>
+        <w:rPr>
+          <w:rFonts w:ascii="Times New Roman" w:hAnsi="Times New Roman" w:cs="Times New Roman"/>
+          <w:bCs/>
+          <w:sz w:val="24"/>
+          <w:szCs w:val="24"/>
+        </w:rPr>
+        <w:t xml:space="preserve">to sort an array using </w:t>
+      </w:r>
+      <w:r>
+        <w:rPr>
+          <w:rFonts w:ascii="Times New Roman" w:hAnsi="Times New Roman" w:cs="Times New Roman"/>
+          <w:bCs/>
+          <w:sz w:val="24"/>
+          <w:szCs w:val="24"/>
+        </w:rPr>
+        <w:t>Quick</w:t>
+      </w:r>
+      <w:r>
+        <w:rPr>
+          <w:rFonts w:ascii="Times New Roman" w:hAnsi="Times New Roman" w:cs="Times New Roman"/>
+          <w:bCs/>
+          <w:sz w:val="24"/>
+          <w:szCs w:val="24"/>
+        </w:rPr>
+        <w:t xml:space="preserve"> sort and take the elements as input from user;</w:t>
+      </w:r>
     </w:p>
     <w:p>
       <w:pPr>
@@ -15250,6 +14862,7 @@
         <w:rPr>
           <w:rFonts w:ascii="Times New Roman" w:hAnsi="Times New Roman" w:cs="Times New Roman"/>
           <w:bCs/>
+          <w:noProof/>
           <w:sz w:val="24"/>
           <w:szCs w:val="24"/>
         </w:rPr>
@@ -15323,6 +14936,7 @@
         <w:rPr>
           <w:rFonts w:ascii="Times New Roman" w:hAnsi="Times New Roman" w:cs="Times New Roman"/>
           <w:bCs/>
+          <w:noProof/>
           <w:sz w:val="24"/>
           <w:szCs w:val="24"/>
         </w:rPr>
@@ -15921,25 +15535,7 @@
                 <w:sz w:val="24"/>
                 <w:szCs w:val="24"/>
               </w:rPr>
-              <w:t xml:space="preserve">Use </w:t>
-            </w:r>
-            <w:proofErr w:type="gramStart"/>
-            <w:r>
-              <w:rPr>
-                <w:bCs/>
-                <w:sz w:val="24"/>
-                <w:szCs w:val="24"/>
-              </w:rPr>
-              <w:t>return</w:t>
-            </w:r>
-            <w:proofErr w:type="gramEnd"/>
-            <w:r>
-              <w:rPr>
-                <w:bCs/>
-                <w:sz w:val="24"/>
-                <w:szCs w:val="24"/>
-              </w:rPr>
-              <w:t xml:space="preserve"> </w:t>
+              <w:t xml:space="preserve">Use return </w:t>
             </w:r>
             <w:proofErr w:type="spellStart"/>
             <w:r>
@@ -16041,16 +15637,7 @@
                 <w:sz w:val="24"/>
                 <w:szCs w:val="24"/>
               </w:rPr>
-              <w:t>quick_</w:t>
-            </w:r>
-            <w:proofErr w:type="gramStart"/>
-            <w:r>
-              <w:rPr>
-                <w:bCs/>
-                <w:sz w:val="24"/>
-                <w:szCs w:val="24"/>
-              </w:rPr>
-              <w:t>sort</w:t>
+              <w:t>quick_sort</w:t>
             </w:r>
             <w:proofErr w:type="spellEnd"/>
             <w:r>
@@ -16062,7 +15649,6 @@
               <w:t>(</w:t>
             </w:r>
             <w:proofErr w:type="spellStart"/>
-            <w:proofErr w:type="gramEnd"/>
             <w:r>
               <w:rPr>
                 <w:bCs/>
@@ -16105,16 +15691,7 @@
                 <w:sz w:val="24"/>
                 <w:szCs w:val="24"/>
               </w:rPr>
-              <w:t>quick_</w:t>
-            </w:r>
-            <w:proofErr w:type="gramStart"/>
-            <w:r>
-              <w:rPr>
-                <w:bCs/>
-                <w:sz w:val="24"/>
-                <w:szCs w:val="24"/>
-              </w:rPr>
-              <w:t>sort</w:t>
+              <w:t>quick_sort</w:t>
             </w:r>
             <w:proofErr w:type="spellEnd"/>
             <w:r>
@@ -16126,7 +15703,6 @@
               <w:t>(</w:t>
             </w:r>
             <w:proofErr w:type="spellStart"/>
-            <w:proofErr w:type="gramEnd"/>
             <w:r>
               <w:rPr>
                 <w:bCs/>
@@ -16245,16 +15821,7 @@
                 <w:sz w:val="24"/>
                 <w:szCs w:val="24"/>
               </w:rPr>
-              <w:t>quick_</w:t>
-            </w:r>
-            <w:proofErr w:type="gramStart"/>
-            <w:r>
-              <w:rPr>
-                <w:bCs/>
-                <w:sz w:val="24"/>
-                <w:szCs w:val="24"/>
-              </w:rPr>
-              <w:t>sort</w:t>
+              <w:t>quick_sort</w:t>
             </w:r>
             <w:proofErr w:type="spellEnd"/>
             <w:r>
@@ -16266,7 +15833,6 @@
               <w:t>(</w:t>
             </w:r>
             <w:proofErr w:type="spellStart"/>
-            <w:proofErr w:type="gramEnd"/>
             <w:r>
               <w:rPr>
                 <w:bCs/>
@@ -16453,7 +16019,6 @@
               <w:t xml:space="preserve">Use </w:t>
             </w:r>
             <w:proofErr w:type="spellStart"/>
-            <w:proofErr w:type="gramStart"/>
             <w:r>
               <w:rPr>
                 <w:bCs/>
@@ -16472,7 +16037,6 @@
               <w:t>[</w:t>
             </w:r>
             <w:proofErr w:type="spellStart"/>
-            <w:proofErr w:type="gramEnd"/>
             <w:r>
               <w:rPr>
                 <w:bCs/>
@@ -16527,7 +16091,6 @@
               <w:t xml:space="preserve">[high], </w:t>
             </w:r>
             <w:proofErr w:type="spellStart"/>
-            <w:proofErr w:type="gramStart"/>
             <w:r>
               <w:rPr>
                 <w:bCs/>
@@ -16546,7 +16109,6 @@
               <w:t>[</w:t>
             </w:r>
             <w:proofErr w:type="spellStart"/>
-            <w:proofErr w:type="gramEnd"/>
             <w:r>
               <w:rPr>
                 <w:bCs/>
@@ -17447,6 +17009,7 @@
   <w:style w:type="character" w:default="1" w:styleId="DefaultParagraphFont">
     <w:name w:val="Default Paragraph Font"/>
     <w:uiPriority w:val="1"/>
+    <w:semiHidden/>
     <w:unhideWhenUsed/>
   </w:style>
   <w:style w:type="table" w:default="1" w:styleId="TableNormal">
